--- a/documentation/ManualTranslation.docx
+++ b/documentation/ManualTranslation.docx
@@ -46,6 +46,15 @@
           <w:szCs w:val="28"/>
         </w:rPr>
       </w:r>
+      <w:r>
+        <w:rPr>
+          <w:b/>
+          <w:bCs/>
+          <w:sz w:val="28"/>
+          <w:szCs w:val="28"/>
+          <w:highlight w:val="none"/>
+        </w:rPr>
+      </w:r>
     </w:p>
     <w:p>
       <w:pPr>
@@ -79,10 +88,19 @@
           <w:highlight w:val="none"/>
         </w:rPr>
       </w:r>
+      <w:r>
+        <w:rPr>
+          <w:b w:val="0"/>
+          <w:bCs w:val="0"/>
+          <w:sz w:val="22"/>
+          <w:szCs w:val="22"/>
+          <w:highlight w:val="none"/>
+        </w:rPr>
+      </w:r>
     </w:p>
     <w:p>
       <w:pPr>
-        <w:pStyle w:val="668"/>
+        <w:pStyle w:val="894"/>
         <w:numPr>
           <w:ilvl w:val="0"/>
           <w:numId w:val="2"/>
@@ -117,10 +135,19 @@
           <w:highlight w:val="none"/>
         </w:rPr>
       </w:r>
+      <w:r>
+        <w:rPr>
+          <w:b w:val="0"/>
+          <w:bCs w:val="0"/>
+          <w:sz w:val="22"/>
+          <w:szCs w:val="22"/>
+          <w:highlight w:val="none"/>
+        </w:rPr>
+      </w:r>
     </w:p>
     <w:p>
       <w:pPr>
-        <w:pStyle w:val="668"/>
+        <w:pStyle w:val="894"/>
         <w:numPr>
           <w:ilvl w:val="0"/>
           <w:numId w:val="2"/>
@@ -155,10 +182,19 @@
           <w:highlight w:val="none"/>
         </w:rPr>
       </w:r>
+      <w:r>
+        <w:rPr>
+          <w:b w:val="0"/>
+          <w:bCs w:val="0"/>
+          <w:sz w:val="22"/>
+          <w:szCs w:val="22"/>
+          <w:highlight w:val="none"/>
+        </w:rPr>
+      </w:r>
     </w:p>
     <w:p>
       <w:pPr>
-        <w:pStyle w:val="668"/>
+        <w:pStyle w:val="894"/>
         <w:numPr>
           <w:ilvl w:val="0"/>
           <w:numId w:val="2"/>
@@ -183,6 +219,15 @@
           <w:highlight w:val="none"/>
         </w:rPr>
         <w:t xml:space="preserve">Um plano para montar uma LLM from scratch.</w:t>
+      </w:r>
+      <w:r>
+        <w:rPr>
+          <w:b w:val="0"/>
+          <w:bCs w:val="0"/>
+          <w:sz w:val="22"/>
+          <w:szCs w:val="22"/>
+          <w:highlight w:val="none"/>
+        </w:rPr>
       </w:r>
       <w:r>
         <w:rPr>
@@ -261,7 +306,83 @@
           <w:szCs w:val="22"/>
           <w:highlight w:val="none"/>
         </w:rPr>
-        <w:t xml:space="preserve"> detalhadas, realizar analise contextual, ou criar textos originais coerentes e contextualmente adequados. Por exemplo, a geração anterior de modelos de linguagem não consegue escrever um email a partir de uma lista de palavras chave, uma tarefa que é trivial em uma LLM contemporânea. </w:t>
+        <w:t xml:space="preserve"> detalhadas, realizar analise </w:t>
+      </w:r>
+      <w:r>
+        <w:rPr>
+          <w:sz w:val="22"/>
+          <w:szCs w:val="22"/>
+          <w:highlight w:val="none"/>
+        </w:rPr>
+        <w:t xml:space="preserve">contextual, ou criar textos originais coerentes e contextualmente adequados. Por exemplo, a geração anterior de modelos de linguagem não consegue escrever um email a partir de uma lista de palavras chave, uma tarefa que é trivial em uma LLM contemporânea. </w:t>
+      </w:r>
+      <w:r>
+        <w:rPr>
+          <w:sz w:val="22"/>
+          <w:szCs w:val="22"/>
+          <w:highlight w:val="none"/>
+        </w:rPr>
+      </w:r>
+    </w:p>
+    <w:p>
+      <w:pPr>
+        <w:pBdr/>
+        <w:spacing/>
+        <w:ind w:firstLine="708"/>
+        <w:jc w:val="both"/>
+        <w:rPr>
+          <w:sz w:val="22"/>
+          <w:szCs w:val="22"/>
+          <w:highlight w:val="none"/>
+        </w:rPr>
+      </w:pPr>
+      <w:r>
+        <w:rPr>
+          <w:sz w:val="22"/>
+          <w:szCs w:val="22"/>
+          <w:highlight w:val="none"/>
+        </w:rPr>
+      </w:r>
+      <w:r>
+        <w:rPr>
+          <w:sz w:val="22"/>
+          <w:szCs w:val="22"/>
+          <w:highlight w:val="none"/>
+        </w:rPr>
+      </w:r>
+      <w:r>
+        <w:rPr>
+          <w:sz w:val="22"/>
+          <w:szCs w:val="22"/>
+          <w:highlight w:val="none"/>
+        </w:rPr>
+      </w:r>
+    </w:p>
+    <w:p>
+      <w:pPr>
+        <w:pBdr/>
+        <w:spacing/>
+        <w:ind w:firstLine="708"/>
+        <w:jc w:val="both"/>
+        <w:rPr>
+          <w:sz w:val="22"/>
+          <w:szCs w:val="22"/>
+          <w:highlight w:val="none"/>
+        </w:rPr>
+      </w:pPr>
+      <w:r>
+        <w:rPr>
+          <w:sz w:val="22"/>
+          <w:szCs w:val="22"/>
+          <w:highlight w:val="none"/>
+        </w:rPr>
+      </w:r>
+      <w:r>
+        <w:rPr>
+          <w:sz w:val="22"/>
+          <w:szCs w:val="22"/>
+          <w:highlight w:val="none"/>
+        </w:rPr>
       </w:r>
       <w:r>
         <w:rPr>
@@ -293,7 +414,6 @@
         <w:ind/>
         <w:rPr/>
       </w:pPr>
-      <w:r/>
       <w:r>
         <w:separator/>
       </w:r>
@@ -308,7 +428,6 @@
         <w:ind/>
         <w:rPr/>
       </w:pPr>
-      <w:r/>
       <w:r>
         <w:continuationSeparator/>
       </w:r>
@@ -328,7 +447,6 @@
         <w:ind/>
         <w:rPr/>
       </w:pPr>
-      <w:r/>
       <w:r>
         <w:separator/>
       </w:r>
@@ -343,7 +461,6 @@
         <w:ind/>
         <w:rPr/>
       </w:pPr>
-      <w:r/>
       <w:r>
         <w:continuationSeparator/>
       </w:r>
@@ -816,9 +933,9 @@
     <w:lsdException w:name="Bibliography" w:uiPriority="37"/>
     <w:lsdException w:name="TOC Heading" w:uiPriority="39" w:qFormat="1"/>
   </w:latentStyles>
-  <w:style w:type="table" w:styleId="12">
+  <w:style w:type="table" w:styleId="705">
     <w:name w:val="Table Grid"/>
-    <w:basedOn w:val="665"/>
+    <w:basedOn w:val="891"/>
     <w:uiPriority w:val="59"/>
     <w:pPr>
       <w:pBdr/>
@@ -1015,9 +1132,9 @@
       </w:tcPr>
     </w:tblStylePr>
   </w:style>
-  <w:style w:type="table" w:styleId="13">
+  <w:style w:type="table" w:styleId="706">
     <w:name w:val="Table Grid Light"/>
-    <w:basedOn w:val="665"/>
+    <w:basedOn w:val="891"/>
     <w:uiPriority w:val="59"/>
     <w:pPr>
       <w:pBdr/>
@@ -1214,9 +1331,9 @@
       </w:tcPr>
     </w:tblStylePr>
   </w:style>
-  <w:style w:type="table" w:styleId="14">
+  <w:style w:type="table" w:styleId="707">
     <w:name w:val="Plain Table 1"/>
-    <w:basedOn w:val="665"/>
+    <w:basedOn w:val="891"/>
     <w:uiPriority w:val="59"/>
     <w:pPr>
       <w:pBdr/>
@@ -1439,9 +1556,9 @@
       </w:tcPr>
     </w:tblStylePr>
   </w:style>
-  <w:style w:type="table" w:styleId="15">
+  <w:style w:type="table" w:styleId="708">
     <w:name w:val="Plain Table 2"/>
-    <w:basedOn w:val="665"/>
+    <w:basedOn w:val="891"/>
     <w:uiPriority w:val="59"/>
     <w:pPr>
       <w:pBdr/>
@@ -1672,9 +1789,9 @@
       </w:tcPr>
     </w:tblStylePr>
   </w:style>
-  <w:style w:type="table" w:styleId="16">
+  <w:style w:type="table" w:styleId="709">
     <w:name w:val="Plain Table 3"/>
-    <w:basedOn w:val="665"/>
+    <w:basedOn w:val="891"/>
     <w:uiPriority w:val="99"/>
     <w:pPr>
       <w:pBdr/>
@@ -1902,9 +2019,9 @@
       </w:tcPr>
     </w:tblStylePr>
   </w:style>
-  <w:style w:type="table" w:styleId="17">
+  <w:style w:type="table" w:styleId="710">
     <w:name w:val="Plain Table 4"/>
-    <w:basedOn w:val="665"/>
+    <w:basedOn w:val="891"/>
     <w:uiPriority w:val="99"/>
     <w:pPr>
       <w:pBdr/>
@@ -2118,9 +2235,9 @@
       </w:tcPr>
     </w:tblStylePr>
   </w:style>
-  <w:style w:type="table" w:styleId="18">
+  <w:style w:type="table" w:styleId="711">
     <w:name w:val="Plain Table 5"/>
-    <w:basedOn w:val="665"/>
+    <w:basedOn w:val="891"/>
     <w:uiPriority w:val="99"/>
     <w:pPr>
       <w:pBdr/>
@@ -2351,9 +2468,9 @@
       </w:tcPr>
     </w:tblStylePr>
   </w:style>
-  <w:style w:type="table" w:styleId="19">
+  <w:style w:type="table" w:styleId="712">
     <w:name w:val="Grid Table 1 Light"/>
-    <w:basedOn w:val="665"/>
+    <w:basedOn w:val="891"/>
     <w:uiPriority w:val="99"/>
     <w:pPr>
       <w:pBdr/>
@@ -2574,9 +2691,9 @@
       </w:tcPr>
     </w:tblStylePr>
   </w:style>
-  <w:style w:type="table" w:styleId="20">
+  <w:style w:type="table" w:styleId="713">
     <w:name w:val="Grid Table 1 Light - Accent 1"/>
-    <w:basedOn w:val="665"/>
+    <w:basedOn w:val="891"/>
     <w:uiPriority w:val="99"/>
     <w:pPr>
       <w:pBdr/>
@@ -2797,9 +2914,9 @@
       </w:tcPr>
     </w:tblStylePr>
   </w:style>
-  <w:style w:type="table" w:styleId="21">
+  <w:style w:type="table" w:styleId="714">
     <w:name w:val="Grid Table 1 Light - Accent 2"/>
-    <w:basedOn w:val="665"/>
+    <w:basedOn w:val="891"/>
     <w:uiPriority w:val="99"/>
     <w:pPr>
       <w:pBdr/>
@@ -3020,9 +3137,9 @@
       </w:tcPr>
     </w:tblStylePr>
   </w:style>
-  <w:style w:type="table" w:styleId="22">
+  <w:style w:type="table" w:styleId="715">
     <w:name w:val="Grid Table 1 Light - Accent 3"/>
-    <w:basedOn w:val="665"/>
+    <w:basedOn w:val="891"/>
     <w:uiPriority w:val="99"/>
     <w:pPr>
       <w:pBdr/>
@@ -3243,9 +3360,9 @@
       </w:tcPr>
     </w:tblStylePr>
   </w:style>
-  <w:style w:type="table" w:styleId="23">
+  <w:style w:type="table" w:styleId="716">
     <w:name w:val="Grid Table 1 Light - Accent 4"/>
-    <w:basedOn w:val="665"/>
+    <w:basedOn w:val="891"/>
     <w:uiPriority w:val="99"/>
     <w:pPr>
       <w:pBdr/>
@@ -3466,9 +3583,9 @@
       </w:tcPr>
     </w:tblStylePr>
   </w:style>
-  <w:style w:type="table" w:styleId="24">
+  <w:style w:type="table" w:styleId="717">
     <w:name w:val="Grid Table 1 Light - Accent 5"/>
-    <w:basedOn w:val="665"/>
+    <w:basedOn w:val="891"/>
     <w:uiPriority w:val="99"/>
     <w:pPr>
       <w:pBdr/>
@@ -3689,9 +3806,9 @@
       </w:tcPr>
     </w:tblStylePr>
   </w:style>
-  <w:style w:type="table" w:styleId="25">
+  <w:style w:type="table" w:styleId="718">
     <w:name w:val="Grid Table 1 Light - Accent 6"/>
-    <w:basedOn w:val="665"/>
+    <w:basedOn w:val="891"/>
     <w:uiPriority w:val="99"/>
     <w:pPr>
       <w:pBdr/>
@@ -3912,9 +4029,9 @@
       </w:tcPr>
     </w:tblStylePr>
   </w:style>
-  <w:style w:type="table" w:styleId="26">
+  <w:style w:type="table" w:styleId="719">
     <w:name w:val="Grid Table 2"/>
-    <w:basedOn w:val="665"/>
+    <w:basedOn w:val="891"/>
     <w:uiPriority w:val="99"/>
     <w:pPr>
       <w:pBdr/>
@@ -4144,9 +4261,9 @@
       </w:tcPr>
     </w:tblStylePr>
   </w:style>
-  <w:style w:type="table" w:styleId="27">
+  <w:style w:type="table" w:styleId="720">
     <w:name w:val="Grid Table 2 - Accent 1"/>
-    <w:basedOn w:val="665"/>
+    <w:basedOn w:val="891"/>
     <w:uiPriority w:val="99"/>
     <w:pPr>
       <w:pBdr/>
@@ -4376,9 +4493,9 @@
       </w:tcPr>
     </w:tblStylePr>
   </w:style>
-  <w:style w:type="table" w:styleId="28">
+  <w:style w:type="table" w:styleId="721">
     <w:name w:val="Grid Table 2 - Accent 2"/>
-    <w:basedOn w:val="665"/>
+    <w:basedOn w:val="891"/>
     <w:uiPriority w:val="99"/>
     <w:pPr>
       <w:pBdr/>
@@ -4608,9 +4725,9 @@
       </w:tcPr>
     </w:tblStylePr>
   </w:style>
-  <w:style w:type="table" w:styleId="29">
+  <w:style w:type="table" w:styleId="722">
     <w:name w:val="Grid Table 2 - Accent 3"/>
-    <w:basedOn w:val="665"/>
+    <w:basedOn w:val="891"/>
     <w:uiPriority w:val="99"/>
     <w:pPr>
       <w:pBdr/>
@@ -4840,9 +4957,9 @@
       </w:tcPr>
     </w:tblStylePr>
   </w:style>
-  <w:style w:type="table" w:styleId="30">
+  <w:style w:type="table" w:styleId="723">
     <w:name w:val="Grid Table 2 - Accent 4"/>
-    <w:basedOn w:val="665"/>
+    <w:basedOn w:val="891"/>
     <w:uiPriority w:val="99"/>
     <w:pPr>
       <w:pBdr/>
@@ -5072,9 +5189,9 @@
       </w:tcPr>
     </w:tblStylePr>
   </w:style>
-  <w:style w:type="table" w:styleId="31">
+  <w:style w:type="table" w:styleId="724">
     <w:name w:val="Grid Table 2 - Accent 5"/>
-    <w:basedOn w:val="665"/>
+    <w:basedOn w:val="891"/>
     <w:uiPriority w:val="99"/>
     <w:pPr>
       <w:pBdr/>
@@ -5304,9 +5421,9 @@
       </w:tcPr>
     </w:tblStylePr>
   </w:style>
-  <w:style w:type="table" w:styleId="32">
+  <w:style w:type="table" w:styleId="725">
     <w:name w:val="Grid Table 2 - Accent 6"/>
-    <w:basedOn w:val="665"/>
+    <w:basedOn w:val="891"/>
     <w:uiPriority w:val="99"/>
     <w:pPr>
       <w:pBdr/>
@@ -5536,9 +5653,9 @@
       </w:tcPr>
     </w:tblStylePr>
   </w:style>
-  <w:style w:type="table" w:styleId="33">
+  <w:style w:type="table" w:styleId="726">
     <w:name w:val="Grid Table 3"/>
-    <w:basedOn w:val="665"/>
+    <w:basedOn w:val="891"/>
     <w:uiPriority w:val="99"/>
     <w:pPr>
       <w:pBdr/>
@@ -5637,29 +5754,6 @@
         <w:tblBorders/>
       </w:tblPr>
       <w:tcPr>
-        <w:shd w:color="ffffff"/>
-        <w:tcBorders>
-          <w:top w:val="none" w:color="000000" w:sz="4" w:space="0"/>
-          <w:left w:val="none" w:color="000000" w:sz="4" w:space="0"/>
-          <w:bottom w:val="none" w:color="000000" w:sz="4" w:space="0"/>
-          <w:right w:val="none" w:color="000000" w:sz="4" w:space="0"/>
-        </w:tcBorders>
-      </w:tcPr>
-    </w:tblStylePr>
-    <w:tblStylePr w:type="firstRow">
-      <w:rPr>
-        <w:b/>
-        <w:color w:val="404040"/>
-      </w:rPr>
-      <w:pPr>
-        <w:pBdr/>
-        <w:spacing/>
-        <w:ind/>
-      </w:pPr>
-      <w:tblPr>
-        <w:tblBorders/>
-      </w:tblPr>
-      <w:tcPr>
         <w:shd w:val="clear" w:color="ffffff"/>
         <w:tcBorders>
           <w:top w:val="none" w:color="000000" w:sz="4" w:space="0"/>
@@ -5669,30 +5763,7 @@
         </w:tcBorders>
       </w:tcPr>
     </w:tblStylePr>
-    <w:tblStylePr w:type="lastCol">
-      <w:rPr>
-        <w:i/>
-        <w:color w:val="404040"/>
-      </w:rPr>
-      <w:pPr>
-        <w:pBdr/>
-        <w:spacing/>
-        <w:ind/>
-      </w:pPr>
-      <w:tblPr>
-        <w:tblBorders/>
-      </w:tblPr>
-      <w:tcPr>
-        <w:shd w:color="ffffff"/>
-        <w:tcBorders>
-          <w:top w:val="none" w:color="000000" w:sz="4" w:space="0"/>
-          <w:left w:val="none" w:color="000000" w:sz="4" w:space="0"/>
-          <w:bottom w:val="none" w:color="000000" w:sz="4" w:space="0"/>
-          <w:right w:val="none" w:color="000000" w:sz="4" w:space="0"/>
-        </w:tcBorders>
-      </w:tcPr>
-    </w:tblStylePr>
-    <w:tblStylePr w:type="lastRow">
+    <w:tblStylePr w:type="firstRow">
       <w:rPr>
         <w:b/>
         <w:color w:val="404040"/>
@@ -5715,6 +5786,52 @@
         </w:tcBorders>
       </w:tcPr>
     </w:tblStylePr>
+    <w:tblStylePr w:type="lastCol">
+      <w:rPr>
+        <w:i/>
+        <w:color w:val="404040"/>
+      </w:rPr>
+      <w:pPr>
+        <w:pBdr/>
+        <w:spacing/>
+        <w:ind/>
+      </w:pPr>
+      <w:tblPr>
+        <w:tblBorders/>
+      </w:tblPr>
+      <w:tcPr>
+        <w:shd w:val="clear" w:color="ffffff"/>
+        <w:tcBorders>
+          <w:top w:val="none" w:color="000000" w:sz="4" w:space="0"/>
+          <w:left w:val="none" w:color="000000" w:sz="4" w:space="0"/>
+          <w:bottom w:val="none" w:color="000000" w:sz="4" w:space="0"/>
+          <w:right w:val="none" w:color="000000" w:sz="4" w:space="0"/>
+        </w:tcBorders>
+      </w:tcPr>
+    </w:tblStylePr>
+    <w:tblStylePr w:type="lastRow">
+      <w:rPr>
+        <w:b/>
+        <w:color w:val="404040"/>
+      </w:rPr>
+      <w:pPr>
+        <w:pBdr/>
+        <w:spacing/>
+        <w:ind/>
+      </w:pPr>
+      <w:tblPr>
+        <w:tblBorders/>
+      </w:tblPr>
+      <w:tcPr>
+        <w:shd w:val="clear" w:color="ffffff"/>
+        <w:tcBorders>
+          <w:top w:val="none" w:color="000000" w:sz="4" w:space="0"/>
+          <w:left w:val="none" w:color="000000" w:sz="4" w:space="0"/>
+          <w:bottom w:val="none" w:color="000000" w:sz="4" w:space="0"/>
+          <w:right w:val="none" w:color="000000" w:sz="4" w:space="0"/>
+        </w:tcBorders>
+      </w:tcPr>
+    </w:tblStylePr>
     <w:tblStylePr w:type="nwCell">
       <w:pPr>
         <w:pBdr/>
@@ -5781,9 +5898,9 @@
       </w:tcPr>
     </w:tblStylePr>
   </w:style>
-  <w:style w:type="table" w:styleId="34">
+  <w:style w:type="table" w:styleId="727">
     <w:name w:val="Grid Table 3 - Accent 1"/>
-    <w:basedOn w:val="665"/>
+    <w:basedOn w:val="891"/>
     <w:uiPriority w:val="99"/>
     <w:pPr>
       <w:pBdr/>
@@ -5882,29 +5999,6 @@
         <w:tblBorders/>
       </w:tblPr>
       <w:tcPr>
-        <w:shd w:color="ffffff"/>
-        <w:tcBorders>
-          <w:top w:val="none" w:color="000000" w:sz="4" w:space="0"/>
-          <w:left w:val="none" w:color="000000" w:sz="4" w:space="0"/>
-          <w:bottom w:val="none" w:color="000000" w:sz="4" w:space="0"/>
-          <w:right w:val="none" w:color="000000" w:sz="4" w:space="0"/>
-        </w:tcBorders>
-      </w:tcPr>
-    </w:tblStylePr>
-    <w:tblStylePr w:type="firstRow">
-      <w:rPr>
-        <w:b/>
-        <w:color w:val="404040"/>
-      </w:rPr>
-      <w:pPr>
-        <w:pBdr/>
-        <w:spacing/>
-        <w:ind/>
-      </w:pPr>
-      <w:tblPr>
-        <w:tblBorders/>
-      </w:tblPr>
-      <w:tcPr>
         <w:shd w:val="clear" w:color="ffffff"/>
         <w:tcBorders>
           <w:top w:val="none" w:color="000000" w:sz="4" w:space="0"/>
@@ -5914,30 +6008,7 @@
         </w:tcBorders>
       </w:tcPr>
     </w:tblStylePr>
-    <w:tblStylePr w:type="lastCol">
-      <w:rPr>
-        <w:i/>
-        <w:color w:val="404040"/>
-      </w:rPr>
-      <w:pPr>
-        <w:pBdr/>
-        <w:spacing/>
-        <w:ind/>
-      </w:pPr>
-      <w:tblPr>
-        <w:tblBorders/>
-      </w:tblPr>
-      <w:tcPr>
-        <w:shd w:color="ffffff"/>
-        <w:tcBorders>
-          <w:top w:val="none" w:color="000000" w:sz="4" w:space="0"/>
-          <w:left w:val="none" w:color="000000" w:sz="4" w:space="0"/>
-          <w:bottom w:val="none" w:color="000000" w:sz="4" w:space="0"/>
-          <w:right w:val="none" w:color="000000" w:sz="4" w:space="0"/>
-        </w:tcBorders>
-      </w:tcPr>
-    </w:tblStylePr>
-    <w:tblStylePr w:type="lastRow">
+    <w:tblStylePr w:type="firstRow">
       <w:rPr>
         <w:b/>
         <w:color w:val="404040"/>
@@ -5960,6 +6031,52 @@
         </w:tcBorders>
       </w:tcPr>
     </w:tblStylePr>
+    <w:tblStylePr w:type="lastCol">
+      <w:rPr>
+        <w:i/>
+        <w:color w:val="404040"/>
+      </w:rPr>
+      <w:pPr>
+        <w:pBdr/>
+        <w:spacing/>
+        <w:ind/>
+      </w:pPr>
+      <w:tblPr>
+        <w:tblBorders/>
+      </w:tblPr>
+      <w:tcPr>
+        <w:shd w:val="clear" w:color="ffffff"/>
+        <w:tcBorders>
+          <w:top w:val="none" w:color="000000" w:sz="4" w:space="0"/>
+          <w:left w:val="none" w:color="000000" w:sz="4" w:space="0"/>
+          <w:bottom w:val="none" w:color="000000" w:sz="4" w:space="0"/>
+          <w:right w:val="none" w:color="000000" w:sz="4" w:space="0"/>
+        </w:tcBorders>
+      </w:tcPr>
+    </w:tblStylePr>
+    <w:tblStylePr w:type="lastRow">
+      <w:rPr>
+        <w:b/>
+        <w:color w:val="404040"/>
+      </w:rPr>
+      <w:pPr>
+        <w:pBdr/>
+        <w:spacing/>
+        <w:ind/>
+      </w:pPr>
+      <w:tblPr>
+        <w:tblBorders/>
+      </w:tblPr>
+      <w:tcPr>
+        <w:shd w:val="clear" w:color="ffffff"/>
+        <w:tcBorders>
+          <w:top w:val="none" w:color="000000" w:sz="4" w:space="0"/>
+          <w:left w:val="none" w:color="000000" w:sz="4" w:space="0"/>
+          <w:bottom w:val="none" w:color="000000" w:sz="4" w:space="0"/>
+          <w:right w:val="none" w:color="000000" w:sz="4" w:space="0"/>
+        </w:tcBorders>
+      </w:tcPr>
+    </w:tblStylePr>
     <w:tblStylePr w:type="nwCell">
       <w:pPr>
         <w:pBdr/>
@@ -6026,9 +6143,9 @@
       </w:tcPr>
     </w:tblStylePr>
   </w:style>
-  <w:style w:type="table" w:styleId="35">
+  <w:style w:type="table" w:styleId="728">
     <w:name w:val="Grid Table 3 - Accent 2"/>
-    <w:basedOn w:val="665"/>
+    <w:basedOn w:val="891"/>
     <w:uiPriority w:val="99"/>
     <w:pPr>
       <w:pBdr/>
@@ -6127,29 +6244,6 @@
         <w:tblBorders/>
       </w:tblPr>
       <w:tcPr>
-        <w:shd w:color="ffffff"/>
-        <w:tcBorders>
-          <w:top w:val="none" w:color="000000" w:sz="4" w:space="0"/>
-          <w:left w:val="none" w:color="000000" w:sz="4" w:space="0"/>
-          <w:bottom w:val="none" w:color="000000" w:sz="4" w:space="0"/>
-          <w:right w:val="none" w:color="000000" w:sz="4" w:space="0"/>
-        </w:tcBorders>
-      </w:tcPr>
-    </w:tblStylePr>
-    <w:tblStylePr w:type="firstRow">
-      <w:rPr>
-        <w:b/>
-        <w:color w:val="404040"/>
-      </w:rPr>
-      <w:pPr>
-        <w:pBdr/>
-        <w:spacing/>
-        <w:ind/>
-      </w:pPr>
-      <w:tblPr>
-        <w:tblBorders/>
-      </w:tblPr>
-      <w:tcPr>
         <w:shd w:val="clear" w:color="ffffff"/>
         <w:tcBorders>
           <w:top w:val="none" w:color="000000" w:sz="4" w:space="0"/>
@@ -6159,30 +6253,7 @@
         </w:tcBorders>
       </w:tcPr>
     </w:tblStylePr>
-    <w:tblStylePr w:type="lastCol">
-      <w:rPr>
-        <w:i/>
-        <w:color w:val="404040"/>
-      </w:rPr>
-      <w:pPr>
-        <w:pBdr/>
-        <w:spacing/>
-        <w:ind/>
-      </w:pPr>
-      <w:tblPr>
-        <w:tblBorders/>
-      </w:tblPr>
-      <w:tcPr>
-        <w:shd w:color="ffffff"/>
-        <w:tcBorders>
-          <w:top w:val="none" w:color="000000" w:sz="4" w:space="0"/>
-          <w:left w:val="none" w:color="000000" w:sz="4" w:space="0"/>
-          <w:bottom w:val="none" w:color="000000" w:sz="4" w:space="0"/>
-          <w:right w:val="none" w:color="000000" w:sz="4" w:space="0"/>
-        </w:tcBorders>
-      </w:tcPr>
-    </w:tblStylePr>
-    <w:tblStylePr w:type="lastRow">
+    <w:tblStylePr w:type="firstRow">
       <w:rPr>
         <w:b/>
         <w:color w:val="404040"/>
@@ -6205,6 +6276,52 @@
         </w:tcBorders>
       </w:tcPr>
     </w:tblStylePr>
+    <w:tblStylePr w:type="lastCol">
+      <w:rPr>
+        <w:i/>
+        <w:color w:val="404040"/>
+      </w:rPr>
+      <w:pPr>
+        <w:pBdr/>
+        <w:spacing/>
+        <w:ind/>
+      </w:pPr>
+      <w:tblPr>
+        <w:tblBorders/>
+      </w:tblPr>
+      <w:tcPr>
+        <w:shd w:val="clear" w:color="ffffff"/>
+        <w:tcBorders>
+          <w:top w:val="none" w:color="000000" w:sz="4" w:space="0"/>
+          <w:left w:val="none" w:color="000000" w:sz="4" w:space="0"/>
+          <w:bottom w:val="none" w:color="000000" w:sz="4" w:space="0"/>
+          <w:right w:val="none" w:color="000000" w:sz="4" w:space="0"/>
+        </w:tcBorders>
+      </w:tcPr>
+    </w:tblStylePr>
+    <w:tblStylePr w:type="lastRow">
+      <w:rPr>
+        <w:b/>
+        <w:color w:val="404040"/>
+      </w:rPr>
+      <w:pPr>
+        <w:pBdr/>
+        <w:spacing/>
+        <w:ind/>
+      </w:pPr>
+      <w:tblPr>
+        <w:tblBorders/>
+      </w:tblPr>
+      <w:tcPr>
+        <w:shd w:val="clear" w:color="ffffff"/>
+        <w:tcBorders>
+          <w:top w:val="none" w:color="000000" w:sz="4" w:space="0"/>
+          <w:left w:val="none" w:color="000000" w:sz="4" w:space="0"/>
+          <w:bottom w:val="none" w:color="000000" w:sz="4" w:space="0"/>
+          <w:right w:val="none" w:color="000000" w:sz="4" w:space="0"/>
+        </w:tcBorders>
+      </w:tcPr>
+    </w:tblStylePr>
     <w:tblStylePr w:type="nwCell">
       <w:pPr>
         <w:pBdr/>
@@ -6271,9 +6388,9 @@
       </w:tcPr>
     </w:tblStylePr>
   </w:style>
-  <w:style w:type="table" w:styleId="36">
+  <w:style w:type="table" w:styleId="729">
     <w:name w:val="Grid Table 3 - Accent 3"/>
-    <w:basedOn w:val="665"/>
+    <w:basedOn w:val="891"/>
     <w:uiPriority w:val="99"/>
     <w:pPr>
       <w:pBdr/>
@@ -6372,29 +6489,6 @@
         <w:tblBorders/>
       </w:tblPr>
       <w:tcPr>
-        <w:shd w:color="ffffff"/>
-        <w:tcBorders>
-          <w:top w:val="none" w:color="000000" w:sz="4" w:space="0"/>
-          <w:left w:val="none" w:color="000000" w:sz="4" w:space="0"/>
-          <w:bottom w:val="none" w:color="000000" w:sz="4" w:space="0"/>
-          <w:right w:val="none" w:color="000000" w:sz="4" w:space="0"/>
-        </w:tcBorders>
-      </w:tcPr>
-    </w:tblStylePr>
-    <w:tblStylePr w:type="firstRow">
-      <w:rPr>
-        <w:b/>
-        <w:color w:val="404040"/>
-      </w:rPr>
-      <w:pPr>
-        <w:pBdr/>
-        <w:spacing/>
-        <w:ind/>
-      </w:pPr>
-      <w:tblPr>
-        <w:tblBorders/>
-      </w:tblPr>
-      <w:tcPr>
         <w:shd w:val="clear" w:color="ffffff"/>
         <w:tcBorders>
           <w:top w:val="none" w:color="000000" w:sz="4" w:space="0"/>
@@ -6404,30 +6498,7 @@
         </w:tcBorders>
       </w:tcPr>
     </w:tblStylePr>
-    <w:tblStylePr w:type="lastCol">
-      <w:rPr>
-        <w:i/>
-        <w:color w:val="404040"/>
-      </w:rPr>
-      <w:pPr>
-        <w:pBdr/>
-        <w:spacing/>
-        <w:ind/>
-      </w:pPr>
-      <w:tblPr>
-        <w:tblBorders/>
-      </w:tblPr>
-      <w:tcPr>
-        <w:shd w:color="ffffff"/>
-        <w:tcBorders>
-          <w:top w:val="none" w:color="000000" w:sz="4" w:space="0"/>
-          <w:left w:val="none" w:color="000000" w:sz="4" w:space="0"/>
-          <w:bottom w:val="none" w:color="000000" w:sz="4" w:space="0"/>
-          <w:right w:val="none" w:color="000000" w:sz="4" w:space="0"/>
-        </w:tcBorders>
-      </w:tcPr>
-    </w:tblStylePr>
-    <w:tblStylePr w:type="lastRow">
+    <w:tblStylePr w:type="firstRow">
       <w:rPr>
         <w:b/>
         <w:color w:val="404040"/>
@@ -6450,6 +6521,52 @@
         </w:tcBorders>
       </w:tcPr>
     </w:tblStylePr>
+    <w:tblStylePr w:type="lastCol">
+      <w:rPr>
+        <w:i/>
+        <w:color w:val="404040"/>
+      </w:rPr>
+      <w:pPr>
+        <w:pBdr/>
+        <w:spacing/>
+        <w:ind/>
+      </w:pPr>
+      <w:tblPr>
+        <w:tblBorders/>
+      </w:tblPr>
+      <w:tcPr>
+        <w:shd w:val="clear" w:color="ffffff"/>
+        <w:tcBorders>
+          <w:top w:val="none" w:color="000000" w:sz="4" w:space="0"/>
+          <w:left w:val="none" w:color="000000" w:sz="4" w:space="0"/>
+          <w:bottom w:val="none" w:color="000000" w:sz="4" w:space="0"/>
+          <w:right w:val="none" w:color="000000" w:sz="4" w:space="0"/>
+        </w:tcBorders>
+      </w:tcPr>
+    </w:tblStylePr>
+    <w:tblStylePr w:type="lastRow">
+      <w:rPr>
+        <w:b/>
+        <w:color w:val="404040"/>
+      </w:rPr>
+      <w:pPr>
+        <w:pBdr/>
+        <w:spacing/>
+        <w:ind/>
+      </w:pPr>
+      <w:tblPr>
+        <w:tblBorders/>
+      </w:tblPr>
+      <w:tcPr>
+        <w:shd w:val="clear" w:color="ffffff"/>
+        <w:tcBorders>
+          <w:top w:val="none" w:color="000000" w:sz="4" w:space="0"/>
+          <w:left w:val="none" w:color="000000" w:sz="4" w:space="0"/>
+          <w:bottom w:val="none" w:color="000000" w:sz="4" w:space="0"/>
+          <w:right w:val="none" w:color="000000" w:sz="4" w:space="0"/>
+        </w:tcBorders>
+      </w:tcPr>
+    </w:tblStylePr>
     <w:tblStylePr w:type="nwCell">
       <w:pPr>
         <w:pBdr/>
@@ -6516,9 +6633,9 @@
       </w:tcPr>
     </w:tblStylePr>
   </w:style>
-  <w:style w:type="table" w:styleId="37">
+  <w:style w:type="table" w:styleId="730">
     <w:name w:val="Grid Table 3 - Accent 4"/>
-    <w:basedOn w:val="665"/>
+    <w:basedOn w:val="891"/>
     <w:uiPriority w:val="99"/>
     <w:pPr>
       <w:pBdr/>
@@ -6617,29 +6734,6 @@
         <w:tblBorders/>
       </w:tblPr>
       <w:tcPr>
-        <w:shd w:color="ffffff"/>
-        <w:tcBorders>
-          <w:top w:val="none" w:color="000000" w:sz="4" w:space="0"/>
-          <w:left w:val="none" w:color="000000" w:sz="4" w:space="0"/>
-          <w:bottom w:val="none" w:color="000000" w:sz="4" w:space="0"/>
-          <w:right w:val="none" w:color="000000" w:sz="4" w:space="0"/>
-        </w:tcBorders>
-      </w:tcPr>
-    </w:tblStylePr>
-    <w:tblStylePr w:type="firstRow">
-      <w:rPr>
-        <w:b/>
-        <w:color w:val="404040"/>
-      </w:rPr>
-      <w:pPr>
-        <w:pBdr/>
-        <w:spacing/>
-        <w:ind/>
-      </w:pPr>
-      <w:tblPr>
-        <w:tblBorders/>
-      </w:tblPr>
-      <w:tcPr>
         <w:shd w:val="clear" w:color="ffffff"/>
         <w:tcBorders>
           <w:top w:val="none" w:color="000000" w:sz="4" w:space="0"/>
@@ -6649,30 +6743,7 @@
         </w:tcBorders>
       </w:tcPr>
     </w:tblStylePr>
-    <w:tblStylePr w:type="lastCol">
-      <w:rPr>
-        <w:i/>
-        <w:color w:val="404040"/>
-      </w:rPr>
-      <w:pPr>
-        <w:pBdr/>
-        <w:spacing/>
-        <w:ind/>
-      </w:pPr>
-      <w:tblPr>
-        <w:tblBorders/>
-      </w:tblPr>
-      <w:tcPr>
-        <w:shd w:color="ffffff"/>
-        <w:tcBorders>
-          <w:top w:val="none" w:color="000000" w:sz="4" w:space="0"/>
-          <w:left w:val="none" w:color="000000" w:sz="4" w:space="0"/>
-          <w:bottom w:val="none" w:color="000000" w:sz="4" w:space="0"/>
-          <w:right w:val="none" w:color="000000" w:sz="4" w:space="0"/>
-        </w:tcBorders>
-      </w:tcPr>
-    </w:tblStylePr>
-    <w:tblStylePr w:type="lastRow">
+    <w:tblStylePr w:type="firstRow">
       <w:rPr>
         <w:b/>
         <w:color w:val="404040"/>
@@ -6695,6 +6766,52 @@
         </w:tcBorders>
       </w:tcPr>
     </w:tblStylePr>
+    <w:tblStylePr w:type="lastCol">
+      <w:rPr>
+        <w:i/>
+        <w:color w:val="404040"/>
+      </w:rPr>
+      <w:pPr>
+        <w:pBdr/>
+        <w:spacing/>
+        <w:ind/>
+      </w:pPr>
+      <w:tblPr>
+        <w:tblBorders/>
+      </w:tblPr>
+      <w:tcPr>
+        <w:shd w:val="clear" w:color="ffffff"/>
+        <w:tcBorders>
+          <w:top w:val="none" w:color="000000" w:sz="4" w:space="0"/>
+          <w:left w:val="none" w:color="000000" w:sz="4" w:space="0"/>
+          <w:bottom w:val="none" w:color="000000" w:sz="4" w:space="0"/>
+          <w:right w:val="none" w:color="000000" w:sz="4" w:space="0"/>
+        </w:tcBorders>
+      </w:tcPr>
+    </w:tblStylePr>
+    <w:tblStylePr w:type="lastRow">
+      <w:rPr>
+        <w:b/>
+        <w:color w:val="404040"/>
+      </w:rPr>
+      <w:pPr>
+        <w:pBdr/>
+        <w:spacing/>
+        <w:ind/>
+      </w:pPr>
+      <w:tblPr>
+        <w:tblBorders/>
+      </w:tblPr>
+      <w:tcPr>
+        <w:shd w:val="clear" w:color="ffffff"/>
+        <w:tcBorders>
+          <w:top w:val="none" w:color="000000" w:sz="4" w:space="0"/>
+          <w:left w:val="none" w:color="000000" w:sz="4" w:space="0"/>
+          <w:bottom w:val="none" w:color="000000" w:sz="4" w:space="0"/>
+          <w:right w:val="none" w:color="000000" w:sz="4" w:space="0"/>
+        </w:tcBorders>
+      </w:tcPr>
+    </w:tblStylePr>
     <w:tblStylePr w:type="nwCell">
       <w:pPr>
         <w:pBdr/>
@@ -6761,9 +6878,9 @@
       </w:tcPr>
     </w:tblStylePr>
   </w:style>
-  <w:style w:type="table" w:styleId="38">
+  <w:style w:type="table" w:styleId="731">
     <w:name w:val="Grid Table 3 - Accent 5"/>
-    <w:basedOn w:val="665"/>
+    <w:basedOn w:val="891"/>
     <w:uiPriority w:val="99"/>
     <w:pPr>
       <w:pBdr/>
@@ -6862,29 +6979,6 @@
         <w:tblBorders/>
       </w:tblPr>
       <w:tcPr>
-        <w:shd w:color="ffffff"/>
-        <w:tcBorders>
-          <w:top w:val="none" w:color="000000" w:sz="4" w:space="0"/>
-          <w:left w:val="none" w:color="000000" w:sz="4" w:space="0"/>
-          <w:bottom w:val="none" w:color="000000" w:sz="4" w:space="0"/>
-          <w:right w:val="none" w:color="000000" w:sz="4" w:space="0"/>
-        </w:tcBorders>
-      </w:tcPr>
-    </w:tblStylePr>
-    <w:tblStylePr w:type="firstRow">
-      <w:rPr>
-        <w:b/>
-        <w:color w:val="404040"/>
-      </w:rPr>
-      <w:pPr>
-        <w:pBdr/>
-        <w:spacing/>
-        <w:ind/>
-      </w:pPr>
-      <w:tblPr>
-        <w:tblBorders/>
-      </w:tblPr>
-      <w:tcPr>
         <w:shd w:val="clear" w:color="ffffff"/>
         <w:tcBorders>
           <w:top w:val="none" w:color="000000" w:sz="4" w:space="0"/>
@@ -6894,30 +6988,7 @@
         </w:tcBorders>
       </w:tcPr>
     </w:tblStylePr>
-    <w:tblStylePr w:type="lastCol">
-      <w:rPr>
-        <w:i/>
-        <w:color w:val="404040"/>
-      </w:rPr>
-      <w:pPr>
-        <w:pBdr/>
-        <w:spacing/>
-        <w:ind/>
-      </w:pPr>
-      <w:tblPr>
-        <w:tblBorders/>
-      </w:tblPr>
-      <w:tcPr>
-        <w:shd w:color="ffffff"/>
-        <w:tcBorders>
-          <w:top w:val="none" w:color="000000" w:sz="4" w:space="0"/>
-          <w:left w:val="none" w:color="000000" w:sz="4" w:space="0"/>
-          <w:bottom w:val="none" w:color="000000" w:sz="4" w:space="0"/>
-          <w:right w:val="none" w:color="000000" w:sz="4" w:space="0"/>
-        </w:tcBorders>
-      </w:tcPr>
-    </w:tblStylePr>
-    <w:tblStylePr w:type="lastRow">
+    <w:tblStylePr w:type="firstRow">
       <w:rPr>
         <w:b/>
         <w:color w:val="404040"/>
@@ -6940,6 +7011,52 @@
         </w:tcBorders>
       </w:tcPr>
     </w:tblStylePr>
+    <w:tblStylePr w:type="lastCol">
+      <w:rPr>
+        <w:i/>
+        <w:color w:val="404040"/>
+      </w:rPr>
+      <w:pPr>
+        <w:pBdr/>
+        <w:spacing/>
+        <w:ind/>
+      </w:pPr>
+      <w:tblPr>
+        <w:tblBorders/>
+      </w:tblPr>
+      <w:tcPr>
+        <w:shd w:val="clear" w:color="ffffff"/>
+        <w:tcBorders>
+          <w:top w:val="none" w:color="000000" w:sz="4" w:space="0"/>
+          <w:left w:val="none" w:color="000000" w:sz="4" w:space="0"/>
+          <w:bottom w:val="none" w:color="000000" w:sz="4" w:space="0"/>
+          <w:right w:val="none" w:color="000000" w:sz="4" w:space="0"/>
+        </w:tcBorders>
+      </w:tcPr>
+    </w:tblStylePr>
+    <w:tblStylePr w:type="lastRow">
+      <w:rPr>
+        <w:b/>
+        <w:color w:val="404040"/>
+      </w:rPr>
+      <w:pPr>
+        <w:pBdr/>
+        <w:spacing/>
+        <w:ind/>
+      </w:pPr>
+      <w:tblPr>
+        <w:tblBorders/>
+      </w:tblPr>
+      <w:tcPr>
+        <w:shd w:val="clear" w:color="ffffff"/>
+        <w:tcBorders>
+          <w:top w:val="none" w:color="000000" w:sz="4" w:space="0"/>
+          <w:left w:val="none" w:color="000000" w:sz="4" w:space="0"/>
+          <w:bottom w:val="none" w:color="000000" w:sz="4" w:space="0"/>
+          <w:right w:val="none" w:color="000000" w:sz="4" w:space="0"/>
+        </w:tcBorders>
+      </w:tcPr>
+    </w:tblStylePr>
     <w:tblStylePr w:type="nwCell">
       <w:pPr>
         <w:pBdr/>
@@ -7006,9 +7123,9 @@
       </w:tcPr>
     </w:tblStylePr>
   </w:style>
-  <w:style w:type="table" w:styleId="39">
+  <w:style w:type="table" w:styleId="732">
     <w:name w:val="Grid Table 3 - Accent 6"/>
-    <w:basedOn w:val="665"/>
+    <w:basedOn w:val="891"/>
     <w:uiPriority w:val="99"/>
     <w:pPr>
       <w:pBdr/>
@@ -7107,29 +7224,6 @@
         <w:tblBorders/>
       </w:tblPr>
       <w:tcPr>
-        <w:shd w:color="ffffff"/>
-        <w:tcBorders>
-          <w:top w:val="none" w:color="000000" w:sz="4" w:space="0"/>
-          <w:left w:val="none" w:color="000000" w:sz="4" w:space="0"/>
-          <w:bottom w:val="none" w:color="000000" w:sz="4" w:space="0"/>
-          <w:right w:val="none" w:color="000000" w:sz="4" w:space="0"/>
-        </w:tcBorders>
-      </w:tcPr>
-    </w:tblStylePr>
-    <w:tblStylePr w:type="firstRow">
-      <w:rPr>
-        <w:b/>
-        <w:color w:val="404040"/>
-      </w:rPr>
-      <w:pPr>
-        <w:pBdr/>
-        <w:spacing/>
-        <w:ind/>
-      </w:pPr>
-      <w:tblPr>
-        <w:tblBorders/>
-      </w:tblPr>
-      <w:tcPr>
         <w:shd w:val="clear" w:color="ffffff"/>
         <w:tcBorders>
           <w:top w:val="none" w:color="000000" w:sz="4" w:space="0"/>
@@ -7139,30 +7233,7 @@
         </w:tcBorders>
       </w:tcPr>
     </w:tblStylePr>
-    <w:tblStylePr w:type="lastCol">
-      <w:rPr>
-        <w:i/>
-        <w:color w:val="404040"/>
-      </w:rPr>
-      <w:pPr>
-        <w:pBdr/>
-        <w:spacing/>
-        <w:ind/>
-      </w:pPr>
-      <w:tblPr>
-        <w:tblBorders/>
-      </w:tblPr>
-      <w:tcPr>
-        <w:shd w:color="ffffff"/>
-        <w:tcBorders>
-          <w:top w:val="none" w:color="000000" w:sz="4" w:space="0"/>
-          <w:left w:val="none" w:color="000000" w:sz="4" w:space="0"/>
-          <w:bottom w:val="none" w:color="000000" w:sz="4" w:space="0"/>
-          <w:right w:val="none" w:color="000000" w:sz="4" w:space="0"/>
-        </w:tcBorders>
-      </w:tcPr>
-    </w:tblStylePr>
-    <w:tblStylePr w:type="lastRow">
+    <w:tblStylePr w:type="firstRow">
       <w:rPr>
         <w:b/>
         <w:color w:val="404040"/>
@@ -7185,6 +7256,52 @@
         </w:tcBorders>
       </w:tcPr>
     </w:tblStylePr>
+    <w:tblStylePr w:type="lastCol">
+      <w:rPr>
+        <w:i/>
+        <w:color w:val="404040"/>
+      </w:rPr>
+      <w:pPr>
+        <w:pBdr/>
+        <w:spacing/>
+        <w:ind/>
+      </w:pPr>
+      <w:tblPr>
+        <w:tblBorders/>
+      </w:tblPr>
+      <w:tcPr>
+        <w:shd w:val="clear" w:color="ffffff"/>
+        <w:tcBorders>
+          <w:top w:val="none" w:color="000000" w:sz="4" w:space="0"/>
+          <w:left w:val="none" w:color="000000" w:sz="4" w:space="0"/>
+          <w:bottom w:val="none" w:color="000000" w:sz="4" w:space="0"/>
+          <w:right w:val="none" w:color="000000" w:sz="4" w:space="0"/>
+        </w:tcBorders>
+      </w:tcPr>
+    </w:tblStylePr>
+    <w:tblStylePr w:type="lastRow">
+      <w:rPr>
+        <w:b/>
+        <w:color w:val="404040"/>
+      </w:rPr>
+      <w:pPr>
+        <w:pBdr/>
+        <w:spacing/>
+        <w:ind/>
+      </w:pPr>
+      <w:tblPr>
+        <w:tblBorders/>
+      </w:tblPr>
+      <w:tcPr>
+        <w:shd w:val="clear" w:color="ffffff"/>
+        <w:tcBorders>
+          <w:top w:val="none" w:color="000000" w:sz="4" w:space="0"/>
+          <w:left w:val="none" w:color="000000" w:sz="4" w:space="0"/>
+          <w:bottom w:val="none" w:color="000000" w:sz="4" w:space="0"/>
+          <w:right w:val="none" w:color="000000" w:sz="4" w:space="0"/>
+        </w:tcBorders>
+      </w:tcPr>
+    </w:tblStylePr>
     <w:tblStylePr w:type="nwCell">
       <w:pPr>
         <w:pBdr/>
@@ -7251,9 +7368,9 @@
       </w:tcPr>
     </w:tblStylePr>
   </w:style>
-  <w:style w:type="table" w:styleId="40">
+  <w:style w:type="table" w:styleId="733">
     <w:name w:val="Grid Table 4"/>
-    <w:basedOn w:val="665"/>
+    <w:basedOn w:val="891"/>
     <w:uiPriority w:val="59"/>
     <w:pPr>
       <w:pBdr/>
@@ -7484,9 +7601,9 @@
       </w:tcPr>
     </w:tblStylePr>
   </w:style>
-  <w:style w:type="table" w:styleId="41">
+  <w:style w:type="table" w:styleId="734">
     <w:name w:val="Grid Table 4 - Accent 1"/>
-    <w:basedOn w:val="665"/>
+    <w:basedOn w:val="891"/>
     <w:uiPriority w:val="59"/>
     <w:pPr>
       <w:pBdr/>
@@ -7717,9 +7834,9 @@
       </w:tcPr>
     </w:tblStylePr>
   </w:style>
-  <w:style w:type="table" w:styleId="42">
+  <w:style w:type="table" w:styleId="735">
     <w:name w:val="Grid Table 4 - Accent 2"/>
-    <w:basedOn w:val="665"/>
+    <w:basedOn w:val="891"/>
     <w:uiPriority w:val="59"/>
     <w:pPr>
       <w:pBdr/>
@@ -7950,9 +8067,9 @@
       </w:tcPr>
     </w:tblStylePr>
   </w:style>
-  <w:style w:type="table" w:styleId="43">
+  <w:style w:type="table" w:styleId="736">
     <w:name w:val="Grid Table 4 - Accent 3"/>
-    <w:basedOn w:val="665"/>
+    <w:basedOn w:val="891"/>
     <w:uiPriority w:val="59"/>
     <w:pPr>
       <w:pBdr/>
@@ -8183,9 +8300,9 @@
       </w:tcPr>
     </w:tblStylePr>
   </w:style>
-  <w:style w:type="table" w:styleId="44">
+  <w:style w:type="table" w:styleId="737">
     <w:name w:val="Grid Table 4 - Accent 4"/>
-    <w:basedOn w:val="665"/>
+    <w:basedOn w:val="891"/>
     <w:uiPriority w:val="59"/>
     <w:pPr>
       <w:pBdr/>
@@ -8416,9 +8533,9 @@
       </w:tcPr>
     </w:tblStylePr>
   </w:style>
-  <w:style w:type="table" w:styleId="45">
+  <w:style w:type="table" w:styleId="738">
     <w:name w:val="Grid Table 4 - Accent 5"/>
-    <w:basedOn w:val="665"/>
+    <w:basedOn w:val="891"/>
     <w:uiPriority w:val="59"/>
     <w:pPr>
       <w:pBdr/>
@@ -8649,9 +8766,9 @@
       </w:tcPr>
     </w:tblStylePr>
   </w:style>
-  <w:style w:type="table" w:styleId="46">
+  <w:style w:type="table" w:styleId="739">
     <w:name w:val="Grid Table 4 - Accent 6"/>
-    <w:basedOn w:val="665"/>
+    <w:basedOn w:val="891"/>
     <w:uiPriority w:val="59"/>
     <w:pPr>
       <w:pBdr/>
@@ -8882,9 +8999,9 @@
       </w:tcPr>
     </w:tblStylePr>
   </w:style>
-  <w:style w:type="table" w:styleId="47">
+  <w:style w:type="table" w:styleId="740">
     <w:name w:val="Grid Table 5 Dark"/>
-    <w:basedOn w:val="665"/>
+    <w:basedOn w:val="891"/>
     <w:uiPriority w:val="99"/>
     <w:pPr>
       <w:pBdr/>
@@ -9110,9 +9227,9 @@
       </w:tcPr>
     </w:tblStylePr>
   </w:style>
-  <w:style w:type="table" w:styleId="48">
+  <w:style w:type="table" w:styleId="741">
     <w:name w:val="Grid Table 5 Dark- Accent 1"/>
-    <w:basedOn w:val="665"/>
+    <w:basedOn w:val="891"/>
     <w:uiPriority w:val="99"/>
     <w:pPr>
       <w:pBdr/>
@@ -9338,9 +9455,9 @@
       </w:tcPr>
     </w:tblStylePr>
   </w:style>
-  <w:style w:type="table" w:styleId="49">
+  <w:style w:type="table" w:styleId="742">
     <w:name w:val="Grid Table 5 Dark - Accent 2"/>
-    <w:basedOn w:val="665"/>
+    <w:basedOn w:val="891"/>
     <w:uiPriority w:val="99"/>
     <w:pPr>
       <w:pBdr/>
@@ -9566,9 +9683,9 @@
       </w:tcPr>
     </w:tblStylePr>
   </w:style>
-  <w:style w:type="table" w:styleId="50">
+  <w:style w:type="table" w:styleId="743">
     <w:name w:val="Grid Table 5 Dark - Accent 3"/>
-    <w:basedOn w:val="665"/>
+    <w:basedOn w:val="891"/>
     <w:uiPriority w:val="99"/>
     <w:pPr>
       <w:pBdr/>
@@ -9794,9 +9911,9 @@
       </w:tcPr>
     </w:tblStylePr>
   </w:style>
-  <w:style w:type="table" w:styleId="51">
+  <w:style w:type="table" w:styleId="744">
     <w:name w:val="Grid Table 5 Dark- Accent 4"/>
-    <w:basedOn w:val="665"/>
+    <w:basedOn w:val="891"/>
     <w:uiPriority w:val="99"/>
     <w:pPr>
       <w:pBdr/>
@@ -10022,9 +10139,9 @@
       </w:tcPr>
     </w:tblStylePr>
   </w:style>
-  <w:style w:type="table" w:styleId="52">
+  <w:style w:type="table" w:styleId="745">
     <w:name w:val="Grid Table 5 Dark - Accent 5"/>
-    <w:basedOn w:val="665"/>
+    <w:basedOn w:val="891"/>
     <w:uiPriority w:val="99"/>
     <w:pPr>
       <w:pBdr/>
@@ -10250,9 +10367,9 @@
       </w:tcPr>
     </w:tblStylePr>
   </w:style>
-  <w:style w:type="table" w:styleId="53">
+  <w:style w:type="table" w:styleId="746">
     <w:name w:val="Grid Table 5 Dark - Accent 6"/>
-    <w:basedOn w:val="665"/>
+    <w:basedOn w:val="891"/>
     <w:uiPriority w:val="99"/>
     <w:pPr>
       <w:pBdr/>
@@ -10478,9 +10595,9 @@
       </w:tcPr>
     </w:tblStylePr>
   </w:style>
-  <w:style w:type="table" w:styleId="54">
+  <w:style w:type="table" w:styleId="747">
     <w:name w:val="Grid Table 6 Colorful"/>
-    <w:basedOn w:val="665"/>
+    <w:basedOn w:val="891"/>
     <w:uiPriority w:val="99"/>
     <w:pPr>
       <w:pBdr/>
@@ -10708,9 +10825,9 @@
       </w:tcPr>
     </w:tblStylePr>
   </w:style>
-  <w:style w:type="table" w:styleId="55">
+  <w:style w:type="table" w:styleId="748">
     <w:name w:val="Grid Table 6 Colorful - Accent 1"/>
-    <w:basedOn w:val="665"/>
+    <w:basedOn w:val="891"/>
     <w:uiPriority w:val="99"/>
     <w:pPr>
       <w:pBdr/>
@@ -10938,9 +11055,9 @@
       </w:tcPr>
     </w:tblStylePr>
   </w:style>
-  <w:style w:type="table" w:styleId="56">
+  <w:style w:type="table" w:styleId="749">
     <w:name w:val="Grid Table 6 Colorful - Accent 2"/>
-    <w:basedOn w:val="665"/>
+    <w:basedOn w:val="891"/>
     <w:uiPriority w:val="99"/>
     <w:pPr>
       <w:pBdr/>
@@ -11168,9 +11285,9 @@
       </w:tcPr>
     </w:tblStylePr>
   </w:style>
-  <w:style w:type="table" w:styleId="57">
+  <w:style w:type="table" w:styleId="750">
     <w:name w:val="Grid Table 6 Colorful - Accent 3"/>
-    <w:basedOn w:val="665"/>
+    <w:basedOn w:val="891"/>
     <w:uiPriority w:val="99"/>
     <w:pPr>
       <w:pBdr/>
@@ -11398,9 +11515,9 @@
       </w:tcPr>
     </w:tblStylePr>
   </w:style>
-  <w:style w:type="table" w:styleId="58">
+  <w:style w:type="table" w:styleId="751">
     <w:name w:val="Grid Table 6 Colorful - Accent 4"/>
-    <w:basedOn w:val="665"/>
+    <w:basedOn w:val="891"/>
     <w:uiPriority w:val="99"/>
     <w:pPr>
       <w:pBdr/>
@@ -11628,9 +11745,9 @@
       </w:tcPr>
     </w:tblStylePr>
   </w:style>
-  <w:style w:type="table" w:styleId="59">
+  <w:style w:type="table" w:styleId="752">
     <w:name w:val="Grid Table 6 Colorful - Accent 5"/>
-    <w:basedOn w:val="665"/>
+    <w:basedOn w:val="891"/>
     <w:uiPriority w:val="99"/>
     <w:pPr>
       <w:pBdr/>
@@ -11858,9 +11975,9 @@
       </w:tcPr>
     </w:tblStylePr>
   </w:style>
-  <w:style w:type="table" w:styleId="60">
+  <w:style w:type="table" w:styleId="753">
     <w:name w:val="Grid Table 6 Colorful - Accent 6"/>
-    <w:basedOn w:val="665"/>
+    <w:basedOn w:val="891"/>
     <w:uiPriority w:val="99"/>
     <w:pPr>
       <w:pBdr/>
@@ -12088,9 +12205,9 @@
       </w:tcPr>
     </w:tblStylePr>
   </w:style>
-  <w:style w:type="table" w:styleId="61">
+  <w:style w:type="table" w:styleId="754">
     <w:name w:val="Grid Table 7 Colorful"/>
-    <w:basedOn w:val="665"/>
+    <w:basedOn w:val="891"/>
     <w:uiPriority w:val="99"/>
     <w:pPr>
       <w:pBdr/>
@@ -12192,11 +12309,11 @@
         <w:tblBorders/>
       </w:tblPr>
       <w:tcPr>
-        <w:shd w:color="ffffff"/>
+        <w:shd w:val="clear" w:color="ffffff"/>
         <w:tcBorders>
-          <w:top w:val="none"/>
-          <w:left w:val="none"/>
-          <w:bottom w:val="none"/>
+          <w:top w:val="none" w:color="000000" w:sz="4" w:space="0"/>
+          <w:left w:val="none" w:color="000000" w:sz="4" w:space="0"/>
+          <w:bottom w:val="none" w:color="000000" w:sz="4" w:space="0"/>
           <w:right w:val="single" w:color="000000" w:themeColor="text1" w:themeTint="80" w:sz="4" w:space="0"/>
         </w:tcBorders>
       </w:tcPr>
@@ -12219,10 +12336,10 @@
       <w:tcPr>
         <w:shd w:val="clear" w:color="ffffff" w:themeColor="light1" w:fill="ffffff" w:themeFill="light1"/>
         <w:tcBorders>
-          <w:top w:val="none"/>
-          <w:left w:val="none"/>
+          <w:top w:val="none" w:color="000000" w:sz="4" w:space="0"/>
+          <w:left w:val="none" w:color="000000" w:sz="4" w:space="0"/>
           <w:bottom w:val="single" w:color="000000" w:themeColor="text1" w:themeTint="80" w:sz="4" w:space="0"/>
-          <w:right w:val="none"/>
+          <w:right w:val="none" w:color="000000" w:sz="4" w:space="0"/>
         </w:tcBorders>
       </w:tcPr>
     </w:tblStylePr>
@@ -12242,12 +12359,12 @@
         <w:tblBorders/>
       </w:tblPr>
       <w:tcPr>
-        <w:shd w:color="ffffff"/>
+        <w:shd w:val="clear" w:color="ffffff"/>
         <w:tcBorders>
-          <w:top w:val="none"/>
+          <w:top w:val="none" w:color="000000" w:sz="4" w:space="0"/>
           <w:left w:val="single" w:color="000000" w:themeColor="text1" w:themeTint="80" w:sz="4" w:space="0"/>
-          <w:bottom w:val="none"/>
-          <w:right w:val="none"/>
+          <w:bottom w:val="none" w:color="000000" w:sz="4" w:space="0"/>
+          <w:right w:val="none" w:color="000000" w:sz="4" w:space="0"/>
         </w:tcBorders>
       </w:tcPr>
     </w:tblStylePr>
@@ -12270,9 +12387,9 @@
         <w:shd w:val="clear" w:color="ffffff" w:themeColor="light1" w:fill="ffffff" w:themeFill="light1"/>
         <w:tcBorders>
           <w:top w:val="single" w:color="000000" w:themeColor="text1" w:themeTint="80" w:sz="4" w:space="0"/>
-          <w:left w:val="none"/>
-          <w:bottom w:val="none"/>
-          <w:right w:val="none"/>
+          <w:left w:val="none" w:color="000000" w:sz="4" w:space="0"/>
+          <w:bottom w:val="none" w:color="000000" w:sz="4" w:space="0"/>
+          <w:right w:val="none" w:color="000000" w:sz="4" w:space="0"/>
         </w:tcBorders>
       </w:tcPr>
     </w:tblStylePr>
@@ -12342,9 +12459,9 @@
       </w:tcPr>
     </w:tblStylePr>
   </w:style>
-  <w:style w:type="table" w:styleId="62">
+  <w:style w:type="table" w:styleId="755">
     <w:name w:val="Grid Table 7 Colorful - Accent 1"/>
-    <w:basedOn w:val="665"/>
+    <w:basedOn w:val="891"/>
     <w:uiPriority w:val="99"/>
     <w:pPr>
       <w:pBdr/>
@@ -12446,11 +12563,11 @@
         <w:tblBorders/>
       </w:tblPr>
       <w:tcPr>
-        <w:shd w:color="ffffff"/>
+        <w:shd w:val="clear" w:color="ffffff"/>
         <w:tcBorders>
-          <w:top w:val="none"/>
-          <w:left w:val="none"/>
-          <w:bottom w:val="none"/>
+          <w:top w:val="none" w:color="000000" w:sz="4" w:space="0"/>
+          <w:left w:val="none" w:color="000000" w:sz="4" w:space="0"/>
+          <w:bottom w:val="none" w:color="000000" w:sz="4" w:space="0"/>
           <w:right w:val="single" w:color="000000" w:themeColor="accent1" w:themeTint="80" w:sz="4" w:space="0"/>
         </w:tcBorders>
       </w:tcPr>
@@ -12473,10 +12590,10 @@
       <w:tcPr>
         <w:shd w:val="clear" w:color="ffffff" w:themeColor="light1" w:fill="ffffff" w:themeFill="light1"/>
         <w:tcBorders>
-          <w:top w:val="none"/>
-          <w:left w:val="none"/>
+          <w:top w:val="none" w:color="000000" w:sz="4" w:space="0"/>
+          <w:left w:val="none" w:color="000000" w:sz="4" w:space="0"/>
           <w:bottom w:val="single" w:color="000000" w:themeColor="accent1" w:themeTint="80" w:sz="4" w:space="0"/>
-          <w:right w:val="none"/>
+          <w:right w:val="none" w:color="000000" w:sz="4" w:space="0"/>
         </w:tcBorders>
       </w:tcPr>
     </w:tblStylePr>
@@ -12496,12 +12613,12 @@
         <w:tblBorders/>
       </w:tblPr>
       <w:tcPr>
-        <w:shd w:color="ffffff"/>
+        <w:shd w:val="clear" w:color="ffffff"/>
         <w:tcBorders>
-          <w:top w:val="none"/>
+          <w:top w:val="none" w:color="000000" w:sz="4" w:space="0"/>
           <w:left w:val="single" w:color="000000" w:themeColor="accent1" w:themeTint="80" w:sz="4" w:space="0"/>
-          <w:bottom w:val="none"/>
-          <w:right w:val="none"/>
+          <w:bottom w:val="none" w:color="000000" w:sz="4" w:space="0"/>
+          <w:right w:val="none" w:color="000000" w:sz="4" w:space="0"/>
         </w:tcBorders>
       </w:tcPr>
     </w:tblStylePr>
@@ -12524,9 +12641,9 @@
         <w:shd w:val="clear" w:color="ffffff" w:themeColor="light1" w:fill="ffffff" w:themeFill="light1"/>
         <w:tcBorders>
           <w:top w:val="single" w:color="000000" w:themeColor="accent1" w:themeTint="80" w:sz="4" w:space="0"/>
-          <w:left w:val="none"/>
-          <w:bottom w:val="none"/>
-          <w:right w:val="none"/>
+          <w:left w:val="none" w:color="000000" w:sz="4" w:space="0"/>
+          <w:bottom w:val="none" w:color="000000" w:sz="4" w:space="0"/>
+          <w:right w:val="none" w:color="000000" w:sz="4" w:space="0"/>
         </w:tcBorders>
       </w:tcPr>
     </w:tblStylePr>
@@ -12596,9 +12713,9 @@
       </w:tcPr>
     </w:tblStylePr>
   </w:style>
-  <w:style w:type="table" w:styleId="63">
+  <w:style w:type="table" w:styleId="756">
     <w:name w:val="Grid Table 7 Colorful - Accent 2"/>
-    <w:basedOn w:val="665"/>
+    <w:basedOn w:val="891"/>
     <w:uiPriority w:val="99"/>
     <w:pPr>
       <w:pBdr/>
@@ -12700,11 +12817,11 @@
         <w:tblBorders/>
       </w:tblPr>
       <w:tcPr>
-        <w:shd w:color="ffffff"/>
+        <w:shd w:val="clear" w:color="ffffff"/>
         <w:tcBorders>
-          <w:top w:val="none"/>
-          <w:left w:val="none"/>
-          <w:bottom w:val="none"/>
+          <w:top w:val="none" w:color="000000" w:sz="4" w:space="0"/>
+          <w:left w:val="none" w:color="000000" w:sz="4" w:space="0"/>
+          <w:bottom w:val="none" w:color="000000" w:sz="4" w:space="0"/>
           <w:right w:val="single" w:color="000000" w:themeColor="accent2" w:themeTint="97" w:sz="4" w:space="0"/>
         </w:tcBorders>
       </w:tcPr>
@@ -12727,10 +12844,10 @@
       <w:tcPr>
         <w:shd w:val="clear" w:color="ffffff" w:themeColor="light1" w:fill="ffffff" w:themeFill="light1"/>
         <w:tcBorders>
-          <w:top w:val="none"/>
-          <w:left w:val="none"/>
+          <w:top w:val="none" w:color="000000" w:sz="4" w:space="0"/>
+          <w:left w:val="none" w:color="000000" w:sz="4" w:space="0"/>
           <w:bottom w:val="single" w:color="000000" w:themeColor="accent2" w:themeTint="97" w:sz="4" w:space="0"/>
-          <w:right w:val="none"/>
+          <w:right w:val="none" w:color="000000" w:sz="4" w:space="0"/>
         </w:tcBorders>
       </w:tcPr>
     </w:tblStylePr>
@@ -12750,12 +12867,12 @@
         <w:tblBorders/>
       </w:tblPr>
       <w:tcPr>
-        <w:shd w:color="ffffff"/>
+        <w:shd w:val="clear" w:color="ffffff"/>
         <w:tcBorders>
-          <w:top w:val="none"/>
+          <w:top w:val="none" w:color="000000" w:sz="4" w:space="0"/>
           <w:left w:val="single" w:color="000000" w:themeColor="accent2" w:themeTint="97" w:sz="4" w:space="0"/>
-          <w:bottom w:val="none"/>
-          <w:right w:val="none"/>
+          <w:bottom w:val="none" w:color="000000" w:sz="4" w:space="0"/>
+          <w:right w:val="none" w:color="000000" w:sz="4" w:space="0"/>
         </w:tcBorders>
       </w:tcPr>
     </w:tblStylePr>
@@ -12778,9 +12895,9 @@
         <w:shd w:val="clear" w:color="ffffff" w:themeColor="light1" w:fill="ffffff" w:themeFill="light1"/>
         <w:tcBorders>
           <w:top w:val="single" w:color="000000" w:themeColor="accent2" w:themeTint="97" w:sz="4" w:space="0"/>
-          <w:left w:val="none"/>
-          <w:bottom w:val="none"/>
-          <w:right w:val="none"/>
+          <w:left w:val="none" w:color="000000" w:sz="4" w:space="0"/>
+          <w:bottom w:val="none" w:color="000000" w:sz="4" w:space="0"/>
+          <w:right w:val="none" w:color="000000" w:sz="4" w:space="0"/>
         </w:tcBorders>
       </w:tcPr>
     </w:tblStylePr>
@@ -12850,9 +12967,9 @@
       </w:tcPr>
     </w:tblStylePr>
   </w:style>
-  <w:style w:type="table" w:styleId="64">
+  <w:style w:type="table" w:styleId="757">
     <w:name w:val="Grid Table 7 Colorful - Accent 3"/>
-    <w:basedOn w:val="665"/>
+    <w:basedOn w:val="891"/>
     <w:uiPriority w:val="99"/>
     <w:pPr>
       <w:pBdr/>
@@ -12954,11 +13071,11 @@
         <w:tblBorders/>
       </w:tblPr>
       <w:tcPr>
-        <w:shd w:color="ffffff"/>
+        <w:shd w:val="clear" w:color="ffffff"/>
         <w:tcBorders>
-          <w:top w:val="none"/>
-          <w:left w:val="none"/>
-          <w:bottom w:val="none"/>
+          <w:top w:val="none" w:color="000000" w:sz="4" w:space="0"/>
+          <w:left w:val="none" w:color="000000" w:sz="4" w:space="0"/>
+          <w:bottom w:val="none" w:color="000000" w:sz="4" w:space="0"/>
           <w:right w:val="single" w:color="000000" w:themeColor="accent3" w:themeTint="FE" w:sz="4" w:space="0"/>
         </w:tcBorders>
       </w:tcPr>
@@ -12981,10 +13098,10 @@
       <w:tcPr>
         <w:shd w:val="clear" w:color="ffffff" w:themeColor="light1" w:fill="ffffff" w:themeFill="light1"/>
         <w:tcBorders>
-          <w:top w:val="none"/>
-          <w:left w:val="none"/>
+          <w:top w:val="none" w:color="000000" w:sz="4" w:space="0"/>
+          <w:left w:val="none" w:color="000000" w:sz="4" w:space="0"/>
           <w:bottom w:val="single" w:color="000000" w:themeColor="accent3" w:themeTint="FE" w:sz="4" w:space="0"/>
-          <w:right w:val="none"/>
+          <w:right w:val="none" w:color="000000" w:sz="4" w:space="0"/>
         </w:tcBorders>
       </w:tcPr>
     </w:tblStylePr>
@@ -13004,12 +13121,12 @@
         <w:tblBorders/>
       </w:tblPr>
       <w:tcPr>
-        <w:shd w:color="ffffff"/>
+        <w:shd w:val="clear" w:color="ffffff"/>
         <w:tcBorders>
-          <w:top w:val="none"/>
+          <w:top w:val="none" w:color="000000" w:sz="4" w:space="0"/>
           <w:left w:val="single" w:color="000000" w:themeColor="accent3" w:themeTint="FE" w:sz="4" w:space="0"/>
-          <w:bottom w:val="none"/>
-          <w:right w:val="none"/>
+          <w:bottom w:val="none" w:color="000000" w:sz="4" w:space="0"/>
+          <w:right w:val="none" w:color="000000" w:sz="4" w:space="0"/>
         </w:tcBorders>
       </w:tcPr>
     </w:tblStylePr>
@@ -13032,9 +13149,9 @@
         <w:shd w:val="clear" w:color="ffffff" w:themeColor="light1" w:fill="ffffff" w:themeFill="light1"/>
         <w:tcBorders>
           <w:top w:val="single" w:color="000000" w:themeColor="accent3" w:themeTint="FE" w:sz="4" w:space="0"/>
-          <w:left w:val="none"/>
-          <w:bottom w:val="none"/>
-          <w:right w:val="none"/>
+          <w:left w:val="none" w:color="000000" w:sz="4" w:space="0"/>
+          <w:bottom w:val="none" w:color="000000" w:sz="4" w:space="0"/>
+          <w:right w:val="none" w:color="000000" w:sz="4" w:space="0"/>
         </w:tcBorders>
       </w:tcPr>
     </w:tblStylePr>
@@ -13104,9 +13221,9 @@
       </w:tcPr>
     </w:tblStylePr>
   </w:style>
-  <w:style w:type="table" w:styleId="65">
+  <w:style w:type="table" w:styleId="758">
     <w:name w:val="Grid Table 7 Colorful - Accent 4"/>
-    <w:basedOn w:val="665"/>
+    <w:basedOn w:val="891"/>
     <w:uiPriority w:val="99"/>
     <w:pPr>
       <w:pBdr/>
@@ -13208,11 +13325,11 @@
         <w:tblBorders/>
       </w:tblPr>
       <w:tcPr>
-        <w:shd w:color="ffffff"/>
+        <w:shd w:val="clear" w:color="ffffff"/>
         <w:tcBorders>
-          <w:top w:val="none"/>
-          <w:left w:val="none"/>
-          <w:bottom w:val="none"/>
+          <w:top w:val="none" w:color="000000" w:sz="4" w:space="0"/>
+          <w:left w:val="none" w:color="000000" w:sz="4" w:space="0"/>
+          <w:bottom w:val="none" w:color="000000" w:sz="4" w:space="0"/>
           <w:right w:val="single" w:color="000000" w:themeColor="accent4" w:themeTint="9A" w:sz="4" w:space="0"/>
         </w:tcBorders>
       </w:tcPr>
@@ -13235,10 +13352,10 @@
       <w:tcPr>
         <w:shd w:val="clear" w:color="ffffff" w:themeColor="light1" w:fill="ffffff" w:themeFill="light1"/>
         <w:tcBorders>
-          <w:top w:val="none"/>
-          <w:left w:val="none"/>
+          <w:top w:val="none" w:color="000000" w:sz="4" w:space="0"/>
+          <w:left w:val="none" w:color="000000" w:sz="4" w:space="0"/>
           <w:bottom w:val="single" w:color="000000" w:themeColor="accent4" w:themeTint="9A" w:sz="4" w:space="0"/>
-          <w:right w:val="none"/>
+          <w:right w:val="none" w:color="000000" w:sz="4" w:space="0"/>
         </w:tcBorders>
       </w:tcPr>
     </w:tblStylePr>
@@ -13258,12 +13375,12 @@
         <w:tblBorders/>
       </w:tblPr>
       <w:tcPr>
-        <w:shd w:color="ffffff"/>
+        <w:shd w:val="clear" w:color="ffffff"/>
         <w:tcBorders>
-          <w:top w:val="none"/>
+          <w:top w:val="none" w:color="000000" w:sz="4" w:space="0"/>
           <w:left w:val="single" w:color="000000" w:themeColor="accent4" w:themeTint="9A" w:sz="4" w:space="0"/>
-          <w:bottom w:val="none"/>
-          <w:right w:val="none"/>
+          <w:bottom w:val="none" w:color="000000" w:sz="4" w:space="0"/>
+          <w:right w:val="none" w:color="000000" w:sz="4" w:space="0"/>
         </w:tcBorders>
       </w:tcPr>
     </w:tblStylePr>
@@ -13286,9 +13403,9 @@
         <w:shd w:val="clear" w:color="ffffff" w:themeColor="light1" w:fill="ffffff" w:themeFill="light1"/>
         <w:tcBorders>
           <w:top w:val="single" w:color="000000" w:themeColor="accent4" w:themeTint="9A" w:sz="4" w:space="0"/>
-          <w:left w:val="none"/>
-          <w:bottom w:val="none"/>
-          <w:right w:val="none"/>
+          <w:left w:val="none" w:color="000000" w:sz="4" w:space="0"/>
+          <w:bottom w:val="none" w:color="000000" w:sz="4" w:space="0"/>
+          <w:right w:val="none" w:color="000000" w:sz="4" w:space="0"/>
         </w:tcBorders>
       </w:tcPr>
     </w:tblStylePr>
@@ -13358,9 +13475,9 @@
       </w:tcPr>
     </w:tblStylePr>
   </w:style>
-  <w:style w:type="table" w:styleId="66">
+  <w:style w:type="table" w:styleId="759">
     <w:name w:val="Grid Table 7 Colorful - Accent 5"/>
-    <w:basedOn w:val="665"/>
+    <w:basedOn w:val="891"/>
     <w:uiPriority w:val="99"/>
     <w:pPr>
       <w:pBdr/>
@@ -13462,11 +13579,11 @@
         <w:tblBorders/>
       </w:tblPr>
       <w:tcPr>
-        <w:shd w:color="ffffff"/>
+        <w:shd w:val="clear" w:color="ffffff"/>
         <w:tcBorders>
-          <w:top w:val="none"/>
-          <w:left w:val="none"/>
-          <w:bottom w:val="none"/>
+          <w:top w:val="none" w:color="000000" w:sz="4" w:space="0"/>
+          <w:left w:val="none" w:color="000000" w:sz="4" w:space="0"/>
+          <w:bottom w:val="none" w:color="000000" w:sz="4" w:space="0"/>
           <w:right w:val="single" w:color="000000" w:themeColor="accent5" w:themeTint="90" w:sz="4" w:space="0"/>
         </w:tcBorders>
       </w:tcPr>
@@ -13489,10 +13606,10 @@
       <w:tcPr>
         <w:shd w:val="clear" w:color="ffffff" w:themeColor="light1" w:fill="ffffff" w:themeFill="light1"/>
         <w:tcBorders>
-          <w:top w:val="none"/>
-          <w:left w:val="none"/>
+          <w:top w:val="none" w:color="000000" w:sz="4" w:space="0"/>
+          <w:left w:val="none" w:color="000000" w:sz="4" w:space="0"/>
           <w:bottom w:val="single" w:color="000000" w:themeColor="accent5" w:themeTint="90" w:sz="4" w:space="0"/>
-          <w:right w:val="none"/>
+          <w:right w:val="none" w:color="000000" w:sz="4" w:space="0"/>
         </w:tcBorders>
       </w:tcPr>
     </w:tblStylePr>
@@ -13512,12 +13629,12 @@
         <w:tblBorders/>
       </w:tblPr>
       <w:tcPr>
-        <w:shd w:color="ffffff"/>
+        <w:shd w:val="clear" w:color="ffffff"/>
         <w:tcBorders>
-          <w:top w:val="none"/>
+          <w:top w:val="none" w:color="000000" w:sz="4" w:space="0"/>
           <w:left w:val="single" w:color="000000" w:themeColor="accent5" w:themeTint="90" w:sz="4" w:space="0"/>
-          <w:bottom w:val="none"/>
-          <w:right w:val="none"/>
+          <w:bottom w:val="none" w:color="000000" w:sz="4" w:space="0"/>
+          <w:right w:val="none" w:color="000000" w:sz="4" w:space="0"/>
         </w:tcBorders>
       </w:tcPr>
     </w:tblStylePr>
@@ -13540,9 +13657,9 @@
         <w:shd w:val="clear" w:color="ffffff" w:themeColor="light1" w:fill="ffffff" w:themeFill="light1"/>
         <w:tcBorders>
           <w:top w:val="single" w:color="000000" w:themeColor="accent5" w:themeTint="90" w:sz="4" w:space="0"/>
-          <w:left w:val="none"/>
-          <w:bottom w:val="none"/>
-          <w:right w:val="none"/>
+          <w:left w:val="none" w:color="000000" w:sz="4" w:space="0"/>
+          <w:bottom w:val="none" w:color="000000" w:sz="4" w:space="0"/>
+          <w:right w:val="none" w:color="000000" w:sz="4" w:space="0"/>
         </w:tcBorders>
       </w:tcPr>
     </w:tblStylePr>
@@ -13612,9 +13729,9 @@
       </w:tcPr>
     </w:tblStylePr>
   </w:style>
-  <w:style w:type="table" w:styleId="67">
+  <w:style w:type="table" w:styleId="760">
     <w:name w:val="Grid Table 7 Colorful - Accent 6"/>
-    <w:basedOn w:val="665"/>
+    <w:basedOn w:val="891"/>
     <w:uiPriority w:val="99"/>
     <w:pPr>
       <w:pBdr/>
@@ -13716,11 +13833,11 @@
         <w:tblBorders/>
       </w:tblPr>
       <w:tcPr>
-        <w:shd w:color="ffffff"/>
+        <w:shd w:val="clear" w:color="ffffff"/>
         <w:tcBorders>
-          <w:top w:val="none"/>
-          <w:left w:val="none"/>
-          <w:bottom w:val="none"/>
+          <w:top w:val="none" w:color="000000" w:sz="4" w:space="0"/>
+          <w:left w:val="none" w:color="000000" w:sz="4" w:space="0"/>
+          <w:bottom w:val="none" w:color="000000" w:sz="4" w:space="0"/>
           <w:right w:val="single" w:color="000000" w:themeColor="accent6" w:themeTint="90" w:sz="4" w:space="0"/>
         </w:tcBorders>
       </w:tcPr>
@@ -13743,10 +13860,10 @@
       <w:tcPr>
         <w:shd w:val="clear" w:color="ffffff" w:themeColor="light1" w:fill="ffffff" w:themeFill="light1"/>
         <w:tcBorders>
-          <w:top w:val="none"/>
-          <w:left w:val="none"/>
+          <w:top w:val="none" w:color="000000" w:sz="4" w:space="0"/>
+          <w:left w:val="none" w:color="000000" w:sz="4" w:space="0"/>
           <w:bottom w:val="single" w:color="000000" w:themeColor="accent6" w:themeTint="90" w:sz="4" w:space="0"/>
-          <w:right w:val="none"/>
+          <w:right w:val="none" w:color="000000" w:sz="4" w:space="0"/>
         </w:tcBorders>
       </w:tcPr>
     </w:tblStylePr>
@@ -13766,12 +13883,12 @@
         <w:tblBorders/>
       </w:tblPr>
       <w:tcPr>
-        <w:shd w:color="ffffff"/>
+        <w:shd w:val="clear" w:color="ffffff"/>
         <w:tcBorders>
-          <w:top w:val="none"/>
+          <w:top w:val="none" w:color="000000" w:sz="4" w:space="0"/>
           <w:left w:val="single" w:color="000000" w:themeColor="accent6" w:themeTint="90" w:sz="4" w:space="0"/>
-          <w:bottom w:val="none"/>
-          <w:right w:val="none"/>
+          <w:bottom w:val="none" w:color="000000" w:sz="4" w:space="0"/>
+          <w:right w:val="none" w:color="000000" w:sz="4" w:space="0"/>
         </w:tcBorders>
       </w:tcPr>
     </w:tblStylePr>
@@ -13794,9 +13911,9 @@
         <w:shd w:val="clear" w:color="ffffff" w:themeColor="light1" w:fill="ffffff" w:themeFill="light1"/>
         <w:tcBorders>
           <w:top w:val="single" w:color="000000" w:themeColor="accent6" w:themeTint="90" w:sz="4" w:space="0"/>
-          <w:left w:val="none"/>
-          <w:bottom w:val="none"/>
-          <w:right w:val="none"/>
+          <w:left w:val="none" w:color="000000" w:sz="4" w:space="0"/>
+          <w:bottom w:val="none" w:color="000000" w:sz="4" w:space="0"/>
+          <w:right w:val="none" w:color="000000" w:sz="4" w:space="0"/>
         </w:tcBorders>
       </w:tcPr>
     </w:tblStylePr>
@@ -13866,9 +13983,9 @@
       </w:tcPr>
     </w:tblStylePr>
   </w:style>
-  <w:style w:type="table" w:styleId="68">
+  <w:style w:type="table" w:styleId="761">
     <w:name w:val="List Table 1 Light"/>
-    <w:basedOn w:val="665"/>
+    <w:basedOn w:val="891"/>
     <w:uiPriority w:val="99"/>
     <w:pPr>
       <w:pBdr/>
@@ -14082,9 +14199,9 @@
       </w:tcPr>
     </w:tblStylePr>
   </w:style>
-  <w:style w:type="table" w:styleId="69">
+  <w:style w:type="table" w:styleId="762">
     <w:name w:val="List Table 1 Light - Accent 1"/>
-    <w:basedOn w:val="665"/>
+    <w:basedOn w:val="891"/>
     <w:uiPriority w:val="99"/>
     <w:pPr>
       <w:pBdr/>
@@ -14298,9 +14415,9 @@
       </w:tcPr>
     </w:tblStylePr>
   </w:style>
-  <w:style w:type="table" w:styleId="70">
+  <w:style w:type="table" w:styleId="763">
     <w:name w:val="List Table 1 Light - Accent 2"/>
-    <w:basedOn w:val="665"/>
+    <w:basedOn w:val="891"/>
     <w:uiPriority w:val="99"/>
     <w:pPr>
       <w:pBdr/>
@@ -14514,9 +14631,9 @@
       </w:tcPr>
     </w:tblStylePr>
   </w:style>
-  <w:style w:type="table" w:styleId="71">
+  <w:style w:type="table" w:styleId="764">
     <w:name w:val="List Table 1 Light - Accent 3"/>
-    <w:basedOn w:val="665"/>
+    <w:basedOn w:val="891"/>
     <w:uiPriority w:val="99"/>
     <w:pPr>
       <w:pBdr/>
@@ -14730,9 +14847,9 @@
       </w:tcPr>
     </w:tblStylePr>
   </w:style>
-  <w:style w:type="table" w:styleId="72">
+  <w:style w:type="table" w:styleId="765">
     <w:name w:val="List Table 1 Light - Accent 4"/>
-    <w:basedOn w:val="665"/>
+    <w:basedOn w:val="891"/>
     <w:uiPriority w:val="99"/>
     <w:pPr>
       <w:pBdr/>
@@ -14946,9 +15063,9 @@
       </w:tcPr>
     </w:tblStylePr>
   </w:style>
-  <w:style w:type="table" w:styleId="73">
+  <w:style w:type="table" w:styleId="766">
     <w:name w:val="List Table 1 Light - Accent 5"/>
-    <w:basedOn w:val="665"/>
+    <w:basedOn w:val="891"/>
     <w:uiPriority w:val="99"/>
     <w:pPr>
       <w:pBdr/>
@@ -15162,9 +15279,9 @@
       </w:tcPr>
     </w:tblStylePr>
   </w:style>
-  <w:style w:type="table" w:styleId="74">
+  <w:style w:type="table" w:styleId="767">
     <w:name w:val="List Table 1 Light - Accent 6"/>
-    <w:basedOn w:val="665"/>
+    <w:basedOn w:val="891"/>
     <w:uiPriority w:val="99"/>
     <w:pPr>
       <w:pBdr/>
@@ -15378,9 +15495,9 @@
       </w:tcPr>
     </w:tblStylePr>
   </w:style>
-  <w:style w:type="table" w:styleId="75">
+  <w:style w:type="table" w:styleId="768">
     <w:name w:val="List Table 2"/>
-    <w:basedOn w:val="665"/>
+    <w:basedOn w:val="891"/>
     <w:uiPriority w:val="99"/>
     <w:pPr>
       <w:pBdr/>
@@ -15616,9 +15733,9 @@
       </w:tcPr>
     </w:tblStylePr>
   </w:style>
-  <w:style w:type="table" w:styleId="76">
+  <w:style w:type="table" w:styleId="769">
     <w:name w:val="List Table 2 - Accent 1"/>
-    <w:basedOn w:val="665"/>
+    <w:basedOn w:val="891"/>
     <w:uiPriority w:val="99"/>
     <w:pPr>
       <w:pBdr/>
@@ -15854,9 +15971,9 @@
       </w:tcPr>
     </w:tblStylePr>
   </w:style>
-  <w:style w:type="table" w:styleId="77">
+  <w:style w:type="table" w:styleId="770">
     <w:name w:val="List Table 2 - Accent 2"/>
-    <w:basedOn w:val="665"/>
+    <w:basedOn w:val="891"/>
     <w:uiPriority w:val="99"/>
     <w:pPr>
       <w:pBdr/>
@@ -16092,9 +16209,9 @@
       </w:tcPr>
     </w:tblStylePr>
   </w:style>
-  <w:style w:type="table" w:styleId="78">
+  <w:style w:type="table" w:styleId="771">
     <w:name w:val="List Table 2 - Accent 3"/>
-    <w:basedOn w:val="665"/>
+    <w:basedOn w:val="891"/>
     <w:uiPriority w:val="99"/>
     <w:pPr>
       <w:pBdr/>
@@ -16330,9 +16447,9 @@
       </w:tcPr>
     </w:tblStylePr>
   </w:style>
-  <w:style w:type="table" w:styleId="79">
+  <w:style w:type="table" w:styleId="772">
     <w:name w:val="List Table 2 - Accent 4"/>
-    <w:basedOn w:val="665"/>
+    <w:basedOn w:val="891"/>
     <w:uiPriority w:val="99"/>
     <w:pPr>
       <w:pBdr/>
@@ -16568,9 +16685,9 @@
       </w:tcPr>
     </w:tblStylePr>
   </w:style>
-  <w:style w:type="table" w:styleId="80">
+  <w:style w:type="table" w:styleId="773">
     <w:name w:val="List Table 2 - Accent 5"/>
-    <w:basedOn w:val="665"/>
+    <w:basedOn w:val="891"/>
     <w:uiPriority w:val="99"/>
     <w:pPr>
       <w:pBdr/>
@@ -16806,9 +16923,9 @@
       </w:tcPr>
     </w:tblStylePr>
   </w:style>
-  <w:style w:type="table" w:styleId="81">
+  <w:style w:type="table" w:styleId="774">
     <w:name w:val="List Table 2 - Accent 6"/>
-    <w:basedOn w:val="665"/>
+    <w:basedOn w:val="891"/>
     <w:uiPriority w:val="99"/>
     <w:pPr>
       <w:pBdr/>
@@ -17044,9 +17161,9 @@
       </w:tcPr>
     </w:tblStylePr>
   </w:style>
-  <w:style w:type="table" w:styleId="82">
+  <w:style w:type="table" w:styleId="775">
     <w:name w:val="List Table 3"/>
-    <w:basedOn w:val="665"/>
+    <w:basedOn w:val="891"/>
     <w:uiPriority w:val="99"/>
     <w:pPr>
       <w:pBdr/>
@@ -17272,9 +17389,9 @@
       </w:tcPr>
     </w:tblStylePr>
   </w:style>
-  <w:style w:type="table" w:styleId="83">
+  <w:style w:type="table" w:styleId="776">
     <w:name w:val="List Table 3 - Accent 1"/>
-    <w:basedOn w:val="665"/>
+    <w:basedOn w:val="891"/>
     <w:uiPriority w:val="99"/>
     <w:pPr>
       <w:pBdr/>
@@ -17500,9 +17617,9 @@
       </w:tcPr>
     </w:tblStylePr>
   </w:style>
-  <w:style w:type="table" w:styleId="84">
+  <w:style w:type="table" w:styleId="777">
     <w:name w:val="List Table 3 - Accent 2"/>
-    <w:basedOn w:val="665"/>
+    <w:basedOn w:val="891"/>
     <w:uiPriority w:val="99"/>
     <w:pPr>
       <w:pBdr/>
@@ -17728,9 +17845,9 @@
       </w:tcPr>
     </w:tblStylePr>
   </w:style>
-  <w:style w:type="table" w:styleId="85">
+  <w:style w:type="table" w:styleId="778">
     <w:name w:val="List Table 3 - Accent 3"/>
-    <w:basedOn w:val="665"/>
+    <w:basedOn w:val="891"/>
     <w:uiPriority w:val="99"/>
     <w:pPr>
       <w:pBdr/>
@@ -17956,9 +18073,9 @@
       </w:tcPr>
     </w:tblStylePr>
   </w:style>
-  <w:style w:type="table" w:styleId="86">
+  <w:style w:type="table" w:styleId="779">
     <w:name w:val="List Table 3 - Accent 4"/>
-    <w:basedOn w:val="665"/>
+    <w:basedOn w:val="891"/>
     <w:uiPriority w:val="99"/>
     <w:pPr>
       <w:pBdr/>
@@ -18184,9 +18301,9 @@
       </w:tcPr>
     </w:tblStylePr>
   </w:style>
-  <w:style w:type="table" w:styleId="87">
+  <w:style w:type="table" w:styleId="780">
     <w:name w:val="List Table 3 - Accent 5"/>
-    <w:basedOn w:val="665"/>
+    <w:basedOn w:val="891"/>
     <w:uiPriority w:val="99"/>
     <w:pPr>
       <w:pBdr/>
@@ -18412,9 +18529,9 @@
       </w:tcPr>
     </w:tblStylePr>
   </w:style>
-  <w:style w:type="table" w:styleId="88">
+  <w:style w:type="table" w:styleId="781">
     <w:name w:val="List Table 3 - Accent 6"/>
-    <w:basedOn w:val="665"/>
+    <w:basedOn w:val="891"/>
     <w:uiPriority w:val="99"/>
     <w:pPr>
       <w:pBdr/>
@@ -18640,9 +18757,9 @@
       </w:tcPr>
     </w:tblStylePr>
   </w:style>
-  <w:style w:type="table" w:styleId="89">
+  <w:style w:type="table" w:styleId="782">
     <w:name w:val="List Table 4"/>
-    <w:basedOn w:val="665"/>
+    <w:basedOn w:val="891"/>
     <w:uiPriority w:val="99"/>
     <w:pPr>
       <w:pBdr/>
@@ -18865,9 +18982,9 @@
       </w:tcPr>
     </w:tblStylePr>
   </w:style>
-  <w:style w:type="table" w:styleId="90">
+  <w:style w:type="table" w:styleId="783">
     <w:name w:val="List Table 4 - Accent 1"/>
-    <w:basedOn w:val="665"/>
+    <w:basedOn w:val="891"/>
     <w:uiPriority w:val="99"/>
     <w:pPr>
       <w:pBdr/>
@@ -19090,9 +19207,9 @@
       </w:tcPr>
     </w:tblStylePr>
   </w:style>
-  <w:style w:type="table" w:styleId="91">
+  <w:style w:type="table" w:styleId="784">
     <w:name w:val="List Table 4 - Accent 2"/>
-    <w:basedOn w:val="665"/>
+    <w:basedOn w:val="891"/>
     <w:uiPriority w:val="99"/>
     <w:pPr>
       <w:pBdr/>
@@ -19315,9 +19432,9 @@
       </w:tcPr>
     </w:tblStylePr>
   </w:style>
-  <w:style w:type="table" w:styleId="92">
+  <w:style w:type="table" w:styleId="785">
     <w:name w:val="List Table 4 - Accent 3"/>
-    <w:basedOn w:val="665"/>
+    <w:basedOn w:val="891"/>
     <w:uiPriority w:val="99"/>
     <w:pPr>
       <w:pBdr/>
@@ -19540,9 +19657,9 @@
       </w:tcPr>
     </w:tblStylePr>
   </w:style>
-  <w:style w:type="table" w:styleId="93">
+  <w:style w:type="table" w:styleId="786">
     <w:name w:val="List Table 4 - Accent 4"/>
-    <w:basedOn w:val="665"/>
+    <w:basedOn w:val="891"/>
     <w:uiPriority w:val="99"/>
     <w:pPr>
       <w:pBdr/>
@@ -19765,9 +19882,9 @@
       </w:tcPr>
     </w:tblStylePr>
   </w:style>
-  <w:style w:type="table" w:styleId="94">
+  <w:style w:type="table" w:styleId="787">
     <w:name w:val="List Table 4 - Accent 5"/>
-    <w:basedOn w:val="665"/>
+    <w:basedOn w:val="891"/>
     <w:uiPriority w:val="99"/>
     <w:pPr>
       <w:pBdr/>
@@ -19990,9 +20107,9 @@
       </w:tcPr>
     </w:tblStylePr>
   </w:style>
-  <w:style w:type="table" w:styleId="95">
+  <w:style w:type="table" w:styleId="788">
     <w:name w:val="List Table 4 - Accent 6"/>
-    <w:basedOn w:val="665"/>
+    <w:basedOn w:val="891"/>
     <w:uiPriority w:val="99"/>
     <w:pPr>
       <w:pBdr/>
@@ -20215,9 +20332,9 @@
       </w:tcPr>
     </w:tblStylePr>
   </w:style>
-  <w:style w:type="table" w:styleId="96">
+  <w:style w:type="table" w:styleId="789">
     <w:name w:val="List Table 5 Dark"/>
-    <w:basedOn w:val="665"/>
+    <w:basedOn w:val="891"/>
     <w:uiPriority w:val="99"/>
     <w:pPr>
       <w:pBdr/>
@@ -20457,9 +20574,9 @@
       </w:tcPr>
     </w:tblStylePr>
   </w:style>
-  <w:style w:type="table" w:styleId="97">
+  <w:style w:type="table" w:styleId="790">
     <w:name w:val="List Table 5 Dark - Accent 1"/>
-    <w:basedOn w:val="665"/>
+    <w:basedOn w:val="891"/>
     <w:uiPriority w:val="99"/>
     <w:pPr>
       <w:pBdr/>
@@ -20699,9 +20816,9 @@
       </w:tcPr>
     </w:tblStylePr>
   </w:style>
-  <w:style w:type="table" w:styleId="98">
+  <w:style w:type="table" w:styleId="791">
     <w:name w:val="List Table 5 Dark - Accent 2"/>
-    <w:basedOn w:val="665"/>
+    <w:basedOn w:val="891"/>
     <w:uiPriority w:val="99"/>
     <w:pPr>
       <w:pBdr/>
@@ -20941,9 +21058,9 @@
       </w:tcPr>
     </w:tblStylePr>
   </w:style>
-  <w:style w:type="table" w:styleId="99">
+  <w:style w:type="table" w:styleId="792">
     <w:name w:val="List Table 5 Dark - Accent 3"/>
-    <w:basedOn w:val="665"/>
+    <w:basedOn w:val="891"/>
     <w:uiPriority w:val="99"/>
     <w:pPr>
       <w:pBdr/>
@@ -21183,9 +21300,9 @@
       </w:tcPr>
     </w:tblStylePr>
   </w:style>
-  <w:style w:type="table" w:styleId="100">
+  <w:style w:type="table" w:styleId="793">
     <w:name w:val="List Table 5 Dark - Accent 4"/>
-    <w:basedOn w:val="665"/>
+    <w:basedOn w:val="891"/>
     <w:uiPriority w:val="99"/>
     <w:pPr>
       <w:pBdr/>
@@ -21425,9 +21542,9 @@
       </w:tcPr>
     </w:tblStylePr>
   </w:style>
-  <w:style w:type="table" w:styleId="101">
+  <w:style w:type="table" w:styleId="794">
     <w:name w:val="List Table 5 Dark - Accent 5"/>
-    <w:basedOn w:val="665"/>
+    <w:basedOn w:val="891"/>
     <w:uiPriority w:val="99"/>
     <w:pPr>
       <w:pBdr/>
@@ -21667,9 +21784,9 @@
       </w:tcPr>
     </w:tblStylePr>
   </w:style>
-  <w:style w:type="table" w:styleId="102">
+  <w:style w:type="table" w:styleId="795">
     <w:name w:val="List Table 5 Dark - Accent 6"/>
-    <w:basedOn w:val="665"/>
+    <w:basedOn w:val="891"/>
     <w:uiPriority w:val="99"/>
     <w:pPr>
       <w:pBdr/>
@@ -21909,9 +22026,9 @@
       </w:tcPr>
     </w:tblStylePr>
   </w:style>
-  <w:style w:type="table" w:styleId="103">
+  <w:style w:type="table" w:styleId="796">
     <w:name w:val="List Table 6 Colorful"/>
-    <w:basedOn w:val="665"/>
+    <w:basedOn w:val="891"/>
     <w:uiPriority w:val="99"/>
     <w:pPr>
       <w:pBdr/>
@@ -22132,9 +22249,9 @@
       </w:tcPr>
     </w:tblStylePr>
   </w:style>
-  <w:style w:type="table" w:styleId="104">
+  <w:style w:type="table" w:styleId="797">
     <w:name w:val="List Table 6 Colorful - Accent 1"/>
-    <w:basedOn w:val="665"/>
+    <w:basedOn w:val="891"/>
     <w:uiPriority w:val="99"/>
     <w:pPr>
       <w:pBdr/>
@@ -22355,9 +22472,9 @@
       </w:tcPr>
     </w:tblStylePr>
   </w:style>
-  <w:style w:type="table" w:styleId="105">
+  <w:style w:type="table" w:styleId="798">
     <w:name w:val="List Table 6 Colorful - Accent 2"/>
-    <w:basedOn w:val="665"/>
+    <w:basedOn w:val="891"/>
     <w:uiPriority w:val="99"/>
     <w:pPr>
       <w:pBdr/>
@@ -22578,9 +22695,9 @@
       </w:tcPr>
     </w:tblStylePr>
   </w:style>
-  <w:style w:type="table" w:styleId="106">
+  <w:style w:type="table" w:styleId="799">
     <w:name w:val="List Table 6 Colorful - Accent 3"/>
-    <w:basedOn w:val="665"/>
+    <w:basedOn w:val="891"/>
     <w:uiPriority w:val="99"/>
     <w:pPr>
       <w:pBdr/>
@@ -22801,9 +22918,9 @@
       </w:tcPr>
     </w:tblStylePr>
   </w:style>
-  <w:style w:type="table" w:styleId="107">
+  <w:style w:type="table" w:styleId="800">
     <w:name w:val="List Table 6 Colorful - Accent 4"/>
-    <w:basedOn w:val="665"/>
+    <w:basedOn w:val="891"/>
     <w:uiPriority w:val="99"/>
     <w:pPr>
       <w:pBdr/>
@@ -23024,9 +23141,9 @@
       </w:tcPr>
     </w:tblStylePr>
   </w:style>
-  <w:style w:type="table" w:styleId="108">
+  <w:style w:type="table" w:styleId="801">
     <w:name w:val="List Table 6 Colorful - Accent 5"/>
-    <w:basedOn w:val="665"/>
+    <w:basedOn w:val="891"/>
     <w:uiPriority w:val="99"/>
     <w:pPr>
       <w:pBdr/>
@@ -23247,9 +23364,9 @@
       </w:tcPr>
     </w:tblStylePr>
   </w:style>
-  <w:style w:type="table" w:styleId="109">
+  <w:style w:type="table" w:styleId="802">
     <w:name w:val="List Table 6 Colorful - Accent 6"/>
-    <w:basedOn w:val="665"/>
+    <w:basedOn w:val="891"/>
     <w:uiPriority w:val="99"/>
     <w:pPr>
       <w:pBdr/>
@@ -23470,9 +23587,9 @@
       </w:tcPr>
     </w:tblStylePr>
   </w:style>
-  <w:style w:type="table" w:styleId="110">
+  <w:style w:type="table" w:styleId="803">
     <w:name w:val="List Table 7 Colorful"/>
-    <w:basedOn w:val="665"/>
+    <w:basedOn w:val="891"/>
     <w:uiPriority w:val="99"/>
     <w:pPr>
       <w:pBdr/>
@@ -23571,11 +23688,11 @@
         <w:tblBorders/>
       </w:tblPr>
       <w:tcPr>
-        <w:shd w:color="ffffff"/>
+        <w:shd w:val="clear" w:color="ffffff"/>
         <w:tcBorders>
-          <w:top w:val="none"/>
-          <w:left w:val="none"/>
-          <w:bottom w:val="none"/>
+          <w:top w:val="none" w:color="000000" w:sz="4" w:space="0"/>
+          <w:left w:val="none" w:color="000000" w:sz="4" w:space="0"/>
+          <w:bottom w:val="none" w:color="000000" w:sz="4" w:space="0"/>
           <w:right w:val="single" w:color="000000" w:themeColor="text1" w:themeTint="80" w:sz="4" w:space="0"/>
         </w:tcBorders>
       </w:tcPr>
@@ -23598,10 +23715,10 @@
       <w:tcPr>
         <w:shd w:val="clear" w:color="ffffff" w:themeColor="light1" w:fill="ffffff" w:themeFill="light1"/>
         <w:tcBorders>
-          <w:top w:val="none"/>
-          <w:left w:val="none"/>
+          <w:top w:val="none" w:color="000000" w:sz="4" w:space="0"/>
+          <w:left w:val="none" w:color="000000" w:sz="4" w:space="0"/>
           <w:bottom w:val="single" w:color="000000" w:themeColor="text1" w:themeTint="80" w:sz="4" w:space="0"/>
-          <w:right w:val="none"/>
+          <w:right w:val="none" w:color="000000" w:sz="4" w:space="0"/>
         </w:tcBorders>
       </w:tcPr>
     </w:tblStylePr>
@@ -23621,12 +23738,12 @@
         <w:tblBorders/>
       </w:tblPr>
       <w:tcPr>
-        <w:shd w:color="ffffff"/>
+        <w:shd w:val="clear" w:color="ffffff"/>
         <w:tcBorders>
-          <w:top w:val="none"/>
+          <w:top w:val="none" w:color="000000" w:sz="4" w:space="0"/>
           <w:left w:val="single" w:color="000000" w:themeColor="text1" w:themeTint="80" w:sz="4" w:space="0"/>
-          <w:bottom w:val="none"/>
-          <w:right w:val="none"/>
+          <w:bottom w:val="none" w:color="000000" w:sz="4" w:space="0"/>
+          <w:right w:val="none" w:color="000000" w:sz="4" w:space="0"/>
         </w:tcBorders>
       </w:tcPr>
     </w:tblStylePr>
@@ -23649,9 +23766,9 @@
         <w:shd w:val="clear" w:color="ffffff" w:themeColor="light1" w:fill="ffffff" w:themeFill="light1"/>
         <w:tcBorders>
           <w:top w:val="single" w:color="000000" w:themeColor="text1" w:themeTint="80" w:sz="4" w:space="0"/>
-          <w:left w:val="none"/>
-          <w:bottom w:val="none"/>
-          <w:right w:val="none"/>
+          <w:left w:val="none" w:color="000000" w:sz="4" w:space="0"/>
+          <w:bottom w:val="none" w:color="000000" w:sz="4" w:space="0"/>
+          <w:right w:val="none" w:color="000000" w:sz="4" w:space="0"/>
         </w:tcBorders>
       </w:tcPr>
     </w:tblStylePr>
@@ -23726,9 +23843,9 @@
       </w:tcPr>
     </w:tblStylePr>
   </w:style>
-  <w:style w:type="table" w:styleId="111">
+  <w:style w:type="table" w:styleId="804">
     <w:name w:val="List Table 7 Colorful - Accent 1"/>
-    <w:basedOn w:val="665"/>
+    <w:basedOn w:val="891"/>
     <w:uiPriority w:val="99"/>
     <w:pPr>
       <w:pBdr/>
@@ -23827,11 +23944,11 @@
         <w:tblBorders/>
       </w:tblPr>
       <w:tcPr>
-        <w:shd w:color="ffffff"/>
+        <w:shd w:val="clear" w:color="ffffff"/>
         <w:tcBorders>
-          <w:top w:val="none"/>
-          <w:left w:val="none"/>
-          <w:bottom w:val="none"/>
+          <w:top w:val="none" w:color="000000" w:sz="4" w:space="0"/>
+          <w:left w:val="none" w:color="000000" w:sz="4" w:space="0"/>
+          <w:bottom w:val="none" w:color="000000" w:sz="4" w:space="0"/>
           <w:right w:val="single" w:color="000000" w:themeColor="accent1" w:sz="4" w:space="0"/>
         </w:tcBorders>
       </w:tcPr>
@@ -23854,10 +23971,10 @@
       <w:tcPr>
         <w:shd w:val="clear" w:color="ffffff" w:themeColor="light1" w:fill="ffffff" w:themeFill="light1"/>
         <w:tcBorders>
-          <w:top w:val="none"/>
-          <w:left w:val="none"/>
+          <w:top w:val="none" w:color="000000" w:sz="4" w:space="0"/>
+          <w:left w:val="none" w:color="000000" w:sz="4" w:space="0"/>
           <w:bottom w:val="single" w:color="000000" w:themeColor="accent1" w:sz="4" w:space="0"/>
-          <w:right w:val="none"/>
+          <w:right w:val="none" w:color="000000" w:sz="4" w:space="0"/>
         </w:tcBorders>
       </w:tcPr>
     </w:tblStylePr>
@@ -23877,12 +23994,12 @@
         <w:tblBorders/>
       </w:tblPr>
       <w:tcPr>
-        <w:shd w:color="ffffff"/>
+        <w:shd w:val="clear" w:color="ffffff"/>
         <w:tcBorders>
-          <w:top w:val="none"/>
+          <w:top w:val="none" w:color="000000" w:sz="4" w:space="0"/>
           <w:left w:val="single" w:color="000000" w:themeColor="accent1" w:sz="4" w:space="0"/>
-          <w:bottom w:val="none"/>
-          <w:right w:val="none"/>
+          <w:bottom w:val="none" w:color="000000" w:sz="4" w:space="0"/>
+          <w:right w:val="none" w:color="000000" w:sz="4" w:space="0"/>
         </w:tcBorders>
       </w:tcPr>
     </w:tblStylePr>
@@ -23905,9 +24022,9 @@
         <w:shd w:val="clear" w:color="ffffff" w:themeColor="light1" w:fill="ffffff" w:themeFill="light1"/>
         <w:tcBorders>
           <w:top w:val="single" w:color="000000" w:themeColor="accent1" w:sz="4" w:space="0"/>
-          <w:left w:val="none"/>
-          <w:bottom w:val="none"/>
-          <w:right w:val="none"/>
+          <w:left w:val="none" w:color="000000" w:sz="4" w:space="0"/>
+          <w:bottom w:val="none" w:color="000000" w:sz="4" w:space="0"/>
+          <w:right w:val="none" w:color="000000" w:sz="4" w:space="0"/>
         </w:tcBorders>
       </w:tcPr>
     </w:tblStylePr>
@@ -23982,9 +24099,9 @@
       </w:tcPr>
     </w:tblStylePr>
   </w:style>
-  <w:style w:type="table" w:styleId="112">
+  <w:style w:type="table" w:styleId="805">
     <w:name w:val="List Table 7 Colorful - Accent 2"/>
-    <w:basedOn w:val="665"/>
+    <w:basedOn w:val="891"/>
     <w:uiPriority w:val="99"/>
     <w:pPr>
       <w:pBdr/>
@@ -24083,11 +24200,11 @@
         <w:tblBorders/>
       </w:tblPr>
       <w:tcPr>
-        <w:shd w:color="ffffff"/>
+        <w:shd w:val="clear" w:color="ffffff"/>
         <w:tcBorders>
-          <w:top w:val="none"/>
-          <w:left w:val="none"/>
-          <w:bottom w:val="none"/>
+          <w:top w:val="none" w:color="000000" w:sz="4" w:space="0"/>
+          <w:left w:val="none" w:color="000000" w:sz="4" w:space="0"/>
+          <w:bottom w:val="none" w:color="000000" w:sz="4" w:space="0"/>
           <w:right w:val="single" w:color="000000" w:themeColor="accent2" w:themeTint="97" w:sz="4" w:space="0"/>
         </w:tcBorders>
       </w:tcPr>
@@ -24110,10 +24227,10 @@
       <w:tcPr>
         <w:shd w:val="clear" w:color="ffffff" w:themeColor="light1" w:fill="ffffff" w:themeFill="light1"/>
         <w:tcBorders>
-          <w:top w:val="none"/>
-          <w:left w:val="none"/>
+          <w:top w:val="none" w:color="000000" w:sz="4" w:space="0"/>
+          <w:left w:val="none" w:color="000000" w:sz="4" w:space="0"/>
           <w:bottom w:val="single" w:color="000000" w:themeColor="accent2" w:themeTint="97" w:sz="4" w:space="0"/>
-          <w:right w:val="none"/>
+          <w:right w:val="none" w:color="000000" w:sz="4" w:space="0"/>
         </w:tcBorders>
       </w:tcPr>
     </w:tblStylePr>
@@ -24133,12 +24250,12 @@
         <w:tblBorders/>
       </w:tblPr>
       <w:tcPr>
-        <w:shd w:color="ffffff"/>
+        <w:shd w:val="clear" w:color="ffffff"/>
         <w:tcBorders>
-          <w:top w:val="none"/>
+          <w:top w:val="none" w:color="000000" w:sz="4" w:space="0"/>
           <w:left w:val="single" w:color="000000" w:themeColor="accent2" w:themeTint="97" w:sz="4" w:space="0"/>
-          <w:bottom w:val="none"/>
-          <w:right w:val="none"/>
+          <w:bottom w:val="none" w:color="000000" w:sz="4" w:space="0"/>
+          <w:right w:val="none" w:color="000000" w:sz="4" w:space="0"/>
         </w:tcBorders>
       </w:tcPr>
     </w:tblStylePr>
@@ -24161,9 +24278,9 @@
         <w:shd w:val="clear" w:color="ffffff" w:themeColor="light1" w:fill="ffffff" w:themeFill="light1"/>
         <w:tcBorders>
           <w:top w:val="single" w:color="000000" w:themeColor="accent2" w:themeTint="97" w:sz="4" w:space="0"/>
-          <w:left w:val="none"/>
-          <w:bottom w:val="none"/>
-          <w:right w:val="none"/>
+          <w:left w:val="none" w:color="000000" w:sz="4" w:space="0"/>
+          <w:bottom w:val="none" w:color="000000" w:sz="4" w:space="0"/>
+          <w:right w:val="none" w:color="000000" w:sz="4" w:space="0"/>
         </w:tcBorders>
       </w:tcPr>
     </w:tblStylePr>
@@ -24238,9 +24355,9 @@
       </w:tcPr>
     </w:tblStylePr>
   </w:style>
-  <w:style w:type="table" w:styleId="113">
+  <w:style w:type="table" w:styleId="806">
     <w:name w:val="List Table 7 Colorful - Accent 3"/>
-    <w:basedOn w:val="665"/>
+    <w:basedOn w:val="891"/>
     <w:uiPriority w:val="99"/>
     <w:pPr>
       <w:pBdr/>
@@ -24339,11 +24456,11 @@
         <w:tblBorders/>
       </w:tblPr>
       <w:tcPr>
-        <w:shd w:color="ffffff"/>
+        <w:shd w:val="clear" w:color="ffffff"/>
         <w:tcBorders>
-          <w:top w:val="none"/>
-          <w:left w:val="none"/>
-          <w:bottom w:val="none"/>
+          <w:top w:val="none" w:color="000000" w:sz="4" w:space="0"/>
+          <w:left w:val="none" w:color="000000" w:sz="4" w:space="0"/>
+          <w:bottom w:val="none" w:color="000000" w:sz="4" w:space="0"/>
           <w:right w:val="single" w:color="000000" w:themeColor="accent3" w:themeTint="98" w:sz="4" w:space="0"/>
         </w:tcBorders>
       </w:tcPr>
@@ -24366,10 +24483,10 @@
       <w:tcPr>
         <w:shd w:val="clear" w:color="ffffff" w:themeColor="light1" w:fill="ffffff" w:themeFill="light1"/>
         <w:tcBorders>
-          <w:top w:val="none"/>
-          <w:left w:val="none"/>
+          <w:top w:val="none" w:color="000000" w:sz="4" w:space="0"/>
+          <w:left w:val="none" w:color="000000" w:sz="4" w:space="0"/>
           <w:bottom w:val="single" w:color="000000" w:themeColor="accent3" w:themeTint="98" w:sz="4" w:space="0"/>
-          <w:right w:val="none"/>
+          <w:right w:val="none" w:color="000000" w:sz="4" w:space="0"/>
         </w:tcBorders>
       </w:tcPr>
     </w:tblStylePr>
@@ -24389,12 +24506,12 @@
         <w:tblBorders/>
       </w:tblPr>
       <w:tcPr>
-        <w:shd w:color="ffffff"/>
+        <w:shd w:val="clear" w:color="ffffff"/>
         <w:tcBorders>
-          <w:top w:val="none"/>
+          <w:top w:val="none" w:color="000000" w:sz="4" w:space="0"/>
           <w:left w:val="single" w:color="000000" w:themeColor="accent3" w:themeTint="98" w:sz="4" w:space="0"/>
-          <w:bottom w:val="none"/>
-          <w:right w:val="none"/>
+          <w:bottom w:val="none" w:color="000000" w:sz="4" w:space="0"/>
+          <w:right w:val="none" w:color="000000" w:sz="4" w:space="0"/>
         </w:tcBorders>
       </w:tcPr>
     </w:tblStylePr>
@@ -24417,9 +24534,9 @@
         <w:shd w:val="clear" w:color="ffffff" w:themeColor="light1" w:fill="ffffff" w:themeFill="light1"/>
         <w:tcBorders>
           <w:top w:val="single" w:color="000000" w:themeColor="accent3" w:themeTint="98" w:sz="4" w:space="0"/>
-          <w:left w:val="none"/>
-          <w:bottom w:val="none"/>
-          <w:right w:val="none"/>
+          <w:left w:val="none" w:color="000000" w:sz="4" w:space="0"/>
+          <w:bottom w:val="none" w:color="000000" w:sz="4" w:space="0"/>
+          <w:right w:val="none" w:color="000000" w:sz="4" w:space="0"/>
         </w:tcBorders>
       </w:tcPr>
     </w:tblStylePr>
@@ -24494,9 +24611,9 @@
       </w:tcPr>
     </w:tblStylePr>
   </w:style>
-  <w:style w:type="table" w:styleId="114">
+  <w:style w:type="table" w:styleId="807">
     <w:name w:val="List Table 7 Colorful - Accent 4"/>
-    <w:basedOn w:val="665"/>
+    <w:basedOn w:val="891"/>
     <w:uiPriority w:val="99"/>
     <w:pPr>
       <w:pBdr/>
@@ -24595,11 +24712,11 @@
         <w:tblBorders/>
       </w:tblPr>
       <w:tcPr>
-        <w:shd w:color="ffffff"/>
+        <w:shd w:val="clear" w:color="ffffff"/>
         <w:tcBorders>
-          <w:top w:val="none"/>
-          <w:left w:val="none"/>
-          <w:bottom w:val="none"/>
+          <w:top w:val="none" w:color="000000" w:sz="4" w:space="0"/>
+          <w:left w:val="none" w:color="000000" w:sz="4" w:space="0"/>
+          <w:bottom w:val="none" w:color="000000" w:sz="4" w:space="0"/>
           <w:right w:val="single" w:color="000000" w:themeColor="accent4" w:themeTint="9A" w:sz="4" w:space="0"/>
         </w:tcBorders>
       </w:tcPr>
@@ -24622,10 +24739,10 @@
       <w:tcPr>
         <w:shd w:val="clear" w:color="ffffff" w:themeColor="light1" w:fill="ffffff" w:themeFill="light1"/>
         <w:tcBorders>
-          <w:top w:val="none"/>
-          <w:left w:val="none"/>
+          <w:top w:val="none" w:color="000000" w:sz="4" w:space="0"/>
+          <w:left w:val="none" w:color="000000" w:sz="4" w:space="0"/>
           <w:bottom w:val="single" w:color="000000" w:themeColor="accent4" w:themeTint="9A" w:sz="4" w:space="0"/>
-          <w:right w:val="none"/>
+          <w:right w:val="none" w:color="000000" w:sz="4" w:space="0"/>
         </w:tcBorders>
       </w:tcPr>
     </w:tblStylePr>
@@ -24645,12 +24762,12 @@
         <w:tblBorders/>
       </w:tblPr>
       <w:tcPr>
-        <w:shd w:color="ffffff"/>
+        <w:shd w:val="clear" w:color="ffffff"/>
         <w:tcBorders>
-          <w:top w:val="none"/>
+          <w:top w:val="none" w:color="000000" w:sz="4" w:space="0"/>
           <w:left w:val="single" w:color="000000" w:themeColor="accent4" w:themeTint="9A" w:sz="4" w:space="0"/>
-          <w:bottom w:val="none"/>
-          <w:right w:val="none"/>
+          <w:bottom w:val="none" w:color="000000" w:sz="4" w:space="0"/>
+          <w:right w:val="none" w:color="000000" w:sz="4" w:space="0"/>
         </w:tcBorders>
       </w:tcPr>
     </w:tblStylePr>
@@ -24673,9 +24790,9 @@
         <w:shd w:val="clear" w:color="ffffff" w:themeColor="light1" w:fill="ffffff" w:themeFill="light1"/>
         <w:tcBorders>
           <w:top w:val="single" w:color="000000" w:themeColor="accent4" w:themeTint="9A" w:sz="4" w:space="0"/>
-          <w:left w:val="none"/>
-          <w:bottom w:val="none"/>
-          <w:right w:val="none"/>
+          <w:left w:val="none" w:color="000000" w:sz="4" w:space="0"/>
+          <w:bottom w:val="none" w:color="000000" w:sz="4" w:space="0"/>
+          <w:right w:val="none" w:color="000000" w:sz="4" w:space="0"/>
         </w:tcBorders>
       </w:tcPr>
     </w:tblStylePr>
@@ -24750,9 +24867,9 @@
       </w:tcPr>
     </w:tblStylePr>
   </w:style>
-  <w:style w:type="table" w:styleId="115">
+  <w:style w:type="table" w:styleId="808">
     <w:name w:val="List Table 7 Colorful - Accent 5"/>
-    <w:basedOn w:val="665"/>
+    <w:basedOn w:val="891"/>
     <w:uiPriority w:val="99"/>
     <w:pPr>
       <w:pBdr/>
@@ -24851,11 +24968,11 @@
         <w:tblBorders/>
       </w:tblPr>
       <w:tcPr>
-        <w:shd w:color="ffffff"/>
+        <w:shd w:val="clear" w:color="ffffff"/>
         <w:tcBorders>
-          <w:top w:val="none"/>
-          <w:left w:val="none"/>
-          <w:bottom w:val="none"/>
+          <w:top w:val="none" w:color="000000" w:sz="4" w:space="0"/>
+          <w:left w:val="none" w:color="000000" w:sz="4" w:space="0"/>
+          <w:bottom w:val="none" w:color="000000" w:sz="4" w:space="0"/>
           <w:right w:val="single" w:color="000000" w:themeColor="accent5" w:themeTint="9A" w:sz="4" w:space="0"/>
         </w:tcBorders>
       </w:tcPr>
@@ -24878,10 +24995,10 @@
       <w:tcPr>
         <w:shd w:val="clear" w:color="ffffff" w:themeColor="light1" w:fill="ffffff" w:themeFill="light1"/>
         <w:tcBorders>
-          <w:top w:val="none"/>
-          <w:left w:val="none"/>
+          <w:top w:val="none" w:color="000000" w:sz="4" w:space="0"/>
+          <w:left w:val="none" w:color="000000" w:sz="4" w:space="0"/>
           <w:bottom w:val="single" w:color="000000" w:themeColor="accent5" w:themeTint="9A" w:sz="4" w:space="0"/>
-          <w:right w:val="none"/>
+          <w:right w:val="none" w:color="000000" w:sz="4" w:space="0"/>
         </w:tcBorders>
       </w:tcPr>
     </w:tblStylePr>
@@ -24901,12 +25018,12 @@
         <w:tblBorders/>
       </w:tblPr>
       <w:tcPr>
-        <w:shd w:color="ffffff"/>
+        <w:shd w:val="clear" w:color="ffffff"/>
         <w:tcBorders>
-          <w:top w:val="none"/>
+          <w:top w:val="none" w:color="000000" w:sz="4" w:space="0"/>
           <w:left w:val="single" w:color="000000" w:themeColor="accent5" w:themeTint="9A" w:sz="4" w:space="0"/>
-          <w:bottom w:val="none"/>
-          <w:right w:val="none"/>
+          <w:bottom w:val="none" w:color="000000" w:sz="4" w:space="0"/>
+          <w:right w:val="none" w:color="000000" w:sz="4" w:space="0"/>
         </w:tcBorders>
       </w:tcPr>
     </w:tblStylePr>
@@ -24929,9 +25046,9 @@
         <w:shd w:val="clear" w:color="ffffff" w:themeColor="light1" w:fill="ffffff" w:themeFill="light1"/>
         <w:tcBorders>
           <w:top w:val="single" w:color="000000" w:themeColor="accent5" w:themeTint="9A" w:sz="4" w:space="0"/>
-          <w:left w:val="none"/>
-          <w:bottom w:val="none"/>
-          <w:right w:val="none"/>
+          <w:left w:val="none" w:color="000000" w:sz="4" w:space="0"/>
+          <w:bottom w:val="none" w:color="000000" w:sz="4" w:space="0"/>
+          <w:right w:val="none" w:color="000000" w:sz="4" w:space="0"/>
         </w:tcBorders>
       </w:tcPr>
     </w:tblStylePr>
@@ -25006,9 +25123,9 @@
       </w:tcPr>
     </w:tblStylePr>
   </w:style>
-  <w:style w:type="table" w:styleId="116">
+  <w:style w:type="table" w:styleId="809">
     <w:name w:val="List Table 7 Colorful - Accent 6"/>
-    <w:basedOn w:val="665"/>
+    <w:basedOn w:val="891"/>
     <w:uiPriority w:val="99"/>
     <w:pPr>
       <w:pBdr/>
@@ -25107,11 +25224,11 @@
         <w:tblBorders/>
       </w:tblPr>
       <w:tcPr>
-        <w:shd w:color="ffffff"/>
+        <w:shd w:val="clear" w:color="ffffff"/>
         <w:tcBorders>
-          <w:top w:val="none"/>
-          <w:left w:val="none"/>
-          <w:bottom w:val="none"/>
+          <w:top w:val="none" w:color="000000" w:sz="4" w:space="0"/>
+          <w:left w:val="none" w:color="000000" w:sz="4" w:space="0"/>
+          <w:bottom w:val="none" w:color="000000" w:sz="4" w:space="0"/>
           <w:right w:val="single" w:color="000000" w:themeColor="accent6" w:themeTint="98" w:sz="4" w:space="0"/>
         </w:tcBorders>
       </w:tcPr>
@@ -25134,10 +25251,10 @@
       <w:tcPr>
         <w:shd w:val="clear" w:color="ffffff" w:themeColor="light1" w:fill="ffffff" w:themeFill="light1"/>
         <w:tcBorders>
-          <w:top w:val="none"/>
-          <w:left w:val="none"/>
+          <w:top w:val="none" w:color="000000" w:sz="4" w:space="0"/>
+          <w:left w:val="none" w:color="000000" w:sz="4" w:space="0"/>
           <w:bottom w:val="single" w:color="000000" w:themeColor="accent6" w:themeTint="98" w:sz="4" w:space="0"/>
-          <w:right w:val="none"/>
+          <w:right w:val="none" w:color="000000" w:sz="4" w:space="0"/>
         </w:tcBorders>
       </w:tcPr>
     </w:tblStylePr>
@@ -25157,12 +25274,12 @@
         <w:tblBorders/>
       </w:tblPr>
       <w:tcPr>
-        <w:shd w:color="ffffff"/>
+        <w:shd w:val="clear" w:color="ffffff"/>
         <w:tcBorders>
-          <w:top w:val="none"/>
+          <w:top w:val="none" w:color="000000" w:sz="4" w:space="0"/>
           <w:left w:val="single" w:color="000000" w:themeColor="accent6" w:themeTint="98" w:sz="4" w:space="0"/>
-          <w:bottom w:val="none"/>
-          <w:right w:val="none"/>
+          <w:bottom w:val="none" w:color="000000" w:sz="4" w:space="0"/>
+          <w:right w:val="none" w:color="000000" w:sz="4" w:space="0"/>
         </w:tcBorders>
       </w:tcPr>
     </w:tblStylePr>
@@ -25185,9 +25302,9 @@
         <w:shd w:val="clear" w:color="ffffff" w:themeColor="light1" w:fill="ffffff" w:themeFill="light1"/>
         <w:tcBorders>
           <w:top w:val="single" w:color="000000" w:themeColor="accent6" w:themeTint="98" w:sz="4" w:space="0"/>
-          <w:left w:val="none"/>
-          <w:bottom w:val="none"/>
-          <w:right w:val="none"/>
+          <w:left w:val="none" w:color="000000" w:sz="4" w:space="0"/>
+          <w:bottom w:val="none" w:color="000000" w:sz="4" w:space="0"/>
+          <w:right w:val="none" w:color="000000" w:sz="4" w:space="0"/>
         </w:tcBorders>
       </w:tcPr>
     </w:tblStylePr>
@@ -25262,9 +25379,9 @@
       </w:tcPr>
     </w:tblStylePr>
   </w:style>
-  <w:style w:type="table" w:styleId="117">
+  <w:style w:type="table" w:styleId="810">
     <w:name w:val="Lined - Accent"/>
-    <w:basedOn w:val="665"/>
+    <w:basedOn w:val="891"/>
     <w:uiPriority w:val="99"/>
     <w:pPr>
       <w:pBdr/>
@@ -25499,9 +25616,9 @@
       </w:tcPr>
     </w:tblStylePr>
   </w:style>
-  <w:style w:type="table" w:styleId="118">
+  <w:style w:type="table" w:styleId="811">
     <w:name w:val="Lined - Accent 1"/>
-    <w:basedOn w:val="665"/>
+    <w:basedOn w:val="891"/>
     <w:uiPriority w:val="99"/>
     <w:pPr>
       <w:pBdr/>
@@ -25736,9 +25853,9 @@
       </w:tcPr>
     </w:tblStylePr>
   </w:style>
-  <w:style w:type="table" w:styleId="119">
+  <w:style w:type="table" w:styleId="812">
     <w:name w:val="Lined - Accent 2"/>
-    <w:basedOn w:val="665"/>
+    <w:basedOn w:val="891"/>
     <w:uiPriority w:val="99"/>
     <w:pPr>
       <w:pBdr/>
@@ -25973,9 +26090,9 @@
       </w:tcPr>
     </w:tblStylePr>
   </w:style>
-  <w:style w:type="table" w:styleId="120">
+  <w:style w:type="table" w:styleId="813">
     <w:name w:val="Lined - Accent 3"/>
-    <w:basedOn w:val="665"/>
+    <w:basedOn w:val="891"/>
     <w:uiPriority w:val="99"/>
     <w:pPr>
       <w:pBdr/>
@@ -26210,9 +26327,9 @@
       </w:tcPr>
     </w:tblStylePr>
   </w:style>
-  <w:style w:type="table" w:styleId="121">
+  <w:style w:type="table" w:styleId="814">
     <w:name w:val="Lined - Accent 4"/>
-    <w:basedOn w:val="665"/>
+    <w:basedOn w:val="891"/>
     <w:uiPriority w:val="99"/>
     <w:pPr>
       <w:pBdr/>
@@ -26447,9 +26564,9 @@
       </w:tcPr>
     </w:tblStylePr>
   </w:style>
-  <w:style w:type="table" w:styleId="122">
+  <w:style w:type="table" w:styleId="815">
     <w:name w:val="Lined - Accent 5"/>
-    <w:basedOn w:val="665"/>
+    <w:basedOn w:val="891"/>
     <w:uiPriority w:val="99"/>
     <w:pPr>
       <w:pBdr/>
@@ -26684,9 +26801,9 @@
       </w:tcPr>
     </w:tblStylePr>
   </w:style>
-  <w:style w:type="table" w:styleId="123">
+  <w:style w:type="table" w:styleId="816">
     <w:name w:val="Lined - Accent 6"/>
-    <w:basedOn w:val="665"/>
+    <w:basedOn w:val="891"/>
     <w:uiPriority w:val="99"/>
     <w:pPr>
       <w:pBdr/>
@@ -26921,9 +27038,9 @@
       </w:tcPr>
     </w:tblStylePr>
   </w:style>
-  <w:style w:type="table" w:styleId="124">
+  <w:style w:type="table" w:styleId="817">
     <w:name w:val="Bordered &amp; Lined - Accent"/>
-    <w:basedOn w:val="665"/>
+    <w:basedOn w:val="891"/>
     <w:uiPriority w:val="99"/>
     <w:pPr>
       <w:pBdr/>
@@ -27165,9 +27282,9 @@
       </w:tcPr>
     </w:tblStylePr>
   </w:style>
-  <w:style w:type="table" w:styleId="125">
+  <w:style w:type="table" w:styleId="818">
     <w:name w:val="Bordered &amp; Lined - Accent 1"/>
-    <w:basedOn w:val="665"/>
+    <w:basedOn w:val="891"/>
     <w:uiPriority w:val="99"/>
     <w:pPr>
       <w:pBdr/>
@@ -27409,9 +27526,9 @@
       </w:tcPr>
     </w:tblStylePr>
   </w:style>
-  <w:style w:type="table" w:styleId="126">
+  <w:style w:type="table" w:styleId="819">
     <w:name w:val="Bordered &amp; Lined - Accent 2"/>
-    <w:basedOn w:val="665"/>
+    <w:basedOn w:val="891"/>
     <w:uiPriority w:val="99"/>
     <w:pPr>
       <w:pBdr/>
@@ -27653,9 +27770,9 @@
       </w:tcPr>
     </w:tblStylePr>
   </w:style>
-  <w:style w:type="table" w:styleId="127">
+  <w:style w:type="table" w:styleId="820">
     <w:name w:val="Bordered &amp; Lined - Accent 3"/>
-    <w:basedOn w:val="665"/>
+    <w:basedOn w:val="891"/>
     <w:uiPriority w:val="99"/>
     <w:pPr>
       <w:pBdr/>
@@ -27897,9 +28014,9 @@
       </w:tcPr>
     </w:tblStylePr>
   </w:style>
-  <w:style w:type="table" w:styleId="128">
+  <w:style w:type="table" w:styleId="821">
     <w:name w:val="Bordered &amp; Lined - Accent 4"/>
-    <w:basedOn w:val="665"/>
+    <w:basedOn w:val="891"/>
     <w:uiPriority w:val="99"/>
     <w:pPr>
       <w:pBdr/>
@@ -28141,9 +28258,9 @@
       </w:tcPr>
     </w:tblStylePr>
   </w:style>
-  <w:style w:type="table" w:styleId="129">
+  <w:style w:type="table" w:styleId="822">
     <w:name w:val="Bordered &amp; Lined - Accent 5"/>
-    <w:basedOn w:val="665"/>
+    <w:basedOn w:val="891"/>
     <w:uiPriority w:val="99"/>
     <w:pPr>
       <w:pBdr/>
@@ -28385,9 +28502,9 @@
       </w:tcPr>
     </w:tblStylePr>
   </w:style>
-  <w:style w:type="table" w:styleId="130">
+  <w:style w:type="table" w:styleId="823">
     <w:name w:val="Bordered &amp; Lined - Accent 6"/>
-    <w:basedOn w:val="665"/>
+    <w:basedOn w:val="891"/>
     <w:uiPriority w:val="99"/>
     <w:pPr>
       <w:pBdr/>
@@ -28629,9 +28746,9 @@
       </w:tcPr>
     </w:tblStylePr>
   </w:style>
-  <w:style w:type="table" w:styleId="131">
+  <w:style w:type="table" w:styleId="824">
     <w:name w:val="Bordered"/>
-    <w:basedOn w:val="665"/>
+    <w:basedOn w:val="891"/>
     <w:uiPriority w:val="99"/>
     <w:pPr>
       <w:pBdr/>
@@ -28860,9 +28977,9 @@
       </w:tcPr>
     </w:tblStylePr>
   </w:style>
-  <w:style w:type="table" w:styleId="132">
+  <w:style w:type="table" w:styleId="825">
     <w:name w:val="Bordered - Accent 1"/>
-    <w:basedOn w:val="665"/>
+    <w:basedOn w:val="891"/>
     <w:uiPriority w:val="99"/>
     <w:pPr>
       <w:pBdr/>
@@ -29091,9 +29208,9 @@
       </w:tcPr>
     </w:tblStylePr>
   </w:style>
-  <w:style w:type="table" w:styleId="133">
+  <w:style w:type="table" w:styleId="826">
     <w:name w:val="Bordered - Accent 2"/>
-    <w:basedOn w:val="665"/>
+    <w:basedOn w:val="891"/>
     <w:uiPriority w:val="99"/>
     <w:pPr>
       <w:pBdr/>
@@ -29322,9 +29439,9 @@
       </w:tcPr>
     </w:tblStylePr>
   </w:style>
-  <w:style w:type="table" w:styleId="134">
+  <w:style w:type="table" w:styleId="827">
     <w:name w:val="Bordered - Accent 3"/>
-    <w:basedOn w:val="665"/>
+    <w:basedOn w:val="891"/>
     <w:uiPriority w:val="99"/>
     <w:pPr>
       <w:pBdr/>
@@ -29553,9 +29670,9 @@
       </w:tcPr>
     </w:tblStylePr>
   </w:style>
-  <w:style w:type="table" w:styleId="135">
+  <w:style w:type="table" w:styleId="828">
     <w:name w:val="Bordered - Accent 4"/>
-    <w:basedOn w:val="665"/>
+    <w:basedOn w:val="891"/>
     <w:uiPriority w:val="99"/>
     <w:pPr>
       <w:pBdr/>
@@ -29784,9 +29901,9 @@
       </w:tcPr>
     </w:tblStylePr>
   </w:style>
-  <w:style w:type="table" w:styleId="136">
+  <w:style w:type="table" w:styleId="829">
     <w:name w:val="Bordered - Accent 5"/>
-    <w:basedOn w:val="665"/>
+    <w:basedOn w:val="891"/>
     <w:uiPriority w:val="99"/>
     <w:pPr>
       <w:pBdr/>
@@ -30015,9 +30132,9 @@
       </w:tcPr>
     </w:tblStylePr>
   </w:style>
-  <w:style w:type="table" w:styleId="137">
+  <w:style w:type="table" w:styleId="830">
     <w:name w:val="Bordered - Accent 6"/>
-    <w:basedOn w:val="665"/>
+    <w:basedOn w:val="891"/>
     <w:uiPriority w:val="99"/>
     <w:pPr>
       <w:pBdr/>
@@ -30246,11 +30363,11 @@
       </w:tcPr>
     </w:tblStylePr>
   </w:style>
-  <w:style w:type="paragraph" w:styleId="139">
+  <w:style w:type="paragraph" w:styleId="831">
     <w:name w:val="Heading 1"/>
-    <w:basedOn w:val="664"/>
-    <w:next w:val="664"/>
-    <w:link w:val="150"/>
+    <w:basedOn w:val="890"/>
+    <w:next w:val="890"/>
+    <w:link w:val="841"/>
     <w:uiPriority w:val="9"/>
     <w:qFormat/>
     <w:pPr>
@@ -30268,11 +30385,11 @@
       <w:szCs w:val="40"/>
     </w:rPr>
   </w:style>
-  <w:style w:type="paragraph" w:styleId="140">
+  <w:style w:type="paragraph" w:styleId="832">
     <w:name w:val="Heading 2"/>
-    <w:basedOn w:val="664"/>
-    <w:next w:val="664"/>
-    <w:link w:val="151"/>
+    <w:basedOn w:val="890"/>
+    <w:next w:val="890"/>
+    <w:link w:val="842"/>
     <w:uiPriority w:val="9"/>
     <w:unhideWhenUsed/>
     <w:qFormat/>
@@ -30291,11 +30408,11 @@
       <w:szCs w:val="32"/>
     </w:rPr>
   </w:style>
-  <w:style w:type="paragraph" w:styleId="141">
+  <w:style w:type="paragraph" w:styleId="833">
     <w:name w:val="Heading 3"/>
-    <w:basedOn w:val="664"/>
-    <w:next w:val="664"/>
-    <w:link w:val="152"/>
+    <w:basedOn w:val="890"/>
+    <w:next w:val="890"/>
+    <w:link w:val="843"/>
     <w:uiPriority w:val="9"/>
     <w:unhideWhenUsed/>
     <w:qFormat/>
@@ -30314,11 +30431,11 @@
       <w:szCs w:val="28"/>
     </w:rPr>
   </w:style>
-  <w:style w:type="paragraph" w:styleId="142">
+  <w:style w:type="paragraph" w:styleId="834">
     <w:name w:val="Heading 4"/>
-    <w:basedOn w:val="664"/>
-    <w:next w:val="664"/>
-    <w:link w:val="153"/>
+    <w:basedOn w:val="890"/>
+    <w:next w:val="890"/>
+    <w:link w:val="844"/>
     <w:uiPriority w:val="9"/>
     <w:unhideWhenUsed/>
     <w:qFormat/>
@@ -30337,11 +30454,11 @@
       <w:color w:val="0f4761" w:themeColor="accent1" w:themeShade="BF"/>
     </w:rPr>
   </w:style>
-  <w:style w:type="paragraph" w:styleId="143">
+  <w:style w:type="paragraph" w:styleId="835">
     <w:name w:val="Heading 5"/>
-    <w:basedOn w:val="664"/>
-    <w:next w:val="664"/>
-    <w:link w:val="154"/>
+    <w:basedOn w:val="890"/>
+    <w:next w:val="890"/>
+    <w:link w:val="845"/>
     <w:uiPriority w:val="9"/>
     <w:unhideWhenUsed/>
     <w:qFormat/>
@@ -30358,11 +30475,11 @@
       <w:color w:val="0f4761" w:themeColor="accent1" w:themeShade="BF"/>
     </w:rPr>
   </w:style>
-  <w:style w:type="paragraph" w:styleId="144">
+  <w:style w:type="paragraph" w:styleId="836">
     <w:name w:val="Heading 6"/>
-    <w:basedOn w:val="664"/>
-    <w:next w:val="664"/>
-    <w:link w:val="155"/>
+    <w:basedOn w:val="890"/>
+    <w:next w:val="890"/>
+    <w:link w:val="846"/>
     <w:uiPriority w:val="9"/>
     <w:unhideWhenUsed/>
     <w:qFormat/>
@@ -30381,11 +30498,11 @@
       <w:color w:val="595959" w:themeColor="text1" w:themeTint="A6"/>
     </w:rPr>
   </w:style>
-  <w:style w:type="paragraph" w:styleId="145">
+  <w:style w:type="paragraph" w:styleId="837">
     <w:name w:val="Heading 7"/>
-    <w:basedOn w:val="664"/>
-    <w:next w:val="664"/>
-    <w:link w:val="156"/>
+    <w:basedOn w:val="890"/>
+    <w:next w:val="890"/>
+    <w:link w:val="847"/>
     <w:uiPriority w:val="9"/>
     <w:unhideWhenUsed/>
     <w:qFormat/>
@@ -30402,11 +30519,11 @@
       <w:color w:val="595959" w:themeColor="text1" w:themeTint="A6"/>
     </w:rPr>
   </w:style>
-  <w:style w:type="paragraph" w:styleId="146">
+  <w:style w:type="paragraph" w:styleId="838">
     <w:name w:val="Heading 8"/>
-    <w:basedOn w:val="664"/>
-    <w:next w:val="664"/>
-    <w:link w:val="157"/>
+    <w:basedOn w:val="890"/>
+    <w:next w:val="890"/>
+    <w:link w:val="848"/>
     <w:uiPriority w:val="9"/>
     <w:unhideWhenUsed/>
     <w:qFormat/>
@@ -30425,11 +30542,11 @@
       <w:color w:val="272727" w:themeColor="text1" w:themeTint="D8"/>
     </w:rPr>
   </w:style>
-  <w:style w:type="paragraph" w:styleId="147">
+  <w:style w:type="paragraph" w:styleId="839">
     <w:name w:val="Heading 9"/>
-    <w:basedOn w:val="664"/>
-    <w:next w:val="664"/>
-    <w:link w:val="158"/>
+    <w:basedOn w:val="890"/>
+    <w:next w:val="890"/>
+    <w:link w:val="849"/>
     <w:uiPriority w:val="9"/>
     <w:unhideWhenUsed/>
     <w:qFormat/>
@@ -30448,7 +30565,7 @@
       <w:color w:val="272727" w:themeColor="text1" w:themeTint="D8"/>
     </w:rPr>
   </w:style>
-  <w:style w:type="character" w:styleId="148" w:default="1">
+  <w:style w:type="character" w:styleId="840" w:default="1">
     <w:name w:val="Default Paragraph Font"/>
     <w:uiPriority w:val="1"/>
     <w:semiHidden/>
@@ -30459,10 +30576,10 @@
       <w:ind/>
     </w:pPr>
   </w:style>
-  <w:style w:type="character" w:styleId="150">
+  <w:style w:type="character" w:styleId="841">
     <w:name w:val="Heading 1 Char"/>
-    <w:basedOn w:val="148"/>
-    <w:link w:val="139"/>
+    <w:basedOn w:val="840"/>
+    <w:link w:val="831"/>
     <w:uiPriority w:val="9"/>
     <w:pPr>
       <w:pBdr/>
@@ -30476,10 +30593,10 @@
       <w:szCs w:val="40"/>
     </w:rPr>
   </w:style>
-  <w:style w:type="character" w:styleId="151">
+  <w:style w:type="character" w:styleId="842">
     <w:name w:val="Heading 2 Char"/>
-    <w:basedOn w:val="148"/>
-    <w:link w:val="140"/>
+    <w:basedOn w:val="840"/>
+    <w:link w:val="832"/>
     <w:uiPriority w:val="9"/>
     <w:pPr>
       <w:pBdr/>
@@ -30493,10 +30610,10 @@
       <w:szCs w:val="32"/>
     </w:rPr>
   </w:style>
-  <w:style w:type="character" w:styleId="152">
+  <w:style w:type="character" w:styleId="843">
     <w:name w:val="Heading 3 Char"/>
-    <w:basedOn w:val="148"/>
-    <w:link w:val="141"/>
+    <w:basedOn w:val="840"/>
+    <w:link w:val="833"/>
     <w:uiPriority w:val="9"/>
     <w:pPr>
       <w:pBdr/>
@@ -30510,10 +30627,10 @@
       <w:szCs w:val="28"/>
     </w:rPr>
   </w:style>
-  <w:style w:type="character" w:styleId="153">
+  <w:style w:type="character" w:styleId="844">
     <w:name w:val="Heading 4 Char"/>
-    <w:basedOn w:val="148"/>
-    <w:link w:val="142"/>
+    <w:basedOn w:val="840"/>
+    <w:link w:val="834"/>
     <w:uiPriority w:val="9"/>
     <w:pPr>
       <w:pBdr/>
@@ -30527,10 +30644,10 @@
       <w:color w:val="0f4761" w:themeColor="accent1" w:themeShade="BF"/>
     </w:rPr>
   </w:style>
-  <w:style w:type="character" w:styleId="154">
+  <w:style w:type="character" w:styleId="845">
     <w:name w:val="Heading 5 Char"/>
-    <w:basedOn w:val="148"/>
-    <w:link w:val="143"/>
+    <w:basedOn w:val="840"/>
+    <w:link w:val="835"/>
     <w:uiPriority w:val="9"/>
     <w:pPr>
       <w:pBdr/>
@@ -30542,10 +30659,10 @@
       <w:color w:val="0f4761" w:themeColor="accent1" w:themeShade="BF"/>
     </w:rPr>
   </w:style>
-  <w:style w:type="character" w:styleId="155">
+  <w:style w:type="character" w:styleId="846">
     <w:name w:val="Heading 6 Char"/>
-    <w:basedOn w:val="148"/>
-    <w:link w:val="144"/>
+    <w:basedOn w:val="840"/>
+    <w:link w:val="836"/>
     <w:uiPriority w:val="9"/>
     <w:pPr>
       <w:pBdr/>
@@ -30559,10 +30676,10 @@
       <w:color w:val="595959" w:themeColor="text1" w:themeTint="A6"/>
     </w:rPr>
   </w:style>
-  <w:style w:type="character" w:styleId="156">
+  <w:style w:type="character" w:styleId="847">
     <w:name w:val="Heading 7 Char"/>
-    <w:basedOn w:val="148"/>
-    <w:link w:val="145"/>
+    <w:basedOn w:val="840"/>
+    <w:link w:val="837"/>
     <w:uiPriority w:val="9"/>
     <w:pPr>
       <w:pBdr/>
@@ -30574,10 +30691,10 @@
       <w:color w:val="595959" w:themeColor="text1" w:themeTint="A6"/>
     </w:rPr>
   </w:style>
-  <w:style w:type="character" w:styleId="157">
+  <w:style w:type="character" w:styleId="848">
     <w:name w:val="Heading 8 Char"/>
-    <w:basedOn w:val="148"/>
-    <w:link w:val="146"/>
+    <w:basedOn w:val="840"/>
+    <w:link w:val="838"/>
     <w:uiPriority w:val="9"/>
     <w:pPr>
       <w:pBdr/>
@@ -30591,10 +30708,10 @@
       <w:color w:val="272727" w:themeColor="text1" w:themeTint="D8"/>
     </w:rPr>
   </w:style>
-  <w:style w:type="character" w:styleId="158">
+  <w:style w:type="character" w:styleId="849">
     <w:name w:val="Heading 9 Char"/>
-    <w:basedOn w:val="148"/>
-    <w:link w:val="147"/>
+    <w:basedOn w:val="840"/>
+    <w:link w:val="839"/>
     <w:uiPriority w:val="9"/>
     <w:pPr>
       <w:pBdr/>
@@ -30608,11 +30725,11 @@
       <w:color w:val="272727" w:themeColor="text1" w:themeTint="D8"/>
     </w:rPr>
   </w:style>
-  <w:style w:type="paragraph" w:styleId="159">
+  <w:style w:type="paragraph" w:styleId="850">
     <w:name w:val="Title"/>
-    <w:basedOn w:val="664"/>
-    <w:next w:val="664"/>
-    <w:link w:val="160"/>
+    <w:basedOn w:val="890"/>
+    <w:next w:val="890"/>
+    <w:link w:val="851"/>
     <w:uiPriority w:val="10"/>
     <w:qFormat/>
     <w:pPr>
@@ -30628,10 +30745,10 @@
       <w:szCs w:val="56"/>
     </w:rPr>
   </w:style>
-  <w:style w:type="character" w:styleId="160">
+  <w:style w:type="character" w:styleId="851">
     <w:name w:val="Title Char"/>
-    <w:basedOn w:val="148"/>
-    <w:link w:val="159"/>
+    <w:basedOn w:val="840"/>
+    <w:link w:val="850"/>
     <w:uiPriority w:val="10"/>
     <w:pPr>
       <w:pBdr/>
@@ -30645,11 +30762,11 @@
       <w:szCs w:val="56"/>
     </w:rPr>
   </w:style>
-  <w:style w:type="paragraph" w:styleId="161">
+  <w:style w:type="paragraph" w:styleId="852">
     <w:name w:val="Subtitle"/>
-    <w:basedOn w:val="664"/>
-    <w:next w:val="664"/>
-    <w:link w:val="162"/>
+    <w:basedOn w:val="890"/>
+    <w:next w:val="890"/>
+    <w:link w:val="853"/>
     <w:uiPriority w:val="11"/>
     <w:qFormat/>
     <w:pPr>
@@ -30667,10 +30784,10 @@
       <w:szCs w:val="28"/>
     </w:rPr>
   </w:style>
-  <w:style w:type="character" w:styleId="162">
+  <w:style w:type="character" w:styleId="853">
     <w:name w:val="Subtitle Char"/>
-    <w:basedOn w:val="148"/>
-    <w:link w:val="161"/>
+    <w:basedOn w:val="840"/>
+    <w:link w:val="852"/>
     <w:uiPriority w:val="11"/>
     <w:pPr>
       <w:pBdr/>
@@ -30684,11 +30801,11 @@
       <w:szCs w:val="28"/>
     </w:rPr>
   </w:style>
-  <w:style w:type="paragraph" w:styleId="163">
+  <w:style w:type="paragraph" w:styleId="854">
     <w:name w:val="Quote"/>
-    <w:basedOn w:val="664"/>
-    <w:next w:val="664"/>
-    <w:link w:val="164"/>
+    <w:basedOn w:val="890"/>
+    <w:next w:val="890"/>
+    <w:link w:val="855"/>
     <w:uiPriority w:val="29"/>
     <w:qFormat/>
     <w:pPr>
@@ -30703,10 +30820,10 @@
       <w:color w:val="404040" w:themeColor="text1" w:themeTint="BF"/>
     </w:rPr>
   </w:style>
-  <w:style w:type="character" w:styleId="164">
+  <w:style w:type="character" w:styleId="855">
     <w:name w:val="Quote Char"/>
-    <w:basedOn w:val="148"/>
-    <w:link w:val="163"/>
+    <w:basedOn w:val="840"/>
+    <w:link w:val="854"/>
     <w:uiPriority w:val="29"/>
     <w:pPr>
       <w:pBdr/>
@@ -30719,9 +30836,9 @@
       <w:color w:val="404040" w:themeColor="text1" w:themeTint="BF"/>
     </w:rPr>
   </w:style>
-  <w:style w:type="character" w:styleId="166">
+  <w:style w:type="character" w:styleId="856">
     <w:name w:val="Intense Emphasis"/>
-    <w:basedOn w:val="148"/>
+    <w:basedOn w:val="840"/>
     <w:uiPriority w:val="21"/>
     <w:qFormat/>
     <w:pPr>
@@ -30735,11 +30852,11 @@
       <w:color w:val="0f4761" w:themeColor="accent1" w:themeShade="BF"/>
     </w:rPr>
   </w:style>
-  <w:style w:type="paragraph" w:styleId="167">
+  <w:style w:type="paragraph" w:styleId="857">
     <w:name w:val="Intense Quote"/>
-    <w:basedOn w:val="664"/>
-    <w:next w:val="664"/>
-    <w:link w:val="168"/>
+    <w:basedOn w:val="890"/>
+    <w:next w:val="890"/>
+    <w:link w:val="858"/>
     <w:uiPriority w:val="30"/>
     <w:qFormat/>
     <w:pPr>
@@ -30757,10 +30874,10 @@
       <w:color w:val="0f4761" w:themeColor="accent1" w:themeShade="BF"/>
     </w:rPr>
   </w:style>
-  <w:style w:type="character" w:styleId="168">
+  <w:style w:type="character" w:styleId="858">
     <w:name w:val="Intense Quote Char"/>
-    <w:basedOn w:val="148"/>
-    <w:link w:val="167"/>
+    <w:basedOn w:val="840"/>
+    <w:link w:val="857"/>
     <w:uiPriority w:val="30"/>
     <w:pPr>
       <w:pBdr/>
@@ -30773,9 +30890,9 @@
       <w:color w:val="0f4761" w:themeColor="accent1" w:themeShade="BF"/>
     </w:rPr>
   </w:style>
-  <w:style w:type="character" w:styleId="169">
+  <w:style w:type="character" w:styleId="859">
     <w:name w:val="Intense Reference"/>
-    <w:basedOn w:val="148"/>
+    <w:basedOn w:val="840"/>
     <w:uiPriority w:val="32"/>
     <w:qFormat/>
     <w:pPr>
@@ -30791,9 +30908,9 @@
       <w:spacing w:val="5"/>
     </w:rPr>
   </w:style>
-  <w:style w:type="character" w:styleId="171">
+  <w:style w:type="character" w:styleId="860">
     <w:name w:val="Subtle Emphasis"/>
-    <w:basedOn w:val="148"/>
+    <w:basedOn w:val="840"/>
     <w:uiPriority w:val="19"/>
     <w:qFormat/>
     <w:pPr>
@@ -30807,9 +30924,9 @@
       <w:color w:val="404040" w:themeColor="text1" w:themeTint="BF"/>
     </w:rPr>
   </w:style>
-  <w:style w:type="character" w:styleId="172">
+  <w:style w:type="character" w:styleId="861">
     <w:name w:val="Emphasis"/>
-    <w:basedOn w:val="148"/>
+    <w:basedOn w:val="840"/>
     <w:uiPriority w:val="20"/>
     <w:qFormat/>
     <w:pPr>
@@ -30822,9 +30939,9 @@
       <w:iCs/>
     </w:rPr>
   </w:style>
-  <w:style w:type="character" w:styleId="173">
+  <w:style w:type="character" w:styleId="862">
     <w:name w:val="Strong"/>
-    <w:basedOn w:val="148"/>
+    <w:basedOn w:val="840"/>
     <w:uiPriority w:val="22"/>
     <w:qFormat/>
     <w:pPr>
@@ -30837,9 +30954,9 @@
       <w:bCs/>
     </w:rPr>
   </w:style>
-  <w:style w:type="character" w:styleId="174">
+  <w:style w:type="character" w:styleId="863">
     <w:name w:val="Subtle Reference"/>
-    <w:basedOn w:val="148"/>
+    <w:basedOn w:val="840"/>
     <w:uiPriority w:val="31"/>
     <w:qFormat/>
     <w:pPr>
@@ -30852,9 +30969,9 @@
       <w:color w:val="5a5a5a" w:themeColor="text1" w:themeTint="A5"/>
     </w:rPr>
   </w:style>
-  <w:style w:type="character" w:styleId="175">
+  <w:style w:type="character" w:styleId="864">
     <w:name w:val="Book Title"/>
-    <w:basedOn w:val="148"/>
+    <w:basedOn w:val="840"/>
     <w:uiPriority w:val="33"/>
     <w:qFormat/>
     <w:pPr>
@@ -30870,10 +30987,10 @@
       <w:spacing w:val="5"/>
     </w:rPr>
   </w:style>
-  <w:style w:type="paragraph" w:styleId="176">
+  <w:style w:type="paragraph" w:styleId="865">
     <w:name w:val="Header"/>
-    <w:basedOn w:val="664"/>
-    <w:link w:val="177"/>
+    <w:basedOn w:val="890"/>
+    <w:link w:val="866"/>
     <w:uiPriority w:val="99"/>
     <w:unhideWhenUsed/>
     <w:pPr>
@@ -30886,10 +31003,10 @@
       <w:ind/>
     </w:pPr>
   </w:style>
-  <w:style w:type="character" w:styleId="177">
+  <w:style w:type="character" w:styleId="866">
     <w:name w:val="Header Char"/>
-    <w:basedOn w:val="148"/>
-    <w:link w:val="176"/>
+    <w:basedOn w:val="840"/>
+    <w:link w:val="865"/>
     <w:uiPriority w:val="99"/>
     <w:pPr>
       <w:pBdr/>
@@ -30897,10 +31014,10 @@
       <w:ind/>
     </w:pPr>
   </w:style>
-  <w:style w:type="paragraph" w:styleId="178">
+  <w:style w:type="paragraph" w:styleId="867">
     <w:name w:val="Footer"/>
-    <w:basedOn w:val="664"/>
-    <w:link w:val="179"/>
+    <w:basedOn w:val="890"/>
+    <w:link w:val="868"/>
     <w:uiPriority w:val="99"/>
     <w:unhideWhenUsed/>
     <w:pPr>
@@ -30913,10 +31030,10 @@
       <w:ind/>
     </w:pPr>
   </w:style>
-  <w:style w:type="character" w:styleId="179">
+  <w:style w:type="character" w:styleId="868">
     <w:name w:val="Footer Char"/>
-    <w:basedOn w:val="148"/>
-    <w:link w:val="178"/>
+    <w:basedOn w:val="840"/>
+    <w:link w:val="867"/>
     <w:uiPriority w:val="99"/>
     <w:pPr>
       <w:pBdr/>
@@ -30924,10 +31041,10 @@
       <w:ind/>
     </w:pPr>
   </w:style>
-  <w:style w:type="paragraph" w:styleId="180">
+  <w:style w:type="paragraph" w:styleId="869">
     <w:name w:val="Caption"/>
-    <w:basedOn w:val="664"/>
-    <w:next w:val="664"/>
+    <w:basedOn w:val="890"/>
+    <w:next w:val="890"/>
     <w:uiPriority w:val="35"/>
     <w:unhideWhenUsed/>
     <w:qFormat/>
@@ -30944,10 +31061,10 @@
       <w:szCs w:val="18"/>
     </w:rPr>
   </w:style>
-  <w:style w:type="paragraph" w:styleId="181">
+  <w:style w:type="paragraph" w:styleId="870">
     <w:name w:val="footnote text"/>
-    <w:basedOn w:val="664"/>
-    <w:link w:val="182"/>
+    <w:basedOn w:val="890"/>
+    <w:link w:val="871"/>
     <w:uiPriority w:val="99"/>
     <w:semiHidden/>
     <w:unhideWhenUsed/>
@@ -30961,10 +31078,10 @@
       <w:szCs w:val="20"/>
     </w:rPr>
   </w:style>
-  <w:style w:type="character" w:styleId="182">
+  <w:style w:type="character" w:styleId="871">
     <w:name w:val="Footnote Text Char"/>
-    <w:basedOn w:val="148"/>
-    <w:link w:val="181"/>
+    <w:basedOn w:val="840"/>
+    <w:link w:val="870"/>
     <w:uiPriority w:val="99"/>
     <w:semiHidden/>
     <w:pPr>
@@ -30977,9 +31094,9 @@
       <w:szCs w:val="20"/>
     </w:rPr>
   </w:style>
-  <w:style w:type="character" w:styleId="183">
+  <w:style w:type="character" w:styleId="872">
     <w:name w:val="footnote reference"/>
-    <w:basedOn w:val="148"/>
+    <w:basedOn w:val="840"/>
     <w:uiPriority w:val="99"/>
     <w:semiHidden/>
     <w:unhideWhenUsed/>
@@ -30992,10 +31109,10 @@
       <w:vertAlign w:val="superscript"/>
     </w:rPr>
   </w:style>
-  <w:style w:type="paragraph" w:styleId="184">
+  <w:style w:type="paragraph" w:styleId="873">
     <w:name w:val="endnote text"/>
-    <w:basedOn w:val="664"/>
-    <w:link w:val="185"/>
+    <w:basedOn w:val="890"/>
+    <w:link w:val="874"/>
     <w:uiPriority w:val="99"/>
     <w:semiHidden/>
     <w:unhideWhenUsed/>
@@ -31009,10 +31126,10 @@
       <w:szCs w:val="20"/>
     </w:rPr>
   </w:style>
-  <w:style w:type="character" w:styleId="185">
+  <w:style w:type="character" w:styleId="874">
     <w:name w:val="Endnote Text Char"/>
-    <w:basedOn w:val="148"/>
-    <w:link w:val="184"/>
+    <w:basedOn w:val="840"/>
+    <w:link w:val="873"/>
     <w:uiPriority w:val="99"/>
     <w:semiHidden/>
     <w:pPr>
@@ -31025,9 +31142,9 @@
       <w:szCs w:val="20"/>
     </w:rPr>
   </w:style>
-  <w:style w:type="character" w:styleId="186">
+  <w:style w:type="character" w:styleId="875">
     <w:name w:val="endnote reference"/>
-    <w:basedOn w:val="148"/>
+    <w:basedOn w:val="840"/>
     <w:uiPriority w:val="99"/>
     <w:semiHidden/>
     <w:unhideWhenUsed/>
@@ -31040,9 +31157,9 @@
       <w:vertAlign w:val="superscript"/>
     </w:rPr>
   </w:style>
-  <w:style w:type="character" w:styleId="187">
+  <w:style w:type="character" w:styleId="876">
     <w:name w:val="Hyperlink"/>
-    <w:basedOn w:val="148"/>
+    <w:basedOn w:val="840"/>
     <w:uiPriority w:val="99"/>
     <w:unhideWhenUsed/>
     <w:pPr>
@@ -31055,9 +31172,9 @@
       <w:u w:val="single"/>
     </w:rPr>
   </w:style>
-  <w:style w:type="character" w:styleId="188">
+  <w:style w:type="character" w:styleId="877">
     <w:name w:val="FollowedHyperlink"/>
-    <w:basedOn w:val="148"/>
+    <w:basedOn w:val="840"/>
     <w:uiPriority w:val="99"/>
     <w:semiHidden/>
     <w:unhideWhenUsed/>
@@ -31071,10 +31188,10 @@
       <w:u w:val="single"/>
     </w:rPr>
   </w:style>
-  <w:style w:type="paragraph" w:styleId="189">
+  <w:style w:type="paragraph" w:styleId="878">
     <w:name w:val="toc 1"/>
-    <w:basedOn w:val="664"/>
-    <w:next w:val="664"/>
+    <w:basedOn w:val="890"/>
+    <w:next w:val="890"/>
     <w:uiPriority w:val="39"/>
     <w:unhideWhenUsed/>
     <w:pPr>
@@ -31083,10 +31200,10 @@
       <w:ind/>
     </w:pPr>
   </w:style>
-  <w:style w:type="paragraph" w:styleId="190">
+  <w:style w:type="paragraph" w:styleId="879">
     <w:name w:val="toc 2"/>
-    <w:basedOn w:val="664"/>
-    <w:next w:val="664"/>
+    <w:basedOn w:val="890"/>
+    <w:next w:val="890"/>
     <w:uiPriority w:val="39"/>
     <w:unhideWhenUsed/>
     <w:pPr>
@@ -31095,10 +31212,10 @@
       <w:ind w:left="220"/>
     </w:pPr>
   </w:style>
-  <w:style w:type="paragraph" w:styleId="191">
+  <w:style w:type="paragraph" w:styleId="880">
     <w:name w:val="toc 3"/>
-    <w:basedOn w:val="664"/>
-    <w:next w:val="664"/>
+    <w:basedOn w:val="890"/>
+    <w:next w:val="890"/>
     <w:uiPriority w:val="39"/>
     <w:unhideWhenUsed/>
     <w:pPr>
@@ -31107,10 +31224,10 @@
       <w:ind w:left="440"/>
     </w:pPr>
   </w:style>
-  <w:style w:type="paragraph" w:styleId="192">
+  <w:style w:type="paragraph" w:styleId="881">
     <w:name w:val="toc 4"/>
-    <w:basedOn w:val="664"/>
-    <w:next w:val="664"/>
+    <w:basedOn w:val="890"/>
+    <w:next w:val="890"/>
     <w:uiPriority w:val="39"/>
     <w:unhideWhenUsed/>
     <w:pPr>
@@ -31119,10 +31236,10 @@
       <w:ind w:left="660"/>
     </w:pPr>
   </w:style>
-  <w:style w:type="paragraph" w:styleId="193">
+  <w:style w:type="paragraph" w:styleId="882">
     <w:name w:val="toc 5"/>
-    <w:basedOn w:val="664"/>
-    <w:next w:val="664"/>
+    <w:basedOn w:val="890"/>
+    <w:next w:val="890"/>
     <w:uiPriority w:val="39"/>
     <w:unhideWhenUsed/>
     <w:pPr>
@@ -31131,10 +31248,10 @@
       <w:ind w:left="880"/>
     </w:pPr>
   </w:style>
-  <w:style w:type="paragraph" w:styleId="194">
+  <w:style w:type="paragraph" w:styleId="883">
     <w:name w:val="toc 6"/>
-    <w:basedOn w:val="664"/>
-    <w:next w:val="664"/>
+    <w:basedOn w:val="890"/>
+    <w:next w:val="890"/>
     <w:uiPriority w:val="39"/>
     <w:unhideWhenUsed/>
     <w:pPr>
@@ -31143,10 +31260,10 @@
       <w:ind w:left="1100"/>
     </w:pPr>
   </w:style>
-  <w:style w:type="paragraph" w:styleId="195">
+  <w:style w:type="paragraph" w:styleId="884">
     <w:name w:val="toc 7"/>
-    <w:basedOn w:val="664"/>
-    <w:next w:val="664"/>
+    <w:basedOn w:val="890"/>
+    <w:next w:val="890"/>
     <w:uiPriority w:val="39"/>
     <w:unhideWhenUsed/>
     <w:pPr>
@@ -31155,10 +31272,10 @@
       <w:ind w:left="1320"/>
     </w:pPr>
   </w:style>
-  <w:style w:type="paragraph" w:styleId="196">
+  <w:style w:type="paragraph" w:styleId="885">
     <w:name w:val="toc 8"/>
-    <w:basedOn w:val="664"/>
-    <w:next w:val="664"/>
+    <w:basedOn w:val="890"/>
+    <w:next w:val="890"/>
     <w:uiPriority w:val="39"/>
     <w:unhideWhenUsed/>
     <w:pPr>
@@ -31167,10 +31284,10 @@
       <w:ind w:left="1540"/>
     </w:pPr>
   </w:style>
-  <w:style w:type="paragraph" w:styleId="197">
+  <w:style w:type="paragraph" w:styleId="886">
     <w:name w:val="toc 9"/>
-    <w:basedOn w:val="664"/>
-    <w:next w:val="664"/>
+    <w:basedOn w:val="890"/>
+    <w:next w:val="890"/>
     <w:uiPriority w:val="39"/>
     <w:unhideWhenUsed/>
     <w:pPr>
@@ -31179,9 +31296,9 @@
       <w:ind w:left="1760"/>
     </w:pPr>
   </w:style>
-  <w:style w:type="character" w:styleId="198">
+  <w:style w:type="character" w:styleId="887">
     <w:name w:val="Placeholder Text"/>
-    <w:basedOn w:val="148"/>
+    <w:basedOn w:val="840"/>
     <w:uiPriority w:val="99"/>
     <w:semiHidden/>
     <w:pPr>
@@ -31193,7 +31310,7 @@
       <w:color w:val="666666"/>
     </w:rPr>
   </w:style>
-  <w:style w:type="paragraph" w:styleId="208">
+  <w:style w:type="paragraph" w:styleId="888">
     <w:name w:val="TOC Heading"/>
     <w:uiPriority w:val="39"/>
     <w:unhideWhenUsed/>
@@ -31203,10 +31320,10 @@
       <w:ind/>
     </w:pPr>
   </w:style>
-  <w:style w:type="paragraph" w:styleId="209">
+  <w:style w:type="paragraph" w:styleId="889">
     <w:name w:val="table of figures"/>
-    <w:basedOn w:val="664"/>
-    <w:next w:val="664"/>
+    <w:basedOn w:val="890"/>
+    <w:next w:val="890"/>
     <w:uiPriority w:val="99"/>
     <w:unhideWhenUsed/>
     <w:pPr>
@@ -31215,7 +31332,7 @@
       <w:ind/>
     </w:pPr>
   </w:style>
-  <w:style w:type="paragraph" w:styleId="664" w:default="1">
+  <w:style w:type="paragraph" w:styleId="890" w:default="1">
     <w:name w:val="Normal"/>
     <w:qFormat/>
     <w:pPr>
@@ -31224,7 +31341,7 @@
       <w:ind/>
     </w:pPr>
   </w:style>
-  <w:style w:type="table" w:styleId="665" w:default="1">
+  <w:style w:type="table" w:styleId="891" w:default="1">
     <w:name w:val="Normal Table"/>
     <w:uiPriority w:val="99"/>
     <w:semiHidden/>
@@ -31417,7 +31534,7 @@
       </w:tcPr>
     </w:tblStylePr>
   </w:style>
-  <w:style w:type="numbering" w:styleId="666" w:default="1">
+  <w:style w:type="numbering" w:styleId="892" w:default="1">
     <w:name w:val="No List"/>
     <w:uiPriority w:val="99"/>
     <w:semiHidden/>
@@ -31428,9 +31545,9 @@
       <w:ind/>
     </w:pPr>
   </w:style>
-  <w:style w:type="paragraph" w:styleId="667">
+  <w:style w:type="paragraph" w:styleId="893">
     <w:name w:val="No Spacing"/>
-    <w:basedOn w:val="664"/>
+    <w:basedOn w:val="890"/>
     <w:uiPriority w:val="1"/>
     <w:qFormat/>
     <w:pPr>
@@ -31439,9 +31556,9 @@
       <w:ind/>
     </w:pPr>
   </w:style>
-  <w:style w:type="paragraph" w:styleId="668">
+  <w:style w:type="paragraph" w:styleId="894">
     <w:name w:val="List Paragraph"/>
-    <w:basedOn w:val="664"/>
+    <w:basedOn w:val="890"/>
     <w:uiPriority w:val="34"/>
     <w:qFormat/>
     <w:pPr>

--- a/documentation/ManualTranslation.docx
+++ b/documentation/ManualTranslation.docx
@@ -349,6 +349,7 @@
           <w:szCs w:val="22"/>
           <w:highlight w:val="none"/>
         </w:rPr>
+        <w:t xml:space="preserve">LLMs tem capacidades notáveis para compreender, gerar e interpretar a linguagem humana. Contudo, é importante deixar clado que quando dizemos que os modelos de linguagem “entendem”, nós estamos querendo dizer que eles podem processar e gerar texto de maneiras que aparentam ser coerentes e relevantes contextualmente, não significa que eles possuem consciência ou compreensão semelhantemente ao ser humano.</w:t>
       </w:r>
       <w:r>
         <w:rPr>
@@ -362,7 +363,197 @@
       <w:pPr>
         <w:pBdr/>
         <w:spacing/>
-        <w:ind w:firstLine="708"/>
+        <w:ind w:firstLine="0"/>
+        <w:jc w:val="both"/>
+        <w:rPr>
+          <w:sz w:val="22"/>
+          <w:szCs w:val="22"/>
+          <w:highlight w:val="none"/>
+        </w:rPr>
+      </w:pPr>
+      <w:r>
+        <w:rPr>
+          <w:sz w:val="22"/>
+          <w:szCs w:val="22"/>
+          <w:highlight w:val="none"/>
+        </w:rPr>
+        <w:tab/>
+      </w:r>
+      <w:r>
+        <w:rPr>
+          <w:sz w:val="22"/>
+          <w:szCs w:val="22"/>
+          <w:highlight w:val="none"/>
+        </w:rPr>
+        <w:t xml:space="preserve">Possibilitada pelos avanços em aprendizagem profunda, que por sua vez é um ramo do aprendizado de máquina e inteligência artificial focada nas redes neurais, as LLMs são treinadas com vastas quantidades de dados em formato de texto. Isso permite que as LLMs capturem informações profundas de contexto e sutilezas da linguagem humana se comparada com as abordagens anteriores. Como resultado, as LLMs tem uma melhora significativa em performance em uma grande gama de NLP tasks, incluindo tradução de texto, analise de sentimentos, responder perguntas e muitas outras.</w:t>
+      </w:r>
+      <w:r>
+        <w:rPr>
+          <w:sz w:val="22"/>
+          <w:szCs w:val="22"/>
+          <w:highlight w:val="none"/>
+        </w:rPr>
+      </w:r>
+    </w:p>
+    <w:p>
+      <w:pPr>
+        <w:pBdr/>
+        <w:spacing/>
+        <w:ind w:firstLine="0"/>
+        <w:jc w:val="both"/>
+        <w:rPr>
+          <w:sz w:val="22"/>
+          <w:szCs w:val="22"/>
+          <w:highlight w:val="none"/>
+        </w:rPr>
+      </w:pPr>
+      <w:r>
+        <w:rPr>
+          <w:sz w:val="22"/>
+          <w:szCs w:val="22"/>
+          <w:highlight w:val="none"/>
+        </w:rPr>
+        <w:tab/>
+        <w:t xml:space="preserve">Outra distinção importante entre as LLMs contemporâneas e os antigos modelos de NLP é que estes últimos eram tipicamente desenhados para tarefas especificas,</w:t>
+      </w:r>
+      <w:r>
+        <w:rPr>
+          <w:sz w:val="22"/>
+          <w:szCs w:val="22"/>
+          <w:highlight w:val="none"/>
+        </w:rPr>
+        <w:t xml:space="preserve"> enquanto os modelos NLP mais antigos se destacavam em aplicações especificas, as LLMs demonstram ampa proficiência em uma grande quantidade de tarefas.</w:t>
+      </w:r>
+      <w:r>
+        <w:rPr>
+          <w:sz w:val="22"/>
+          <w:szCs w:val="22"/>
+          <w:highlight w:val="none"/>
+        </w:rPr>
+      </w:r>
+    </w:p>
+    <w:p>
+      <w:pPr>
+        <w:pBdr/>
+        <w:spacing/>
+        <w:ind w:firstLine="0"/>
+        <w:jc w:val="both"/>
+        <w:rPr>
+          <w:sz w:val="22"/>
+          <w:szCs w:val="22"/>
+          <w:highlight w:val="none"/>
+        </w:rPr>
+      </w:pPr>
+      <w:r>
+        <w:rPr>
+          <w:sz w:val="22"/>
+          <w:szCs w:val="22"/>
+          <w:highlight w:val="none"/>
+        </w:rPr>
+        <w:tab/>
+      </w:r>
+      <w:r>
+        <w:rPr>
+          <w:sz w:val="22"/>
+          <w:szCs w:val="22"/>
+          <w:highlight w:val="none"/>
+        </w:rPr>
+        <w:t xml:space="preserve">O sucesso por trás das LLMs pode ser atribuído á arquitetura transformer que sustenta muitas LLMs, e a vasta quantidade de dados que treinam as LLMs, permitindo elas capturar uma grande variedade de nuances linguisticas, contextos, e padrões que </w:t>
+      </w:r>
+      <w:r>
+        <w:rPr>
+          <w:sz w:val="22"/>
+          <w:szCs w:val="22"/>
+          <w:highlight w:val="none"/>
+        </w:rPr>
+        <w:t xml:space="preserve">seriam desafiadores de codificar manualmente.</w:t>
+      </w:r>
+      <w:r>
+        <w:rPr>
+          <w:sz w:val="22"/>
+          <w:szCs w:val="22"/>
+          <w:highlight w:val="none"/>
+        </w:rPr>
+      </w:r>
+    </w:p>
+    <w:p>
+      <w:pPr>
+        <w:pBdr/>
+        <w:spacing/>
+        <w:ind w:firstLine="0"/>
+        <w:jc w:val="both"/>
+        <w:rPr>
+          <w:sz w:val="22"/>
+          <w:szCs w:val="22"/>
+          <w:highlight w:val="none"/>
+        </w:rPr>
+      </w:pPr>
+      <w:r>
+        <w:rPr>
+          <w:sz w:val="22"/>
+          <w:szCs w:val="22"/>
+          <w:highlight w:val="none"/>
+        </w:rPr>
+        <w:tab/>
+        <w:t xml:space="preserve">Essa mudança em direção á implementação de modelos baseados na arquitetura transformer e o uso de grandes bancos de dados para treinar LLMs transformou fundamentalmente as </w:t>
+      </w:r>
+      <w:r>
+        <w:rPr>
+          <w:sz w:val="22"/>
+          <w:szCs w:val="22"/>
+          <w:highlight w:val="none"/>
+        </w:rPr>
+        <w:t xml:space="preserve">NLP, proporcionando ferramentas mais capazes para compreensão e interação com a linguagem humana.</w:t>
+      </w:r>
+      <w:r>
+        <w:rPr>
+          <w:sz w:val="22"/>
+          <w:szCs w:val="22"/>
+          <w:highlight w:val="none"/>
+        </w:rPr>
+      </w:r>
+    </w:p>
+    <w:p>
+      <w:pPr>
+        <w:pBdr/>
+        <w:spacing/>
+        <w:ind w:firstLine="0"/>
+        <w:jc w:val="both"/>
+        <w:rPr>
+          <w:sz w:val="22"/>
+          <w:szCs w:val="22"/>
+          <w:highlight w:val="none"/>
+        </w:rPr>
+      </w:pPr>
+      <w:r>
+        <w:rPr>
+          <w:sz w:val="22"/>
+          <w:szCs w:val="22"/>
+          <w:highlight w:val="none"/>
+        </w:rPr>
+      </w:r>
+      <w:r>
+        <w:rPr>
+          <w:sz w:val="22"/>
+          <w:szCs w:val="22"/>
+          <w:highlight w:val="none"/>
+        </w:rPr>
+        <w:tab/>
+        <w:t xml:space="preserve">Iniciando com esse capitulo, nos traçamos a fundação para concluir o objetivo primário desse livro: compreender LLMs para implementar uma LLM semelhante ao ChatGPt baseado na arquitetura transformer passo a passo.</w:t>
+      </w:r>
+      <w:r>
+        <w:rPr>
+          <w:sz w:val="22"/>
+          <w:szCs w:val="22"/>
+          <w:highlight w:val="none"/>
+        </w:rPr>
+      </w:r>
+    </w:p>
+    <w:p>
+      <w:pPr>
+        <w:pBdr/>
+        <w:spacing/>
+        <w:ind w:firstLine="0"/>
         <w:jc w:val="both"/>
         <w:rPr>
           <w:sz w:val="22"/>
@@ -392,7 +583,190 @@
         </w:rPr>
       </w:r>
     </w:p>
+    <w:p>
+      <w:pPr>
+        <w:pBdr/>
+        <w:spacing/>
+        <w:ind/>
+        <w:rPr>
+          <w:b/>
+          <w:bCs/>
+          <w:sz w:val="28"/>
+          <w:szCs w:val="28"/>
+          <w14:ligatures w14:val="none"/>
+        </w:rPr>
+      </w:pPr>
+      <w:r>
+        <w:rPr>
+          <w:b/>
+          <w:bCs/>
+          <w:sz w:val="28"/>
+          <w:szCs w:val="28"/>
+          <w:lang w:val="undefined"/>
+        </w:rPr>
+        <w:br w:type="page" w:clear="all"/>
+      </w:r>
+      <w:r>
+        <w:rPr>
+          <w:b/>
+          <w:bCs/>
+          <w:sz w:val="28"/>
+          <w:szCs w:val="28"/>
+          <w:lang w:val="undefined" w:bidi="undefined"/>
+        </w:rPr>
+      </w:r>
+      <w:r>
+        <w:rPr>
+          <w:b/>
+          <w:bCs/>
+          <w:sz w:val="28"/>
+          <w:szCs w:val="28"/>
+          <w:lang w:val="undefined"/>
+        </w:rPr>
+      </w:r>
+    </w:p>
+    <w:p>
+      <w:pPr>
+        <w:pBdr/>
+        <w:spacing/>
+        <w:ind/>
+        <w:rPr>
+          <w:b/>
+          <w:bCs/>
+          <w:sz w:val="28"/>
+          <w:szCs w:val="28"/>
+          <w14:ligatures w14:val="none"/>
+        </w:rPr>
+      </w:pPr>
+      <w:r>
+        <w:rPr>
+          <w:b/>
+          <w:bCs/>
+          <w:sz w:val="28"/>
+          <w:szCs w:val="28"/>
+          <w:lang w:val="undefined"/>
+        </w:rPr>
+        <w:t xml:space="preserve">1.1 – O que é uma LLM?</w:t>
+      </w:r>
+      <w:r>
+        <w:rPr>
+          <w:b/>
+          <w:bCs/>
+          <w:sz w:val="28"/>
+          <w:szCs w:val="28"/>
+          <w:lang w:val="undefined"/>
+        </w:rPr>
+      </w:r>
+    </w:p>
+    <w:p>
+      <w:pPr>
+        <w:pBdr/>
+        <w:spacing/>
+        <w:ind w:firstLine="708"/>
+        <w:jc w:val="both"/>
+        <w:rPr>
+          <w:sz w:val="22"/>
+          <w:szCs w:val="22"/>
+          <w:highlight w:val="none"/>
+        </w:rPr>
+      </w:pPr>
+      <w:r>
+        <w:rPr>
+          <w:sz w:val="22"/>
+          <w:szCs w:val="22"/>
+          <w:highlight w:val="none"/>
+        </w:rPr>
+      </w:r>
+      <w:r>
+        <w:rPr>
+          <w:sz w:val="22"/>
+          <w:szCs w:val="22"/>
+          <w:highlight w:val="none"/>
+        </w:rPr>
+        <w:t xml:space="preserve">Uma LLM, um modelo de linguagem de grande porte, é ima rede neural desenhada para compreender, gerar e responder com textos semelhantes aos de um humano. Esses modelos são redes neurais profundas treinadas em massivas quantidades de dados textuais, algumas vezes abrangendo grandes quantidades de textos disponiveis publicamente na internet.</w:t>
+      </w:r>
+      <w:r>
+        <w:rPr>
+          <w:sz w:val="22"/>
+          <w:szCs w:val="22"/>
+          <w:highlight w:val="none"/>
+        </w:rPr>
+      </w:r>
+    </w:p>
+    <w:p>
+      <w:pPr>
+        <w:pBdr/>
+        <w:spacing/>
+        <w:ind w:firstLine="0"/>
+        <w:jc w:val="both"/>
+        <w:rPr>
+          <w:sz w:val="22"/>
+          <w:szCs w:val="22"/>
+          <w:highlight w:val="none"/>
+        </w:rPr>
+      </w:pPr>
+      <w:r>
+        <w:rPr>
+          <w:sz w:val="22"/>
+          <w:szCs w:val="22"/>
+          <w:highlight w:val="none"/>
+        </w:rPr>
+        <w:tab/>
+        <w:t xml:space="preserve">O “grande porte” em um modelo de linguagem de grande porte refere-se </w:t>
+      </w:r>
+      <w:r>
+        <w:rPr>
+          <w:sz w:val="22"/>
+          <w:szCs w:val="22"/>
+          <w:highlight w:val="none"/>
+        </w:rPr>
+        <w:t xml:space="preserve">tanto ao tamanho do modelo em termos de parâmetros, quanto os bancos de dados nos quais são treinados. Modelos como esse muitas vezes posuem dezenas ou eventualmente centenas de bilhões de parâmetros, que são os pesos ajustaveis na rede otimizados dutante o treinamento para prever a proxima palavra em uma sequência. A previsão da proxima palavra faz sentido por que aproveita a natureza sequencial inerente da linguagem para treinar modelos na interpretação do contexto, extrutura e relações dentro do texto. No entanto, é uma tarefa simples e por isso surpreende muitos pesquisadores que ele consiga produzir modelos tão capazes. Nós vamos discutir e implementar o processo de treinamento da proxima palavra nos próximos capitulos, passo á passo.</w:t>
+      </w:r>
+      <w:r>
+        <w:rPr>
+          <w:sz w:val="22"/>
+          <w:szCs w:val="22"/>
+          <w:highlight w:val="none"/>
+        </w:rPr>
+      </w:r>
+    </w:p>
+    <w:p>
+      <w:pPr>
+        <w:pBdr/>
+        <w:spacing/>
+        <w:ind w:firstLine="0"/>
+        <w:jc w:val="both"/>
+        <w:rPr>
+          <w:sz w:val="22"/>
+          <w:szCs w:val="22"/>
+          <w:highlight w:val="none"/>
+        </w:rPr>
+      </w:pPr>
+      <w:r>
+        <w:rPr>
+          <w:sz w:val="22"/>
+          <w:szCs w:val="22"/>
+          <w:highlight w:val="none"/>
+        </w:rPr>
+        <w:tab/>
+      </w:r>
+      <w:r>
+        <w:rPr>
+          <w:sz w:val="22"/>
+          <w:szCs w:val="22"/>
+          <w:highlight w:val="none"/>
+        </w:rPr>
+      </w:r>
+      <w:r>
+        <w:rPr>
+          <w:sz w:val="22"/>
+          <w:szCs w:val="22"/>
+          <w:highlight w:val="none"/>
+        </w:rPr>
+      </w:r>
+    </w:p>
     <w:sectPr>
+      <w:headerReference w:type="default" r:id="rId9"/>
       <w:footnotePr/>
       <w:endnotePr/>
       <w:type w:val="nextPage"/>
@@ -468,6 +842,22 @@
     </w:p>
   </w:footnote>
 </w:footnotes>
+</file>
+
+<file path=word/header1.xml><?xml version="1.0" encoding="utf-8"?>
+<w:hdr xmlns:wpc="http://schemas.microsoft.com/office/word/2010/wordprocessingCanvas" xmlns:mc="http://schemas.openxmlformats.org/markup-compatibility/2006" xmlns:o="urn:schemas-microsoft-com:office:office" xmlns:r="http://schemas.openxmlformats.org/officeDocument/2006/relationships" xmlns:m="http://schemas.openxmlformats.org/officeDocument/2006/math" xmlns:v="urn:schemas-microsoft-com:vml" xmlns:wp14="http://schemas.microsoft.com/office/word/2010/wordprocessingDrawing" xmlns:wp="http://schemas.openxmlformats.org/drawingml/2006/wordprocessingDrawing" xmlns:w10="urn:schemas-microsoft-com:office:word" xmlns:w="http://schemas.openxmlformats.org/wordprocessingml/2006/main" xmlns:w14="http://schemas.microsoft.com/office/word/2010/wordml" xmlns:w15="http://schemas.microsoft.com/office/word/2012/wordml" xmlns:wpg="http://schemas.microsoft.com/office/word/2010/wordprocessingGroup" xmlns:wpi="http://schemas.microsoft.com/office/word/2010/wordprocessingInk" xmlns:wne="http://schemas.microsoft.com/office/word/2006/wordml" xmlns:a="http://schemas.openxmlformats.org/drawingml/2006/main" xmlns:wps="http://schemas.microsoft.com/office/word/2010/wordprocessingShape" mc:Ignorable="w14 w15 wp14">
+  <w:p>
+    <w:pPr>
+      <w:pStyle w:val="865"/>
+      <w:pBdr/>
+      <w:spacing/>
+      <w:ind/>
+      <w:rPr/>
+    </w:pPr>
+    <w:r/>
+    <w:r/>
+  </w:p>
+</w:hdr>
 </file>
 
 <file path=word/numbering.xml><?xml version="1.0" encoding="utf-8"?>

--- a/documentation/ManualTranslation.docx
+++ b/documentation/ManualTranslation.docx
@@ -44,6 +44,7 @@
           <w:bCs/>
           <w:sz w:val="28"/>
           <w:szCs w:val="28"/>
+          <w:highlight w:val="none"/>
         </w:rPr>
       </w:r>
       <w:r>
@@ -100,7 +101,7 @@
     </w:p>
     <w:p>
       <w:pPr>
-        <w:pStyle w:val="894"/>
+        <w:pStyle w:val="904"/>
         <w:numPr>
           <w:ilvl w:val="0"/>
           <w:numId w:val="2"/>
@@ -147,7 +148,7 @@
     </w:p>
     <w:p>
       <w:pPr>
-        <w:pStyle w:val="894"/>
+        <w:pStyle w:val="904"/>
         <w:numPr>
           <w:ilvl w:val="0"/>
           <w:numId w:val="2"/>
@@ -194,7 +195,7 @@
     </w:p>
     <w:p>
       <w:pPr>
-        <w:pStyle w:val="894"/>
+        <w:pStyle w:val="904"/>
         <w:numPr>
           <w:ilvl w:val="0"/>
           <w:numId w:val="2"/>
@@ -323,6 +324,13 @@
           <w:highlight w:val="none"/>
         </w:rPr>
       </w:r>
+      <w:r>
+        <w:rPr>
+          <w:sz w:val="22"/>
+          <w:szCs w:val="22"/>
+          <w:highlight w:val="none"/>
+        </w:rPr>
+      </w:r>
     </w:p>
     <w:p>
       <w:pPr>
@@ -349,7 +357,22 @@
           <w:szCs w:val="22"/>
           <w:highlight w:val="none"/>
         </w:rPr>
-        <w:t xml:space="preserve">LLMs tem capacidades notáveis para compreender, gerar e interpretar a linguagem humana. Contudo, é importante deixar clado que quando dizemos que os modelos de linguagem “entendem”, nós estamos querendo dizer que eles podem processar e gerar texto de maneiras que aparentam ser coerentes e relevantes contextualmente, não significa que eles possuem consciência ou compreensão semelhantemente ao ser humano.</w:t>
+        <w:t xml:space="preserve">LLMs tem capacidades notáveis para compreender, gerar e interpretar a linguagem humana. Contudo, é importante deixar clado que quando dizemos que os m</w:t>
+      </w:r>
+      <w:r>
+        <w:rPr>
+          <w:sz w:val="22"/>
+          <w:szCs w:val="22"/>
+          <w:highlight w:val="none"/>
+        </w:rPr>
+        <w:t xml:space="preserve">odelos de linguagem “entendem”, nós estamos querendo dizer que eles podem processar e gerar texto de maneiras que aparentam ser coerentes e relevantes contextualmente, não significa que eles possuem consciência ou compreensão semelhantemente ao ser humano.</w:t>
+      </w:r>
+      <w:r>
+        <w:rPr>
+          <w:sz w:val="22"/>
+          <w:szCs w:val="22"/>
+          <w:highlight w:val="none"/>
+        </w:rPr>
       </w:r>
       <w:r>
         <w:rPr>
@@ -385,7 +408,30 @@
           <w:szCs w:val="22"/>
           <w:highlight w:val="none"/>
         </w:rPr>
-        <w:t xml:space="preserve">Possibilitada pelos avanços em aprendizagem profunda, que por sua vez é um ramo do aprendizado de máquina e inteligência artificial focada nas redes neurais, as LLMs são treinadas com vastas quantidades de dados em formato de texto. Isso permite que as LLMs capturem informações profundas de contexto e sutilezas da linguagem humana se comparada com as abordagens anteriores. Como resultado, as LLMs tem uma melhora significativa em performance em uma grande gama de NLP tasks, incluindo tradução de texto, analise de sentimentos, responder perguntas e muitas outras.</w:t>
+        <w:t xml:space="preserve">Possibilitada pelos avanços em aprendizagem profunda, q</w:t>
+      </w:r>
+      <w:r>
+        <w:rPr>
+          <w:sz w:val="22"/>
+          <w:szCs w:val="22"/>
+          <w:highlight w:val="none"/>
+        </w:rPr>
+        <w:t xml:space="preserve">ue por sua vez é um ramo do aprendizado de máquina e inteligência artificial focada nas redes neurais, as LLMs são treinadas com vastas quantidades de dados em formato de texto. Isso permite que as LLMs capturem informações profundas de contexto e sutileza</w:t>
+      </w:r>
+      <w:r>
+        <w:rPr>
+          <w:sz w:val="22"/>
+          <w:szCs w:val="22"/>
+          <w:highlight w:val="none"/>
+        </w:rPr>
+        <w:t xml:space="preserve">s da linguagem humana se comparada com as abordagens anteriores. Como resultado, as LLMs tem uma melhora significativa em performance em uma grande gama de NLP tasks, incluindo tradução de texto, analise de sentimentos, responder perguntas e muitas outras.</w:t>
+      </w:r>
+      <w:r>
+        <w:rPr>
+          <w:sz w:val="22"/>
+          <w:szCs w:val="22"/>
+          <w:highlight w:val="none"/>
+        </w:rPr>
       </w:r>
       <w:r>
         <w:rPr>
@@ -423,6 +469,13 @@
           <w:highlight w:val="none"/>
         </w:rPr>
         <w:t xml:space="preserve"> enquanto os modelos NLP mais antigos se destacavam em aplicações especificas, as LLMs demonstram ampa proficiência em uma grande quantidade de tarefas.</w:t>
+      </w:r>
+      <w:r>
+        <w:rPr>
+          <w:sz w:val="22"/>
+          <w:szCs w:val="22"/>
+          <w:highlight w:val="none"/>
+        </w:rPr>
       </w:r>
       <w:r>
         <w:rPr>
@@ -475,6 +528,13 @@
           <w:highlight w:val="none"/>
         </w:rPr>
       </w:r>
+      <w:r>
+        <w:rPr>
+          <w:sz w:val="22"/>
+          <w:szCs w:val="22"/>
+          <w:highlight w:val="none"/>
+        </w:rPr>
+      </w:r>
     </w:p>
     <w:p>
       <w:pPr>
@@ -512,6 +572,13 @@
           <w:highlight w:val="none"/>
         </w:rPr>
       </w:r>
+      <w:r>
+        <w:rPr>
+          <w:sz w:val="22"/>
+          <w:szCs w:val="22"/>
+          <w:highlight w:val="none"/>
+        </w:rPr>
+      </w:r>
     </w:p>
     <w:p>
       <w:pPr>
@@ -548,6 +615,13 @@
           <w:highlight w:val="none"/>
         </w:rPr>
       </w:r>
+      <w:r>
+        <w:rPr>
+          <w:sz w:val="22"/>
+          <w:szCs w:val="22"/>
+          <w:highlight w:val="none"/>
+        </w:rPr>
+      </w:r>
     </w:p>
     <w:p>
       <w:pPr>
@@ -602,7 +676,6 @@
           <w:bCs/>
           <w:sz w:val="28"/>
           <w:szCs w:val="28"/>
-          <w:lang w:val="undefined"/>
         </w:rPr>
         <w:br w:type="page" w:clear="all"/>
       </w:r>
@@ -612,7 +685,6 @@
           <w:bCs/>
           <w:sz w:val="28"/>
           <w:szCs w:val="28"/>
-          <w:lang w:val="undefined" w:bidi="undefined"/>
         </w:rPr>
       </w:r>
       <w:r>
@@ -621,7 +693,7 @@
           <w:bCs/>
           <w:sz w:val="28"/>
           <w:szCs w:val="28"/>
-          <w:lang w:val="undefined"/>
+          <w14:ligatures w14:val="none"/>
         </w:rPr>
       </w:r>
     </w:p>
@@ -644,7 +716,6 @@
           <w:bCs/>
           <w:sz w:val="28"/>
           <w:szCs w:val="28"/>
-          <w:lang w:val="undefined"/>
         </w:rPr>
         <w:t xml:space="preserve">1.1 – O que é uma LLM?</w:t>
       </w:r>
@@ -654,7 +725,15 @@
           <w:bCs/>
           <w:sz w:val="28"/>
           <w:szCs w:val="28"/>
-          <w:lang w:val="undefined"/>
+        </w:rPr>
+      </w:r>
+      <w:r>
+        <w:rPr>
+          <w:b/>
+          <w:bCs/>
+          <w:sz w:val="28"/>
+          <w:szCs w:val="28"/>
+          <w14:ligatures w14:val="none"/>
         </w:rPr>
       </w:r>
     </w:p>
@@ -683,7 +762,22 @@
           <w:szCs w:val="22"/>
           <w:highlight w:val="none"/>
         </w:rPr>
-        <w:t xml:space="preserve">Uma LLM, um modelo de linguagem de grande porte, é ima rede neural desenhada para compreender, gerar e responder com textos semelhantes aos de um humano. Esses modelos são redes neurais profundas treinadas em massivas quantidades de dados textuais, algumas vezes abrangendo grandes quantidades de textos disponiveis publicamente na internet.</w:t>
+        <w:t xml:space="preserve">Uma LLM, um modelo de linguagem de grande porte, é ima rede neural desenhada para com</w:t>
+      </w:r>
+      <w:r>
+        <w:rPr>
+          <w:sz w:val="22"/>
+          <w:szCs w:val="22"/>
+          <w:highlight w:val="none"/>
+        </w:rPr>
+        <w:t xml:space="preserve">preender, gerar e responder com textos semelhantes aos de um humano. Esses modelos são redes neurais profundas treinadas em massivas quantidades de dados textuais, algumas vezes abrangendo grandes quantidades de textos disponiveis publicamente na internet.</w:t>
+      </w:r>
+      <w:r>
+        <w:rPr>
+          <w:sz w:val="22"/>
+          <w:szCs w:val="22"/>
+          <w:highlight w:val="none"/>
+        </w:rPr>
       </w:r>
       <w:r>
         <w:rPr>
@@ -720,7 +814,30 @@
           <w:szCs w:val="22"/>
           <w:highlight w:val="none"/>
         </w:rPr>
-        <w:t xml:space="preserve">tanto ao tamanho do modelo em termos de parâmetros, quanto os bancos de dados nos quais são treinados. Modelos como esse muitas vezes posuem dezenas ou eventualmente centenas de bilhões de parâmetros, que são os pesos ajustaveis na rede otimizados dutante o treinamento para prever a proxima palavra em uma sequência. A previsão da proxima palavra faz sentido por que aproveita a natureza sequencial inerente da linguagem para treinar modelos na interpretação do contexto, extrutura e relações dentro do texto. No entanto, é uma tarefa simples e por isso surpreende muitos pesquisadores que ele consiga produzir modelos tão capazes. Nós vamos discutir e implementar o processo de treinamento da proxima palavra nos próximos capitulos, passo á passo.</w:t>
+        <w:t xml:space="preserve">tanto ao tamanho do modelo em termos de parâmetros, quanto os bancos de dados nos quais são treinados. Modelos como esse muitas vezes posuem dezenas ou eventualmente centenas de bilhões de parâmetros, que são os pesos ajustaveis na rede </w:t>
+      </w:r>
+      <w:r>
+        <w:rPr>
+          <w:sz w:val="22"/>
+          <w:szCs w:val="22"/>
+          <w:highlight w:val="none"/>
+        </w:rPr>
+        <w:t xml:space="preserve">otimizados dutante o treinamento para prever a proxima palavra em uma sequência. A previsão da proxima palavra faz sentido por que aproveita a natureza sequencial inerente da linguagem para treinar modelos na interpretação do contexto, extrutura e relações</w:t>
+      </w:r>
+      <w:r>
+        <w:rPr>
+          <w:sz w:val="22"/>
+          <w:szCs w:val="22"/>
+          <w:highlight w:val="none"/>
+        </w:rPr>
+        <w:t xml:space="preserve"> dentro do texto. No entanto, é uma tarefa simples e por isso surpreende muitos pesquisadores que ele consiga produzir modelos tão capazes. Nós vamos discutir e implementar o processo de treinamento da proxima palavra nos próximos capitulos, passo á passo.</w:t>
+      </w:r>
+      <w:r>
+        <w:rPr>
+          <w:sz w:val="22"/>
+          <w:szCs w:val="22"/>
+          <w:highlight w:val="none"/>
+        </w:rPr>
       </w:r>
       <w:r>
         <w:rPr>
@@ -756,9 +873,139 @@
           <w:szCs w:val="22"/>
           <w:highlight w:val="none"/>
         </w:rPr>
+        <w:t xml:space="preserve">LLMs utilizam uma arquitetura chamada transformer(abordada com mais detalhes na seção 1.4), o que permite eles a prestar atenção seletiva a diferentes partes do input quando fazem predições, fazendo deles especialmente adeptos ao tratamento de nuances e complexidades da linguagem humana.</w:t>
       </w:r>
       <w:r>
         <w:rPr>
+          <w:sz w:val="22"/>
+          <w:szCs w:val="22"/>
+          <w:highlight w:val="none"/>
+        </w:rPr>
+      </w:r>
+    </w:p>
+    <w:p>
+      <w:pPr>
+        <w:pBdr/>
+        <w:spacing/>
+        <w:ind w:firstLine="0"/>
+        <w:jc w:val="both"/>
+        <w:rPr>
+          <w:sz w:val="22"/>
+          <w:szCs w:val="22"/>
+          <w:highlight w:val="none"/>
+        </w:rPr>
+      </w:pPr>
+      <w:r>
+        <w:rPr>
+          <w:sz w:val="22"/>
+          <w:szCs w:val="22"/>
+          <w:highlight w:val="none"/>
+        </w:rPr>
+        <w:tab/>
+      </w:r>
+      <w:r>
+        <w:rPr>
+          <w:sz w:val="22"/>
+          <w:szCs w:val="22"/>
+          <w:highlight w:val="none"/>
+        </w:rPr>
+        <w:t xml:space="preserve">Desde que as LLMs são capazes de gerar texto, LLMs são muitas vezes referenciadas como uma forma de inteligencia artificial generativa, muitas vezes abreviadas como IA generativa ou GenAI. Como apresentado na figura 1.1, a IA abrange o campo mais amplo das maquinas de criação que podem executar tarefas que requerem inteligencia semelhante á do ser humano, que incluem: entender linguagem, reconhecer padrões, e tomar decisões, e inclui subitens como aprendizado de máquina e aprendizado profundo.</w:t>
+      </w:r>
+      <w:r>
+        <w:rPr>
+          <w:sz w:val="22"/>
+          <w:szCs w:val="22"/>
+          <w:highlight w:val="none"/>
+        </w:rPr>
+      </w:r>
+    </w:p>
+    <w:p>
+      <w:pPr>
+        <w:pBdr/>
+        <w:spacing/>
+        <w:ind w:firstLine="0"/>
+        <w:jc w:val="both"/>
+        <w:rPr>
+          <w:b w:val="0"/>
+          <w:bCs w:val="0"/>
+          <w:sz w:val="22"/>
+          <w:szCs w:val="22"/>
+          <w:highlight w:val="none"/>
+        </w:rPr>
+      </w:pPr>
+      <w:r>
+        <w:rPr>
+          <w:sz w:val="22"/>
+          <w:szCs w:val="22"/>
+          <w:highlight w:val="none"/>
+        </w:rPr>
+      </w:r>
+      <w:r>
+        <w:rPr>
+          <w:b/>
+          <w:bCs/>
+          <w:sz w:val="22"/>
+          <w:szCs w:val="22"/>
+          <w:highlight w:val="none"/>
+        </w:rPr>
+        <w:t xml:space="preserve">Figura 1.1 </w:t>
+      </w:r>
+      <w:r>
+        <w:rPr>
+          <w:b w:val="0"/>
+          <w:bCs w:val="0"/>
+          <w:sz w:val="22"/>
+          <w:szCs w:val="22"/>
+          <w:highlight w:val="none"/>
+        </w:rPr>
+        <w:t xml:space="preserve">Como nessa representação hierárquica entre os diferentes campos sugeridos, as LLMs representam uma aplicação especifica das técnicas de aprendizado profundo, aproveitando as habilidades para processar e gerar texto semelhante ao humano. Aprendizado profundo é um ramo especializado de aprendizado de maquina que foca em utilizar redes neurais de múltiplas camadas. E o aprendizado de maquina e o aprendizado profundo são campos voltados a implementação de algoritmos que permitem computadores á aprender a partir de dados e executar tarefas que tipicamente iriam requerer inteligência humana.</w:t>
+      </w:r>
+      <w:r>
+        <w:rPr>
+          <w:b w:val="0"/>
+          <w:bCs w:val="0"/>
+          <w:sz w:val="22"/>
+          <w:szCs w:val="22"/>
+          <w:highlight w:val="none"/>
+        </w:rPr>
+      </w:r>
+    </w:p>
+    <w:p>
+      <w:pPr>
+        <w:pBdr/>
+        <w:spacing/>
+        <w:ind w:firstLine="0"/>
+        <w:jc w:val="both"/>
+        <w:rPr>
+          <w:b w:val="0"/>
+          <w:bCs w:val="0"/>
+          <w:sz w:val="22"/>
+          <w:szCs w:val="22"/>
+          <w:highlight w:val="none"/>
+        </w:rPr>
+      </w:pPr>
+      <w:r>
+        <w:rPr>
+          <w:b w:val="0"/>
+          <w:bCs w:val="0"/>
+          <w:sz w:val="22"/>
+          <w:szCs w:val="22"/>
+          <w:highlight w:val="none"/>
+        </w:rPr>
+      </w:r>
+      <w:r>
+        <w:rPr>
+          <w:b w:val="0"/>
+          <w:bCs w:val="0"/>
+          <w:sz w:val="22"/>
+          <w:szCs w:val="22"/>
+          <w:highlight w:val="none"/>
+        </w:rPr>
+      </w:r>
+      <w:r>
+        <w:rPr>
+          <w:b w:val="0"/>
+          <w:bCs w:val="0"/>
           <w:sz w:val="22"/>
           <w:szCs w:val="22"/>
           <w:highlight w:val="none"/>
@@ -848,7 +1095,7 @@
 <w:hdr xmlns:wpc="http://schemas.microsoft.com/office/word/2010/wordprocessingCanvas" xmlns:mc="http://schemas.openxmlformats.org/markup-compatibility/2006" xmlns:o="urn:schemas-microsoft-com:office:office" xmlns:r="http://schemas.openxmlformats.org/officeDocument/2006/relationships" xmlns:m="http://schemas.openxmlformats.org/officeDocument/2006/math" xmlns:v="urn:schemas-microsoft-com:vml" xmlns:wp14="http://schemas.microsoft.com/office/word/2010/wordprocessingDrawing" xmlns:wp="http://schemas.openxmlformats.org/drawingml/2006/wordprocessingDrawing" xmlns:w10="urn:schemas-microsoft-com:office:word" xmlns:w="http://schemas.openxmlformats.org/wordprocessingml/2006/main" xmlns:w14="http://schemas.microsoft.com/office/word/2010/wordml" xmlns:w15="http://schemas.microsoft.com/office/word/2012/wordml" xmlns:wpg="http://schemas.microsoft.com/office/word/2010/wordprocessingGroup" xmlns:wpi="http://schemas.microsoft.com/office/word/2010/wordprocessingInk" xmlns:wne="http://schemas.microsoft.com/office/word/2006/wordml" xmlns:a="http://schemas.openxmlformats.org/drawingml/2006/main" xmlns:wps="http://schemas.microsoft.com/office/word/2010/wordprocessingShape" mc:Ignorable="w14 w15 wp14">
   <w:p>
     <w:pPr>
-      <w:pStyle w:val="865"/>
+      <w:pStyle w:val="875"/>
       <w:pBdr/>
       <w:spacing/>
       <w:ind/>
@@ -1323,9 +1570,9 @@
     <w:lsdException w:name="Bibliography" w:uiPriority="37"/>
     <w:lsdException w:name="TOC Heading" w:uiPriority="39" w:qFormat="1"/>
   </w:latentStyles>
-  <w:style w:type="table" w:styleId="705">
+  <w:style w:type="table" w:styleId="715">
     <w:name w:val="Table Grid"/>
-    <w:basedOn w:val="891"/>
+    <w:basedOn w:val="901"/>
     <w:uiPriority w:val="59"/>
     <w:pPr>
       <w:pBdr/>
@@ -1522,9 +1769,9 @@
       </w:tcPr>
     </w:tblStylePr>
   </w:style>
-  <w:style w:type="table" w:styleId="706">
+  <w:style w:type="table" w:styleId="716">
     <w:name w:val="Table Grid Light"/>
-    <w:basedOn w:val="891"/>
+    <w:basedOn w:val="901"/>
     <w:uiPriority w:val="59"/>
     <w:pPr>
       <w:pBdr/>
@@ -1721,9 +1968,9 @@
       </w:tcPr>
     </w:tblStylePr>
   </w:style>
-  <w:style w:type="table" w:styleId="707">
+  <w:style w:type="table" w:styleId="717">
     <w:name w:val="Plain Table 1"/>
-    <w:basedOn w:val="891"/>
+    <w:basedOn w:val="901"/>
     <w:uiPriority w:val="59"/>
     <w:pPr>
       <w:pBdr/>
@@ -1946,9 +2193,9 @@
       </w:tcPr>
     </w:tblStylePr>
   </w:style>
-  <w:style w:type="table" w:styleId="708">
+  <w:style w:type="table" w:styleId="718">
     <w:name w:val="Plain Table 2"/>
-    <w:basedOn w:val="891"/>
+    <w:basedOn w:val="901"/>
     <w:uiPriority w:val="59"/>
     <w:pPr>
       <w:pBdr/>
@@ -2179,9 +2426,9 @@
       </w:tcPr>
     </w:tblStylePr>
   </w:style>
-  <w:style w:type="table" w:styleId="709">
+  <w:style w:type="table" w:styleId="719">
     <w:name w:val="Plain Table 3"/>
-    <w:basedOn w:val="891"/>
+    <w:basedOn w:val="901"/>
     <w:uiPriority w:val="99"/>
     <w:pPr>
       <w:pBdr/>
@@ -2409,9 +2656,9 @@
       </w:tcPr>
     </w:tblStylePr>
   </w:style>
-  <w:style w:type="table" w:styleId="710">
+  <w:style w:type="table" w:styleId="720">
     <w:name w:val="Plain Table 4"/>
-    <w:basedOn w:val="891"/>
+    <w:basedOn w:val="901"/>
     <w:uiPriority w:val="99"/>
     <w:pPr>
       <w:pBdr/>
@@ -2625,9 +2872,9 @@
       </w:tcPr>
     </w:tblStylePr>
   </w:style>
-  <w:style w:type="table" w:styleId="711">
+  <w:style w:type="table" w:styleId="721">
     <w:name w:val="Plain Table 5"/>
-    <w:basedOn w:val="891"/>
+    <w:basedOn w:val="901"/>
     <w:uiPriority w:val="99"/>
     <w:pPr>
       <w:pBdr/>
@@ -2858,9 +3105,9 @@
       </w:tcPr>
     </w:tblStylePr>
   </w:style>
-  <w:style w:type="table" w:styleId="712">
+  <w:style w:type="table" w:styleId="722">
     <w:name w:val="Grid Table 1 Light"/>
-    <w:basedOn w:val="891"/>
+    <w:basedOn w:val="901"/>
     <w:uiPriority w:val="99"/>
     <w:pPr>
       <w:pBdr/>
@@ -3081,9 +3328,9 @@
       </w:tcPr>
     </w:tblStylePr>
   </w:style>
-  <w:style w:type="table" w:styleId="713">
+  <w:style w:type="table" w:styleId="723">
     <w:name w:val="Grid Table 1 Light - Accent 1"/>
-    <w:basedOn w:val="891"/>
+    <w:basedOn w:val="901"/>
     <w:uiPriority w:val="99"/>
     <w:pPr>
       <w:pBdr/>
@@ -3304,9 +3551,9 @@
       </w:tcPr>
     </w:tblStylePr>
   </w:style>
-  <w:style w:type="table" w:styleId="714">
+  <w:style w:type="table" w:styleId="724">
     <w:name w:val="Grid Table 1 Light - Accent 2"/>
-    <w:basedOn w:val="891"/>
+    <w:basedOn w:val="901"/>
     <w:uiPriority w:val="99"/>
     <w:pPr>
       <w:pBdr/>
@@ -3527,9 +3774,9 @@
       </w:tcPr>
     </w:tblStylePr>
   </w:style>
-  <w:style w:type="table" w:styleId="715">
+  <w:style w:type="table" w:styleId="725">
     <w:name w:val="Grid Table 1 Light - Accent 3"/>
-    <w:basedOn w:val="891"/>
+    <w:basedOn w:val="901"/>
     <w:uiPriority w:val="99"/>
     <w:pPr>
       <w:pBdr/>
@@ -3750,9 +3997,9 @@
       </w:tcPr>
     </w:tblStylePr>
   </w:style>
-  <w:style w:type="table" w:styleId="716">
+  <w:style w:type="table" w:styleId="726">
     <w:name w:val="Grid Table 1 Light - Accent 4"/>
-    <w:basedOn w:val="891"/>
+    <w:basedOn w:val="901"/>
     <w:uiPriority w:val="99"/>
     <w:pPr>
       <w:pBdr/>
@@ -3973,9 +4220,9 @@
       </w:tcPr>
     </w:tblStylePr>
   </w:style>
-  <w:style w:type="table" w:styleId="717">
+  <w:style w:type="table" w:styleId="727">
     <w:name w:val="Grid Table 1 Light - Accent 5"/>
-    <w:basedOn w:val="891"/>
+    <w:basedOn w:val="901"/>
     <w:uiPriority w:val="99"/>
     <w:pPr>
       <w:pBdr/>
@@ -4196,9 +4443,9 @@
       </w:tcPr>
     </w:tblStylePr>
   </w:style>
-  <w:style w:type="table" w:styleId="718">
+  <w:style w:type="table" w:styleId="728">
     <w:name w:val="Grid Table 1 Light - Accent 6"/>
-    <w:basedOn w:val="891"/>
+    <w:basedOn w:val="901"/>
     <w:uiPriority w:val="99"/>
     <w:pPr>
       <w:pBdr/>
@@ -4419,9 +4666,9 @@
       </w:tcPr>
     </w:tblStylePr>
   </w:style>
-  <w:style w:type="table" w:styleId="719">
+  <w:style w:type="table" w:styleId="729">
     <w:name w:val="Grid Table 2"/>
-    <w:basedOn w:val="891"/>
+    <w:basedOn w:val="901"/>
     <w:uiPriority w:val="99"/>
     <w:pPr>
       <w:pBdr/>
@@ -4651,9 +4898,9 @@
       </w:tcPr>
     </w:tblStylePr>
   </w:style>
-  <w:style w:type="table" w:styleId="720">
+  <w:style w:type="table" w:styleId="730">
     <w:name w:val="Grid Table 2 - Accent 1"/>
-    <w:basedOn w:val="891"/>
+    <w:basedOn w:val="901"/>
     <w:uiPriority w:val="99"/>
     <w:pPr>
       <w:pBdr/>
@@ -4883,9 +5130,9 @@
       </w:tcPr>
     </w:tblStylePr>
   </w:style>
-  <w:style w:type="table" w:styleId="721">
+  <w:style w:type="table" w:styleId="731">
     <w:name w:val="Grid Table 2 - Accent 2"/>
-    <w:basedOn w:val="891"/>
+    <w:basedOn w:val="901"/>
     <w:uiPriority w:val="99"/>
     <w:pPr>
       <w:pBdr/>
@@ -5115,9 +5362,9 @@
       </w:tcPr>
     </w:tblStylePr>
   </w:style>
-  <w:style w:type="table" w:styleId="722">
+  <w:style w:type="table" w:styleId="732">
     <w:name w:val="Grid Table 2 - Accent 3"/>
-    <w:basedOn w:val="891"/>
+    <w:basedOn w:val="901"/>
     <w:uiPriority w:val="99"/>
     <w:pPr>
       <w:pBdr/>
@@ -5347,9 +5594,9 @@
       </w:tcPr>
     </w:tblStylePr>
   </w:style>
-  <w:style w:type="table" w:styleId="723">
+  <w:style w:type="table" w:styleId="733">
     <w:name w:val="Grid Table 2 - Accent 4"/>
-    <w:basedOn w:val="891"/>
+    <w:basedOn w:val="901"/>
     <w:uiPriority w:val="99"/>
     <w:pPr>
       <w:pBdr/>
@@ -5579,9 +5826,9 @@
       </w:tcPr>
     </w:tblStylePr>
   </w:style>
-  <w:style w:type="table" w:styleId="724">
+  <w:style w:type="table" w:styleId="734">
     <w:name w:val="Grid Table 2 - Accent 5"/>
-    <w:basedOn w:val="891"/>
+    <w:basedOn w:val="901"/>
     <w:uiPriority w:val="99"/>
     <w:pPr>
       <w:pBdr/>
@@ -5811,9 +6058,9 @@
       </w:tcPr>
     </w:tblStylePr>
   </w:style>
-  <w:style w:type="table" w:styleId="725">
+  <w:style w:type="table" w:styleId="735">
     <w:name w:val="Grid Table 2 - Accent 6"/>
-    <w:basedOn w:val="891"/>
+    <w:basedOn w:val="901"/>
     <w:uiPriority w:val="99"/>
     <w:pPr>
       <w:pBdr/>
@@ -6043,9 +6290,9 @@
       </w:tcPr>
     </w:tblStylePr>
   </w:style>
-  <w:style w:type="table" w:styleId="726">
+  <w:style w:type="table" w:styleId="736">
     <w:name w:val="Grid Table 3"/>
-    <w:basedOn w:val="891"/>
+    <w:basedOn w:val="901"/>
     <w:uiPriority w:val="99"/>
     <w:pPr>
       <w:pBdr/>
@@ -6288,9 +6535,9 @@
       </w:tcPr>
     </w:tblStylePr>
   </w:style>
-  <w:style w:type="table" w:styleId="727">
+  <w:style w:type="table" w:styleId="737">
     <w:name w:val="Grid Table 3 - Accent 1"/>
-    <w:basedOn w:val="891"/>
+    <w:basedOn w:val="901"/>
     <w:uiPriority w:val="99"/>
     <w:pPr>
       <w:pBdr/>
@@ -6533,9 +6780,9 @@
       </w:tcPr>
     </w:tblStylePr>
   </w:style>
-  <w:style w:type="table" w:styleId="728">
+  <w:style w:type="table" w:styleId="738">
     <w:name w:val="Grid Table 3 - Accent 2"/>
-    <w:basedOn w:val="891"/>
+    <w:basedOn w:val="901"/>
     <w:uiPriority w:val="99"/>
     <w:pPr>
       <w:pBdr/>
@@ -6778,9 +7025,9 @@
       </w:tcPr>
     </w:tblStylePr>
   </w:style>
-  <w:style w:type="table" w:styleId="729">
+  <w:style w:type="table" w:styleId="739">
     <w:name w:val="Grid Table 3 - Accent 3"/>
-    <w:basedOn w:val="891"/>
+    <w:basedOn w:val="901"/>
     <w:uiPriority w:val="99"/>
     <w:pPr>
       <w:pBdr/>
@@ -7023,9 +7270,9 @@
       </w:tcPr>
     </w:tblStylePr>
   </w:style>
-  <w:style w:type="table" w:styleId="730">
+  <w:style w:type="table" w:styleId="740">
     <w:name w:val="Grid Table 3 - Accent 4"/>
-    <w:basedOn w:val="891"/>
+    <w:basedOn w:val="901"/>
     <w:uiPriority w:val="99"/>
     <w:pPr>
       <w:pBdr/>
@@ -7268,9 +7515,9 @@
       </w:tcPr>
     </w:tblStylePr>
   </w:style>
-  <w:style w:type="table" w:styleId="731">
+  <w:style w:type="table" w:styleId="741">
     <w:name w:val="Grid Table 3 - Accent 5"/>
-    <w:basedOn w:val="891"/>
+    <w:basedOn w:val="901"/>
     <w:uiPriority w:val="99"/>
     <w:pPr>
       <w:pBdr/>
@@ -7513,9 +7760,9 @@
       </w:tcPr>
     </w:tblStylePr>
   </w:style>
-  <w:style w:type="table" w:styleId="732">
+  <w:style w:type="table" w:styleId="742">
     <w:name w:val="Grid Table 3 - Accent 6"/>
-    <w:basedOn w:val="891"/>
+    <w:basedOn w:val="901"/>
     <w:uiPriority w:val="99"/>
     <w:pPr>
       <w:pBdr/>
@@ -7758,9 +8005,9 @@
       </w:tcPr>
     </w:tblStylePr>
   </w:style>
-  <w:style w:type="table" w:styleId="733">
+  <w:style w:type="table" w:styleId="743">
     <w:name w:val="Grid Table 4"/>
-    <w:basedOn w:val="891"/>
+    <w:basedOn w:val="901"/>
     <w:uiPriority w:val="59"/>
     <w:pPr>
       <w:pBdr/>
@@ -7991,9 +8238,9 @@
       </w:tcPr>
     </w:tblStylePr>
   </w:style>
-  <w:style w:type="table" w:styleId="734">
+  <w:style w:type="table" w:styleId="744">
     <w:name w:val="Grid Table 4 - Accent 1"/>
-    <w:basedOn w:val="891"/>
+    <w:basedOn w:val="901"/>
     <w:uiPriority w:val="59"/>
     <w:pPr>
       <w:pBdr/>
@@ -8224,9 +8471,9 @@
       </w:tcPr>
     </w:tblStylePr>
   </w:style>
-  <w:style w:type="table" w:styleId="735">
+  <w:style w:type="table" w:styleId="745">
     <w:name w:val="Grid Table 4 - Accent 2"/>
-    <w:basedOn w:val="891"/>
+    <w:basedOn w:val="901"/>
     <w:uiPriority w:val="59"/>
     <w:pPr>
       <w:pBdr/>
@@ -8457,9 +8704,9 @@
       </w:tcPr>
     </w:tblStylePr>
   </w:style>
-  <w:style w:type="table" w:styleId="736">
+  <w:style w:type="table" w:styleId="746">
     <w:name w:val="Grid Table 4 - Accent 3"/>
-    <w:basedOn w:val="891"/>
+    <w:basedOn w:val="901"/>
     <w:uiPriority w:val="59"/>
     <w:pPr>
       <w:pBdr/>
@@ -8690,9 +8937,9 @@
       </w:tcPr>
     </w:tblStylePr>
   </w:style>
-  <w:style w:type="table" w:styleId="737">
+  <w:style w:type="table" w:styleId="747">
     <w:name w:val="Grid Table 4 - Accent 4"/>
-    <w:basedOn w:val="891"/>
+    <w:basedOn w:val="901"/>
     <w:uiPriority w:val="59"/>
     <w:pPr>
       <w:pBdr/>
@@ -8923,9 +9170,9 @@
       </w:tcPr>
     </w:tblStylePr>
   </w:style>
-  <w:style w:type="table" w:styleId="738">
+  <w:style w:type="table" w:styleId="748">
     <w:name w:val="Grid Table 4 - Accent 5"/>
-    <w:basedOn w:val="891"/>
+    <w:basedOn w:val="901"/>
     <w:uiPriority w:val="59"/>
     <w:pPr>
       <w:pBdr/>
@@ -9156,9 +9403,9 @@
       </w:tcPr>
     </w:tblStylePr>
   </w:style>
-  <w:style w:type="table" w:styleId="739">
+  <w:style w:type="table" w:styleId="749">
     <w:name w:val="Grid Table 4 - Accent 6"/>
-    <w:basedOn w:val="891"/>
+    <w:basedOn w:val="901"/>
     <w:uiPriority w:val="59"/>
     <w:pPr>
       <w:pBdr/>
@@ -9389,9 +9636,9 @@
       </w:tcPr>
     </w:tblStylePr>
   </w:style>
-  <w:style w:type="table" w:styleId="740">
+  <w:style w:type="table" w:styleId="750">
     <w:name w:val="Grid Table 5 Dark"/>
-    <w:basedOn w:val="891"/>
+    <w:basedOn w:val="901"/>
     <w:uiPriority w:val="99"/>
     <w:pPr>
       <w:pBdr/>
@@ -9617,9 +9864,9 @@
       </w:tcPr>
     </w:tblStylePr>
   </w:style>
-  <w:style w:type="table" w:styleId="741">
+  <w:style w:type="table" w:styleId="751">
     <w:name w:val="Grid Table 5 Dark- Accent 1"/>
-    <w:basedOn w:val="891"/>
+    <w:basedOn w:val="901"/>
     <w:uiPriority w:val="99"/>
     <w:pPr>
       <w:pBdr/>
@@ -9845,9 +10092,9 @@
       </w:tcPr>
     </w:tblStylePr>
   </w:style>
-  <w:style w:type="table" w:styleId="742">
+  <w:style w:type="table" w:styleId="752">
     <w:name w:val="Grid Table 5 Dark - Accent 2"/>
-    <w:basedOn w:val="891"/>
+    <w:basedOn w:val="901"/>
     <w:uiPriority w:val="99"/>
     <w:pPr>
       <w:pBdr/>
@@ -10073,9 +10320,9 @@
       </w:tcPr>
     </w:tblStylePr>
   </w:style>
-  <w:style w:type="table" w:styleId="743">
+  <w:style w:type="table" w:styleId="753">
     <w:name w:val="Grid Table 5 Dark - Accent 3"/>
-    <w:basedOn w:val="891"/>
+    <w:basedOn w:val="901"/>
     <w:uiPriority w:val="99"/>
     <w:pPr>
       <w:pBdr/>
@@ -10301,9 +10548,9 @@
       </w:tcPr>
     </w:tblStylePr>
   </w:style>
-  <w:style w:type="table" w:styleId="744">
+  <w:style w:type="table" w:styleId="754">
     <w:name w:val="Grid Table 5 Dark- Accent 4"/>
-    <w:basedOn w:val="891"/>
+    <w:basedOn w:val="901"/>
     <w:uiPriority w:val="99"/>
     <w:pPr>
       <w:pBdr/>
@@ -10529,9 +10776,9 @@
       </w:tcPr>
     </w:tblStylePr>
   </w:style>
-  <w:style w:type="table" w:styleId="745">
+  <w:style w:type="table" w:styleId="755">
     <w:name w:val="Grid Table 5 Dark - Accent 5"/>
-    <w:basedOn w:val="891"/>
+    <w:basedOn w:val="901"/>
     <w:uiPriority w:val="99"/>
     <w:pPr>
       <w:pBdr/>
@@ -10757,9 +11004,9 @@
       </w:tcPr>
     </w:tblStylePr>
   </w:style>
-  <w:style w:type="table" w:styleId="746">
+  <w:style w:type="table" w:styleId="756">
     <w:name w:val="Grid Table 5 Dark - Accent 6"/>
-    <w:basedOn w:val="891"/>
+    <w:basedOn w:val="901"/>
     <w:uiPriority w:val="99"/>
     <w:pPr>
       <w:pBdr/>
@@ -10985,9 +11232,9 @@
       </w:tcPr>
     </w:tblStylePr>
   </w:style>
-  <w:style w:type="table" w:styleId="747">
+  <w:style w:type="table" w:styleId="757">
     <w:name w:val="Grid Table 6 Colorful"/>
-    <w:basedOn w:val="891"/>
+    <w:basedOn w:val="901"/>
     <w:uiPriority w:val="99"/>
     <w:pPr>
       <w:pBdr/>
@@ -11215,9 +11462,9 @@
       </w:tcPr>
     </w:tblStylePr>
   </w:style>
-  <w:style w:type="table" w:styleId="748">
+  <w:style w:type="table" w:styleId="758">
     <w:name w:val="Grid Table 6 Colorful - Accent 1"/>
-    <w:basedOn w:val="891"/>
+    <w:basedOn w:val="901"/>
     <w:uiPriority w:val="99"/>
     <w:pPr>
       <w:pBdr/>
@@ -11445,9 +11692,9 @@
       </w:tcPr>
     </w:tblStylePr>
   </w:style>
-  <w:style w:type="table" w:styleId="749">
+  <w:style w:type="table" w:styleId="759">
     <w:name w:val="Grid Table 6 Colorful - Accent 2"/>
-    <w:basedOn w:val="891"/>
+    <w:basedOn w:val="901"/>
     <w:uiPriority w:val="99"/>
     <w:pPr>
       <w:pBdr/>
@@ -11675,9 +11922,9 @@
       </w:tcPr>
     </w:tblStylePr>
   </w:style>
-  <w:style w:type="table" w:styleId="750">
+  <w:style w:type="table" w:styleId="760">
     <w:name w:val="Grid Table 6 Colorful - Accent 3"/>
-    <w:basedOn w:val="891"/>
+    <w:basedOn w:val="901"/>
     <w:uiPriority w:val="99"/>
     <w:pPr>
       <w:pBdr/>
@@ -11905,9 +12152,9 @@
       </w:tcPr>
     </w:tblStylePr>
   </w:style>
-  <w:style w:type="table" w:styleId="751">
+  <w:style w:type="table" w:styleId="761">
     <w:name w:val="Grid Table 6 Colorful - Accent 4"/>
-    <w:basedOn w:val="891"/>
+    <w:basedOn w:val="901"/>
     <w:uiPriority w:val="99"/>
     <w:pPr>
       <w:pBdr/>
@@ -12135,9 +12382,9 @@
       </w:tcPr>
     </w:tblStylePr>
   </w:style>
-  <w:style w:type="table" w:styleId="752">
+  <w:style w:type="table" w:styleId="762">
     <w:name w:val="Grid Table 6 Colorful - Accent 5"/>
-    <w:basedOn w:val="891"/>
+    <w:basedOn w:val="901"/>
     <w:uiPriority w:val="99"/>
     <w:pPr>
       <w:pBdr/>
@@ -12365,9 +12612,9 @@
       </w:tcPr>
     </w:tblStylePr>
   </w:style>
-  <w:style w:type="table" w:styleId="753">
+  <w:style w:type="table" w:styleId="763">
     <w:name w:val="Grid Table 6 Colorful - Accent 6"/>
-    <w:basedOn w:val="891"/>
+    <w:basedOn w:val="901"/>
     <w:uiPriority w:val="99"/>
     <w:pPr>
       <w:pBdr/>
@@ -12595,9 +12842,9 @@
       </w:tcPr>
     </w:tblStylePr>
   </w:style>
-  <w:style w:type="table" w:styleId="754">
+  <w:style w:type="table" w:styleId="764">
     <w:name w:val="Grid Table 7 Colorful"/>
-    <w:basedOn w:val="891"/>
+    <w:basedOn w:val="901"/>
     <w:uiPriority w:val="99"/>
     <w:pPr>
       <w:pBdr/>
@@ -12849,9 +13096,9 @@
       </w:tcPr>
     </w:tblStylePr>
   </w:style>
-  <w:style w:type="table" w:styleId="755">
+  <w:style w:type="table" w:styleId="765">
     <w:name w:val="Grid Table 7 Colorful - Accent 1"/>
-    <w:basedOn w:val="891"/>
+    <w:basedOn w:val="901"/>
     <w:uiPriority w:val="99"/>
     <w:pPr>
       <w:pBdr/>
@@ -13103,9 +13350,9 @@
       </w:tcPr>
     </w:tblStylePr>
   </w:style>
-  <w:style w:type="table" w:styleId="756">
+  <w:style w:type="table" w:styleId="766">
     <w:name w:val="Grid Table 7 Colorful - Accent 2"/>
-    <w:basedOn w:val="891"/>
+    <w:basedOn w:val="901"/>
     <w:uiPriority w:val="99"/>
     <w:pPr>
       <w:pBdr/>
@@ -13357,9 +13604,9 @@
       </w:tcPr>
     </w:tblStylePr>
   </w:style>
-  <w:style w:type="table" w:styleId="757">
+  <w:style w:type="table" w:styleId="767">
     <w:name w:val="Grid Table 7 Colorful - Accent 3"/>
-    <w:basedOn w:val="891"/>
+    <w:basedOn w:val="901"/>
     <w:uiPriority w:val="99"/>
     <w:pPr>
       <w:pBdr/>
@@ -13611,9 +13858,9 @@
       </w:tcPr>
     </w:tblStylePr>
   </w:style>
-  <w:style w:type="table" w:styleId="758">
+  <w:style w:type="table" w:styleId="768">
     <w:name w:val="Grid Table 7 Colorful - Accent 4"/>
-    <w:basedOn w:val="891"/>
+    <w:basedOn w:val="901"/>
     <w:uiPriority w:val="99"/>
     <w:pPr>
       <w:pBdr/>
@@ -13865,9 +14112,9 @@
       </w:tcPr>
     </w:tblStylePr>
   </w:style>
-  <w:style w:type="table" w:styleId="759">
+  <w:style w:type="table" w:styleId="769">
     <w:name w:val="Grid Table 7 Colorful - Accent 5"/>
-    <w:basedOn w:val="891"/>
+    <w:basedOn w:val="901"/>
     <w:uiPriority w:val="99"/>
     <w:pPr>
       <w:pBdr/>
@@ -14119,9 +14366,9 @@
       </w:tcPr>
     </w:tblStylePr>
   </w:style>
-  <w:style w:type="table" w:styleId="760">
+  <w:style w:type="table" w:styleId="770">
     <w:name w:val="Grid Table 7 Colorful - Accent 6"/>
-    <w:basedOn w:val="891"/>
+    <w:basedOn w:val="901"/>
     <w:uiPriority w:val="99"/>
     <w:pPr>
       <w:pBdr/>
@@ -14373,9 +14620,9 @@
       </w:tcPr>
     </w:tblStylePr>
   </w:style>
-  <w:style w:type="table" w:styleId="761">
+  <w:style w:type="table" w:styleId="771">
     <w:name w:val="List Table 1 Light"/>
-    <w:basedOn w:val="891"/>
+    <w:basedOn w:val="901"/>
     <w:uiPriority w:val="99"/>
     <w:pPr>
       <w:pBdr/>
@@ -14589,9 +14836,9 @@
       </w:tcPr>
     </w:tblStylePr>
   </w:style>
-  <w:style w:type="table" w:styleId="762">
+  <w:style w:type="table" w:styleId="772">
     <w:name w:val="List Table 1 Light - Accent 1"/>
-    <w:basedOn w:val="891"/>
+    <w:basedOn w:val="901"/>
     <w:uiPriority w:val="99"/>
     <w:pPr>
       <w:pBdr/>
@@ -14805,9 +15052,9 @@
       </w:tcPr>
     </w:tblStylePr>
   </w:style>
-  <w:style w:type="table" w:styleId="763">
+  <w:style w:type="table" w:styleId="773">
     <w:name w:val="List Table 1 Light - Accent 2"/>
-    <w:basedOn w:val="891"/>
+    <w:basedOn w:val="901"/>
     <w:uiPriority w:val="99"/>
     <w:pPr>
       <w:pBdr/>
@@ -15021,9 +15268,9 @@
       </w:tcPr>
     </w:tblStylePr>
   </w:style>
-  <w:style w:type="table" w:styleId="764">
+  <w:style w:type="table" w:styleId="774">
     <w:name w:val="List Table 1 Light - Accent 3"/>
-    <w:basedOn w:val="891"/>
+    <w:basedOn w:val="901"/>
     <w:uiPriority w:val="99"/>
     <w:pPr>
       <w:pBdr/>
@@ -15237,9 +15484,9 @@
       </w:tcPr>
     </w:tblStylePr>
   </w:style>
-  <w:style w:type="table" w:styleId="765">
+  <w:style w:type="table" w:styleId="775">
     <w:name w:val="List Table 1 Light - Accent 4"/>
-    <w:basedOn w:val="891"/>
+    <w:basedOn w:val="901"/>
     <w:uiPriority w:val="99"/>
     <w:pPr>
       <w:pBdr/>
@@ -15453,9 +15700,9 @@
       </w:tcPr>
     </w:tblStylePr>
   </w:style>
-  <w:style w:type="table" w:styleId="766">
+  <w:style w:type="table" w:styleId="776">
     <w:name w:val="List Table 1 Light - Accent 5"/>
-    <w:basedOn w:val="891"/>
+    <w:basedOn w:val="901"/>
     <w:uiPriority w:val="99"/>
     <w:pPr>
       <w:pBdr/>
@@ -15669,9 +15916,9 @@
       </w:tcPr>
     </w:tblStylePr>
   </w:style>
-  <w:style w:type="table" w:styleId="767">
+  <w:style w:type="table" w:styleId="777">
     <w:name w:val="List Table 1 Light - Accent 6"/>
-    <w:basedOn w:val="891"/>
+    <w:basedOn w:val="901"/>
     <w:uiPriority w:val="99"/>
     <w:pPr>
       <w:pBdr/>
@@ -15885,9 +16132,9 @@
       </w:tcPr>
     </w:tblStylePr>
   </w:style>
-  <w:style w:type="table" w:styleId="768">
+  <w:style w:type="table" w:styleId="778">
     <w:name w:val="List Table 2"/>
-    <w:basedOn w:val="891"/>
+    <w:basedOn w:val="901"/>
     <w:uiPriority w:val="99"/>
     <w:pPr>
       <w:pBdr/>
@@ -16123,9 +16370,9 @@
       </w:tcPr>
     </w:tblStylePr>
   </w:style>
-  <w:style w:type="table" w:styleId="769">
+  <w:style w:type="table" w:styleId="779">
     <w:name w:val="List Table 2 - Accent 1"/>
-    <w:basedOn w:val="891"/>
+    <w:basedOn w:val="901"/>
     <w:uiPriority w:val="99"/>
     <w:pPr>
       <w:pBdr/>
@@ -16361,9 +16608,9 @@
       </w:tcPr>
     </w:tblStylePr>
   </w:style>
-  <w:style w:type="table" w:styleId="770">
+  <w:style w:type="table" w:styleId="780">
     <w:name w:val="List Table 2 - Accent 2"/>
-    <w:basedOn w:val="891"/>
+    <w:basedOn w:val="901"/>
     <w:uiPriority w:val="99"/>
     <w:pPr>
       <w:pBdr/>
@@ -16599,9 +16846,9 @@
       </w:tcPr>
     </w:tblStylePr>
   </w:style>
-  <w:style w:type="table" w:styleId="771">
+  <w:style w:type="table" w:styleId="781">
     <w:name w:val="List Table 2 - Accent 3"/>
-    <w:basedOn w:val="891"/>
+    <w:basedOn w:val="901"/>
     <w:uiPriority w:val="99"/>
     <w:pPr>
       <w:pBdr/>
@@ -16837,9 +17084,9 @@
       </w:tcPr>
     </w:tblStylePr>
   </w:style>
-  <w:style w:type="table" w:styleId="772">
+  <w:style w:type="table" w:styleId="782">
     <w:name w:val="List Table 2 - Accent 4"/>
-    <w:basedOn w:val="891"/>
+    <w:basedOn w:val="901"/>
     <w:uiPriority w:val="99"/>
     <w:pPr>
       <w:pBdr/>
@@ -17075,9 +17322,9 @@
       </w:tcPr>
     </w:tblStylePr>
   </w:style>
-  <w:style w:type="table" w:styleId="773">
+  <w:style w:type="table" w:styleId="783">
     <w:name w:val="List Table 2 - Accent 5"/>
-    <w:basedOn w:val="891"/>
+    <w:basedOn w:val="901"/>
     <w:uiPriority w:val="99"/>
     <w:pPr>
       <w:pBdr/>
@@ -17313,9 +17560,9 @@
       </w:tcPr>
     </w:tblStylePr>
   </w:style>
-  <w:style w:type="table" w:styleId="774">
+  <w:style w:type="table" w:styleId="784">
     <w:name w:val="List Table 2 - Accent 6"/>
-    <w:basedOn w:val="891"/>
+    <w:basedOn w:val="901"/>
     <w:uiPriority w:val="99"/>
     <w:pPr>
       <w:pBdr/>
@@ -17551,9 +17798,9 @@
       </w:tcPr>
     </w:tblStylePr>
   </w:style>
-  <w:style w:type="table" w:styleId="775">
+  <w:style w:type="table" w:styleId="785">
     <w:name w:val="List Table 3"/>
-    <w:basedOn w:val="891"/>
+    <w:basedOn w:val="901"/>
     <w:uiPriority w:val="99"/>
     <w:pPr>
       <w:pBdr/>
@@ -17779,9 +18026,9 @@
       </w:tcPr>
     </w:tblStylePr>
   </w:style>
-  <w:style w:type="table" w:styleId="776">
+  <w:style w:type="table" w:styleId="786">
     <w:name w:val="List Table 3 - Accent 1"/>
-    <w:basedOn w:val="891"/>
+    <w:basedOn w:val="901"/>
     <w:uiPriority w:val="99"/>
     <w:pPr>
       <w:pBdr/>
@@ -18007,9 +18254,9 @@
       </w:tcPr>
     </w:tblStylePr>
   </w:style>
-  <w:style w:type="table" w:styleId="777">
+  <w:style w:type="table" w:styleId="787">
     <w:name w:val="List Table 3 - Accent 2"/>
-    <w:basedOn w:val="891"/>
+    <w:basedOn w:val="901"/>
     <w:uiPriority w:val="99"/>
     <w:pPr>
       <w:pBdr/>
@@ -18235,9 +18482,9 @@
       </w:tcPr>
     </w:tblStylePr>
   </w:style>
-  <w:style w:type="table" w:styleId="778">
+  <w:style w:type="table" w:styleId="788">
     <w:name w:val="List Table 3 - Accent 3"/>
-    <w:basedOn w:val="891"/>
+    <w:basedOn w:val="901"/>
     <w:uiPriority w:val="99"/>
     <w:pPr>
       <w:pBdr/>
@@ -18463,9 +18710,9 @@
       </w:tcPr>
     </w:tblStylePr>
   </w:style>
-  <w:style w:type="table" w:styleId="779">
+  <w:style w:type="table" w:styleId="789">
     <w:name w:val="List Table 3 - Accent 4"/>
-    <w:basedOn w:val="891"/>
+    <w:basedOn w:val="901"/>
     <w:uiPriority w:val="99"/>
     <w:pPr>
       <w:pBdr/>
@@ -18691,9 +18938,9 @@
       </w:tcPr>
     </w:tblStylePr>
   </w:style>
-  <w:style w:type="table" w:styleId="780">
+  <w:style w:type="table" w:styleId="790">
     <w:name w:val="List Table 3 - Accent 5"/>
-    <w:basedOn w:val="891"/>
+    <w:basedOn w:val="901"/>
     <w:uiPriority w:val="99"/>
     <w:pPr>
       <w:pBdr/>
@@ -18919,9 +19166,9 @@
       </w:tcPr>
     </w:tblStylePr>
   </w:style>
-  <w:style w:type="table" w:styleId="781">
+  <w:style w:type="table" w:styleId="791">
     <w:name w:val="List Table 3 - Accent 6"/>
-    <w:basedOn w:val="891"/>
+    <w:basedOn w:val="901"/>
     <w:uiPriority w:val="99"/>
     <w:pPr>
       <w:pBdr/>
@@ -19147,9 +19394,9 @@
       </w:tcPr>
     </w:tblStylePr>
   </w:style>
-  <w:style w:type="table" w:styleId="782">
+  <w:style w:type="table" w:styleId="792">
     <w:name w:val="List Table 4"/>
-    <w:basedOn w:val="891"/>
+    <w:basedOn w:val="901"/>
     <w:uiPriority w:val="99"/>
     <w:pPr>
       <w:pBdr/>
@@ -19372,9 +19619,9 @@
       </w:tcPr>
     </w:tblStylePr>
   </w:style>
-  <w:style w:type="table" w:styleId="783">
+  <w:style w:type="table" w:styleId="793">
     <w:name w:val="List Table 4 - Accent 1"/>
-    <w:basedOn w:val="891"/>
+    <w:basedOn w:val="901"/>
     <w:uiPriority w:val="99"/>
     <w:pPr>
       <w:pBdr/>
@@ -19597,9 +19844,9 @@
       </w:tcPr>
     </w:tblStylePr>
   </w:style>
-  <w:style w:type="table" w:styleId="784">
+  <w:style w:type="table" w:styleId="794">
     <w:name w:val="List Table 4 - Accent 2"/>
-    <w:basedOn w:val="891"/>
+    <w:basedOn w:val="901"/>
     <w:uiPriority w:val="99"/>
     <w:pPr>
       <w:pBdr/>
@@ -19822,9 +20069,9 @@
       </w:tcPr>
     </w:tblStylePr>
   </w:style>
-  <w:style w:type="table" w:styleId="785">
+  <w:style w:type="table" w:styleId="795">
     <w:name w:val="List Table 4 - Accent 3"/>
-    <w:basedOn w:val="891"/>
+    <w:basedOn w:val="901"/>
     <w:uiPriority w:val="99"/>
     <w:pPr>
       <w:pBdr/>
@@ -20047,9 +20294,9 @@
       </w:tcPr>
     </w:tblStylePr>
   </w:style>
-  <w:style w:type="table" w:styleId="786">
+  <w:style w:type="table" w:styleId="796">
     <w:name w:val="List Table 4 - Accent 4"/>
-    <w:basedOn w:val="891"/>
+    <w:basedOn w:val="901"/>
     <w:uiPriority w:val="99"/>
     <w:pPr>
       <w:pBdr/>
@@ -20272,9 +20519,9 @@
       </w:tcPr>
     </w:tblStylePr>
   </w:style>
-  <w:style w:type="table" w:styleId="787">
+  <w:style w:type="table" w:styleId="797">
     <w:name w:val="List Table 4 - Accent 5"/>
-    <w:basedOn w:val="891"/>
+    <w:basedOn w:val="901"/>
     <w:uiPriority w:val="99"/>
     <w:pPr>
       <w:pBdr/>
@@ -20497,9 +20744,9 @@
       </w:tcPr>
     </w:tblStylePr>
   </w:style>
-  <w:style w:type="table" w:styleId="788">
+  <w:style w:type="table" w:styleId="798">
     <w:name w:val="List Table 4 - Accent 6"/>
-    <w:basedOn w:val="891"/>
+    <w:basedOn w:val="901"/>
     <w:uiPriority w:val="99"/>
     <w:pPr>
       <w:pBdr/>
@@ -20722,9 +20969,9 @@
       </w:tcPr>
     </w:tblStylePr>
   </w:style>
-  <w:style w:type="table" w:styleId="789">
+  <w:style w:type="table" w:styleId="799">
     <w:name w:val="List Table 5 Dark"/>
-    <w:basedOn w:val="891"/>
+    <w:basedOn w:val="901"/>
     <w:uiPriority w:val="99"/>
     <w:pPr>
       <w:pBdr/>
@@ -20964,9 +21211,9 @@
       </w:tcPr>
     </w:tblStylePr>
   </w:style>
-  <w:style w:type="table" w:styleId="790">
+  <w:style w:type="table" w:styleId="800">
     <w:name w:val="List Table 5 Dark - Accent 1"/>
-    <w:basedOn w:val="891"/>
+    <w:basedOn w:val="901"/>
     <w:uiPriority w:val="99"/>
     <w:pPr>
       <w:pBdr/>
@@ -21206,9 +21453,9 @@
       </w:tcPr>
     </w:tblStylePr>
   </w:style>
-  <w:style w:type="table" w:styleId="791">
+  <w:style w:type="table" w:styleId="801">
     <w:name w:val="List Table 5 Dark - Accent 2"/>
-    <w:basedOn w:val="891"/>
+    <w:basedOn w:val="901"/>
     <w:uiPriority w:val="99"/>
     <w:pPr>
       <w:pBdr/>
@@ -21448,9 +21695,9 @@
       </w:tcPr>
     </w:tblStylePr>
   </w:style>
-  <w:style w:type="table" w:styleId="792">
+  <w:style w:type="table" w:styleId="802">
     <w:name w:val="List Table 5 Dark - Accent 3"/>
-    <w:basedOn w:val="891"/>
+    <w:basedOn w:val="901"/>
     <w:uiPriority w:val="99"/>
     <w:pPr>
       <w:pBdr/>
@@ -21690,9 +21937,9 @@
       </w:tcPr>
     </w:tblStylePr>
   </w:style>
-  <w:style w:type="table" w:styleId="793">
+  <w:style w:type="table" w:styleId="803">
     <w:name w:val="List Table 5 Dark - Accent 4"/>
-    <w:basedOn w:val="891"/>
+    <w:basedOn w:val="901"/>
     <w:uiPriority w:val="99"/>
     <w:pPr>
       <w:pBdr/>
@@ -21932,9 +22179,9 @@
       </w:tcPr>
     </w:tblStylePr>
   </w:style>
-  <w:style w:type="table" w:styleId="794">
+  <w:style w:type="table" w:styleId="804">
     <w:name w:val="List Table 5 Dark - Accent 5"/>
-    <w:basedOn w:val="891"/>
+    <w:basedOn w:val="901"/>
     <w:uiPriority w:val="99"/>
     <w:pPr>
       <w:pBdr/>
@@ -22174,9 +22421,9 @@
       </w:tcPr>
     </w:tblStylePr>
   </w:style>
-  <w:style w:type="table" w:styleId="795">
+  <w:style w:type="table" w:styleId="805">
     <w:name w:val="List Table 5 Dark - Accent 6"/>
-    <w:basedOn w:val="891"/>
+    <w:basedOn w:val="901"/>
     <w:uiPriority w:val="99"/>
     <w:pPr>
       <w:pBdr/>
@@ -22416,9 +22663,9 @@
       </w:tcPr>
     </w:tblStylePr>
   </w:style>
-  <w:style w:type="table" w:styleId="796">
+  <w:style w:type="table" w:styleId="806">
     <w:name w:val="List Table 6 Colorful"/>
-    <w:basedOn w:val="891"/>
+    <w:basedOn w:val="901"/>
     <w:uiPriority w:val="99"/>
     <w:pPr>
       <w:pBdr/>
@@ -22639,9 +22886,9 @@
       </w:tcPr>
     </w:tblStylePr>
   </w:style>
-  <w:style w:type="table" w:styleId="797">
+  <w:style w:type="table" w:styleId="807">
     <w:name w:val="List Table 6 Colorful - Accent 1"/>
-    <w:basedOn w:val="891"/>
+    <w:basedOn w:val="901"/>
     <w:uiPriority w:val="99"/>
     <w:pPr>
       <w:pBdr/>
@@ -22862,9 +23109,9 @@
       </w:tcPr>
     </w:tblStylePr>
   </w:style>
-  <w:style w:type="table" w:styleId="798">
+  <w:style w:type="table" w:styleId="808">
     <w:name w:val="List Table 6 Colorful - Accent 2"/>
-    <w:basedOn w:val="891"/>
+    <w:basedOn w:val="901"/>
     <w:uiPriority w:val="99"/>
     <w:pPr>
       <w:pBdr/>
@@ -23085,9 +23332,9 @@
       </w:tcPr>
     </w:tblStylePr>
   </w:style>
-  <w:style w:type="table" w:styleId="799">
+  <w:style w:type="table" w:styleId="809">
     <w:name w:val="List Table 6 Colorful - Accent 3"/>
-    <w:basedOn w:val="891"/>
+    <w:basedOn w:val="901"/>
     <w:uiPriority w:val="99"/>
     <w:pPr>
       <w:pBdr/>
@@ -23308,9 +23555,9 @@
       </w:tcPr>
     </w:tblStylePr>
   </w:style>
-  <w:style w:type="table" w:styleId="800">
+  <w:style w:type="table" w:styleId="810">
     <w:name w:val="List Table 6 Colorful - Accent 4"/>
-    <w:basedOn w:val="891"/>
+    <w:basedOn w:val="901"/>
     <w:uiPriority w:val="99"/>
     <w:pPr>
       <w:pBdr/>
@@ -23531,9 +23778,9 @@
       </w:tcPr>
     </w:tblStylePr>
   </w:style>
-  <w:style w:type="table" w:styleId="801">
+  <w:style w:type="table" w:styleId="811">
     <w:name w:val="List Table 6 Colorful - Accent 5"/>
-    <w:basedOn w:val="891"/>
+    <w:basedOn w:val="901"/>
     <w:uiPriority w:val="99"/>
     <w:pPr>
       <w:pBdr/>
@@ -23754,9 +24001,9 @@
       </w:tcPr>
     </w:tblStylePr>
   </w:style>
-  <w:style w:type="table" w:styleId="802">
+  <w:style w:type="table" w:styleId="812">
     <w:name w:val="List Table 6 Colorful - Accent 6"/>
-    <w:basedOn w:val="891"/>
+    <w:basedOn w:val="901"/>
     <w:uiPriority w:val="99"/>
     <w:pPr>
       <w:pBdr/>
@@ -23977,9 +24224,9 @@
       </w:tcPr>
     </w:tblStylePr>
   </w:style>
-  <w:style w:type="table" w:styleId="803">
+  <w:style w:type="table" w:styleId="813">
     <w:name w:val="List Table 7 Colorful"/>
-    <w:basedOn w:val="891"/>
+    <w:basedOn w:val="901"/>
     <w:uiPriority w:val="99"/>
     <w:pPr>
       <w:pBdr/>
@@ -24233,9 +24480,9 @@
       </w:tcPr>
     </w:tblStylePr>
   </w:style>
-  <w:style w:type="table" w:styleId="804">
+  <w:style w:type="table" w:styleId="814">
     <w:name w:val="List Table 7 Colorful - Accent 1"/>
-    <w:basedOn w:val="891"/>
+    <w:basedOn w:val="901"/>
     <w:uiPriority w:val="99"/>
     <w:pPr>
       <w:pBdr/>
@@ -24489,9 +24736,9 @@
       </w:tcPr>
     </w:tblStylePr>
   </w:style>
-  <w:style w:type="table" w:styleId="805">
+  <w:style w:type="table" w:styleId="815">
     <w:name w:val="List Table 7 Colorful - Accent 2"/>
-    <w:basedOn w:val="891"/>
+    <w:basedOn w:val="901"/>
     <w:uiPriority w:val="99"/>
     <w:pPr>
       <w:pBdr/>
@@ -24745,9 +24992,9 @@
       </w:tcPr>
     </w:tblStylePr>
   </w:style>
-  <w:style w:type="table" w:styleId="806">
+  <w:style w:type="table" w:styleId="816">
     <w:name w:val="List Table 7 Colorful - Accent 3"/>
-    <w:basedOn w:val="891"/>
+    <w:basedOn w:val="901"/>
     <w:uiPriority w:val="99"/>
     <w:pPr>
       <w:pBdr/>
@@ -25001,9 +25248,9 @@
       </w:tcPr>
     </w:tblStylePr>
   </w:style>
-  <w:style w:type="table" w:styleId="807">
+  <w:style w:type="table" w:styleId="817">
     <w:name w:val="List Table 7 Colorful - Accent 4"/>
-    <w:basedOn w:val="891"/>
+    <w:basedOn w:val="901"/>
     <w:uiPriority w:val="99"/>
     <w:pPr>
       <w:pBdr/>
@@ -25257,9 +25504,9 @@
       </w:tcPr>
     </w:tblStylePr>
   </w:style>
-  <w:style w:type="table" w:styleId="808">
+  <w:style w:type="table" w:styleId="818">
     <w:name w:val="List Table 7 Colorful - Accent 5"/>
-    <w:basedOn w:val="891"/>
+    <w:basedOn w:val="901"/>
     <w:uiPriority w:val="99"/>
     <w:pPr>
       <w:pBdr/>
@@ -25513,9 +25760,9 @@
       </w:tcPr>
     </w:tblStylePr>
   </w:style>
-  <w:style w:type="table" w:styleId="809">
+  <w:style w:type="table" w:styleId="819">
     <w:name w:val="List Table 7 Colorful - Accent 6"/>
-    <w:basedOn w:val="891"/>
+    <w:basedOn w:val="901"/>
     <w:uiPriority w:val="99"/>
     <w:pPr>
       <w:pBdr/>
@@ -25769,9 +26016,9 @@
       </w:tcPr>
     </w:tblStylePr>
   </w:style>
-  <w:style w:type="table" w:styleId="810">
+  <w:style w:type="table" w:styleId="820">
     <w:name w:val="Lined - Accent"/>
-    <w:basedOn w:val="891"/>
+    <w:basedOn w:val="901"/>
     <w:uiPriority w:val="99"/>
     <w:pPr>
       <w:pBdr/>
@@ -26006,9 +26253,9 @@
       </w:tcPr>
     </w:tblStylePr>
   </w:style>
-  <w:style w:type="table" w:styleId="811">
+  <w:style w:type="table" w:styleId="821">
     <w:name w:val="Lined - Accent 1"/>
-    <w:basedOn w:val="891"/>
+    <w:basedOn w:val="901"/>
     <w:uiPriority w:val="99"/>
     <w:pPr>
       <w:pBdr/>
@@ -26243,9 +26490,9 @@
       </w:tcPr>
     </w:tblStylePr>
   </w:style>
-  <w:style w:type="table" w:styleId="812">
+  <w:style w:type="table" w:styleId="822">
     <w:name w:val="Lined - Accent 2"/>
-    <w:basedOn w:val="891"/>
+    <w:basedOn w:val="901"/>
     <w:uiPriority w:val="99"/>
     <w:pPr>
       <w:pBdr/>
@@ -26480,9 +26727,9 @@
       </w:tcPr>
     </w:tblStylePr>
   </w:style>
-  <w:style w:type="table" w:styleId="813">
+  <w:style w:type="table" w:styleId="823">
     <w:name w:val="Lined - Accent 3"/>
-    <w:basedOn w:val="891"/>
+    <w:basedOn w:val="901"/>
     <w:uiPriority w:val="99"/>
     <w:pPr>
       <w:pBdr/>
@@ -26717,9 +26964,9 @@
       </w:tcPr>
     </w:tblStylePr>
   </w:style>
-  <w:style w:type="table" w:styleId="814">
+  <w:style w:type="table" w:styleId="824">
     <w:name w:val="Lined - Accent 4"/>
-    <w:basedOn w:val="891"/>
+    <w:basedOn w:val="901"/>
     <w:uiPriority w:val="99"/>
     <w:pPr>
       <w:pBdr/>
@@ -26954,9 +27201,9 @@
       </w:tcPr>
     </w:tblStylePr>
   </w:style>
-  <w:style w:type="table" w:styleId="815">
+  <w:style w:type="table" w:styleId="825">
     <w:name w:val="Lined - Accent 5"/>
-    <w:basedOn w:val="891"/>
+    <w:basedOn w:val="901"/>
     <w:uiPriority w:val="99"/>
     <w:pPr>
       <w:pBdr/>
@@ -27191,9 +27438,9 @@
       </w:tcPr>
     </w:tblStylePr>
   </w:style>
-  <w:style w:type="table" w:styleId="816">
+  <w:style w:type="table" w:styleId="826">
     <w:name w:val="Lined - Accent 6"/>
-    <w:basedOn w:val="891"/>
+    <w:basedOn w:val="901"/>
     <w:uiPriority w:val="99"/>
     <w:pPr>
       <w:pBdr/>
@@ -27428,9 +27675,9 @@
       </w:tcPr>
     </w:tblStylePr>
   </w:style>
-  <w:style w:type="table" w:styleId="817">
+  <w:style w:type="table" w:styleId="827">
     <w:name w:val="Bordered &amp; Lined - Accent"/>
-    <w:basedOn w:val="891"/>
+    <w:basedOn w:val="901"/>
     <w:uiPriority w:val="99"/>
     <w:pPr>
       <w:pBdr/>
@@ -27672,9 +27919,9 @@
       </w:tcPr>
     </w:tblStylePr>
   </w:style>
-  <w:style w:type="table" w:styleId="818">
+  <w:style w:type="table" w:styleId="828">
     <w:name w:val="Bordered &amp; Lined - Accent 1"/>
-    <w:basedOn w:val="891"/>
+    <w:basedOn w:val="901"/>
     <w:uiPriority w:val="99"/>
     <w:pPr>
       <w:pBdr/>
@@ -27916,9 +28163,9 @@
       </w:tcPr>
     </w:tblStylePr>
   </w:style>
-  <w:style w:type="table" w:styleId="819">
+  <w:style w:type="table" w:styleId="829">
     <w:name w:val="Bordered &amp; Lined - Accent 2"/>
-    <w:basedOn w:val="891"/>
+    <w:basedOn w:val="901"/>
     <w:uiPriority w:val="99"/>
     <w:pPr>
       <w:pBdr/>
@@ -28160,9 +28407,9 @@
       </w:tcPr>
     </w:tblStylePr>
   </w:style>
-  <w:style w:type="table" w:styleId="820">
+  <w:style w:type="table" w:styleId="830">
     <w:name w:val="Bordered &amp; Lined - Accent 3"/>
-    <w:basedOn w:val="891"/>
+    <w:basedOn w:val="901"/>
     <w:uiPriority w:val="99"/>
     <w:pPr>
       <w:pBdr/>
@@ -28404,9 +28651,9 @@
       </w:tcPr>
     </w:tblStylePr>
   </w:style>
-  <w:style w:type="table" w:styleId="821">
+  <w:style w:type="table" w:styleId="831">
     <w:name w:val="Bordered &amp; Lined - Accent 4"/>
-    <w:basedOn w:val="891"/>
+    <w:basedOn w:val="901"/>
     <w:uiPriority w:val="99"/>
     <w:pPr>
       <w:pBdr/>
@@ -28648,9 +28895,9 @@
       </w:tcPr>
     </w:tblStylePr>
   </w:style>
-  <w:style w:type="table" w:styleId="822">
+  <w:style w:type="table" w:styleId="832">
     <w:name w:val="Bordered &amp; Lined - Accent 5"/>
-    <w:basedOn w:val="891"/>
+    <w:basedOn w:val="901"/>
     <w:uiPriority w:val="99"/>
     <w:pPr>
       <w:pBdr/>
@@ -28892,9 +29139,9 @@
       </w:tcPr>
     </w:tblStylePr>
   </w:style>
-  <w:style w:type="table" w:styleId="823">
+  <w:style w:type="table" w:styleId="833">
     <w:name w:val="Bordered &amp; Lined - Accent 6"/>
-    <w:basedOn w:val="891"/>
+    <w:basedOn w:val="901"/>
     <w:uiPriority w:val="99"/>
     <w:pPr>
       <w:pBdr/>
@@ -29136,9 +29383,9 @@
       </w:tcPr>
     </w:tblStylePr>
   </w:style>
-  <w:style w:type="table" w:styleId="824">
+  <w:style w:type="table" w:styleId="834">
     <w:name w:val="Bordered"/>
-    <w:basedOn w:val="891"/>
+    <w:basedOn w:val="901"/>
     <w:uiPriority w:val="99"/>
     <w:pPr>
       <w:pBdr/>
@@ -29367,9 +29614,9 @@
       </w:tcPr>
     </w:tblStylePr>
   </w:style>
-  <w:style w:type="table" w:styleId="825">
+  <w:style w:type="table" w:styleId="835">
     <w:name w:val="Bordered - Accent 1"/>
-    <w:basedOn w:val="891"/>
+    <w:basedOn w:val="901"/>
     <w:uiPriority w:val="99"/>
     <w:pPr>
       <w:pBdr/>
@@ -29598,9 +29845,9 @@
       </w:tcPr>
     </w:tblStylePr>
   </w:style>
-  <w:style w:type="table" w:styleId="826">
+  <w:style w:type="table" w:styleId="836">
     <w:name w:val="Bordered - Accent 2"/>
-    <w:basedOn w:val="891"/>
+    <w:basedOn w:val="901"/>
     <w:uiPriority w:val="99"/>
     <w:pPr>
       <w:pBdr/>
@@ -29829,9 +30076,9 @@
       </w:tcPr>
     </w:tblStylePr>
   </w:style>
-  <w:style w:type="table" w:styleId="827">
+  <w:style w:type="table" w:styleId="837">
     <w:name w:val="Bordered - Accent 3"/>
-    <w:basedOn w:val="891"/>
+    <w:basedOn w:val="901"/>
     <w:uiPriority w:val="99"/>
     <w:pPr>
       <w:pBdr/>
@@ -30060,9 +30307,9 @@
       </w:tcPr>
     </w:tblStylePr>
   </w:style>
-  <w:style w:type="table" w:styleId="828">
+  <w:style w:type="table" w:styleId="838">
     <w:name w:val="Bordered - Accent 4"/>
-    <w:basedOn w:val="891"/>
+    <w:basedOn w:val="901"/>
     <w:uiPriority w:val="99"/>
     <w:pPr>
       <w:pBdr/>
@@ -30291,9 +30538,9 @@
       </w:tcPr>
     </w:tblStylePr>
   </w:style>
-  <w:style w:type="table" w:styleId="829">
+  <w:style w:type="table" w:styleId="839">
     <w:name w:val="Bordered - Accent 5"/>
-    <w:basedOn w:val="891"/>
+    <w:basedOn w:val="901"/>
     <w:uiPriority w:val="99"/>
     <w:pPr>
       <w:pBdr/>
@@ -30522,9 +30769,9 @@
       </w:tcPr>
     </w:tblStylePr>
   </w:style>
-  <w:style w:type="table" w:styleId="830">
+  <w:style w:type="table" w:styleId="840">
     <w:name w:val="Bordered - Accent 6"/>
-    <w:basedOn w:val="891"/>
+    <w:basedOn w:val="901"/>
     <w:uiPriority w:val="99"/>
     <w:pPr>
       <w:pBdr/>
@@ -30753,11 +31000,11 @@
       </w:tcPr>
     </w:tblStylePr>
   </w:style>
-  <w:style w:type="paragraph" w:styleId="831">
+  <w:style w:type="paragraph" w:styleId="841">
     <w:name w:val="Heading 1"/>
-    <w:basedOn w:val="890"/>
-    <w:next w:val="890"/>
-    <w:link w:val="841"/>
+    <w:basedOn w:val="900"/>
+    <w:next w:val="900"/>
+    <w:link w:val="851"/>
     <w:uiPriority w:val="9"/>
     <w:qFormat/>
     <w:pPr>
@@ -30775,11 +31022,11 @@
       <w:szCs w:val="40"/>
     </w:rPr>
   </w:style>
-  <w:style w:type="paragraph" w:styleId="832">
+  <w:style w:type="paragraph" w:styleId="842">
     <w:name w:val="Heading 2"/>
-    <w:basedOn w:val="890"/>
-    <w:next w:val="890"/>
-    <w:link w:val="842"/>
+    <w:basedOn w:val="900"/>
+    <w:next w:val="900"/>
+    <w:link w:val="852"/>
     <w:uiPriority w:val="9"/>
     <w:unhideWhenUsed/>
     <w:qFormat/>
@@ -30798,11 +31045,11 @@
       <w:szCs w:val="32"/>
     </w:rPr>
   </w:style>
-  <w:style w:type="paragraph" w:styleId="833">
+  <w:style w:type="paragraph" w:styleId="843">
     <w:name w:val="Heading 3"/>
-    <w:basedOn w:val="890"/>
-    <w:next w:val="890"/>
-    <w:link w:val="843"/>
+    <w:basedOn w:val="900"/>
+    <w:next w:val="900"/>
+    <w:link w:val="853"/>
     <w:uiPriority w:val="9"/>
     <w:unhideWhenUsed/>
     <w:qFormat/>
@@ -30821,11 +31068,11 @@
       <w:szCs w:val="28"/>
     </w:rPr>
   </w:style>
-  <w:style w:type="paragraph" w:styleId="834">
+  <w:style w:type="paragraph" w:styleId="844">
     <w:name w:val="Heading 4"/>
-    <w:basedOn w:val="890"/>
-    <w:next w:val="890"/>
-    <w:link w:val="844"/>
+    <w:basedOn w:val="900"/>
+    <w:next w:val="900"/>
+    <w:link w:val="854"/>
     <w:uiPriority w:val="9"/>
     <w:unhideWhenUsed/>
     <w:qFormat/>
@@ -30844,11 +31091,11 @@
       <w:color w:val="0f4761" w:themeColor="accent1" w:themeShade="BF"/>
     </w:rPr>
   </w:style>
-  <w:style w:type="paragraph" w:styleId="835">
+  <w:style w:type="paragraph" w:styleId="845">
     <w:name w:val="Heading 5"/>
-    <w:basedOn w:val="890"/>
-    <w:next w:val="890"/>
-    <w:link w:val="845"/>
+    <w:basedOn w:val="900"/>
+    <w:next w:val="900"/>
+    <w:link w:val="855"/>
     <w:uiPriority w:val="9"/>
     <w:unhideWhenUsed/>
     <w:qFormat/>
@@ -30865,11 +31112,11 @@
       <w:color w:val="0f4761" w:themeColor="accent1" w:themeShade="BF"/>
     </w:rPr>
   </w:style>
-  <w:style w:type="paragraph" w:styleId="836">
+  <w:style w:type="paragraph" w:styleId="846">
     <w:name w:val="Heading 6"/>
-    <w:basedOn w:val="890"/>
-    <w:next w:val="890"/>
-    <w:link w:val="846"/>
+    <w:basedOn w:val="900"/>
+    <w:next w:val="900"/>
+    <w:link w:val="856"/>
     <w:uiPriority w:val="9"/>
     <w:unhideWhenUsed/>
     <w:qFormat/>
@@ -30888,11 +31135,11 @@
       <w:color w:val="595959" w:themeColor="text1" w:themeTint="A6"/>
     </w:rPr>
   </w:style>
-  <w:style w:type="paragraph" w:styleId="837">
+  <w:style w:type="paragraph" w:styleId="847">
     <w:name w:val="Heading 7"/>
-    <w:basedOn w:val="890"/>
-    <w:next w:val="890"/>
-    <w:link w:val="847"/>
+    <w:basedOn w:val="900"/>
+    <w:next w:val="900"/>
+    <w:link w:val="857"/>
     <w:uiPriority w:val="9"/>
     <w:unhideWhenUsed/>
     <w:qFormat/>
@@ -30909,11 +31156,11 @@
       <w:color w:val="595959" w:themeColor="text1" w:themeTint="A6"/>
     </w:rPr>
   </w:style>
-  <w:style w:type="paragraph" w:styleId="838">
+  <w:style w:type="paragraph" w:styleId="848">
     <w:name w:val="Heading 8"/>
-    <w:basedOn w:val="890"/>
-    <w:next w:val="890"/>
-    <w:link w:val="848"/>
+    <w:basedOn w:val="900"/>
+    <w:next w:val="900"/>
+    <w:link w:val="858"/>
     <w:uiPriority w:val="9"/>
     <w:unhideWhenUsed/>
     <w:qFormat/>
@@ -30932,11 +31179,11 @@
       <w:color w:val="272727" w:themeColor="text1" w:themeTint="D8"/>
     </w:rPr>
   </w:style>
-  <w:style w:type="paragraph" w:styleId="839">
+  <w:style w:type="paragraph" w:styleId="849">
     <w:name w:val="Heading 9"/>
-    <w:basedOn w:val="890"/>
-    <w:next w:val="890"/>
-    <w:link w:val="849"/>
+    <w:basedOn w:val="900"/>
+    <w:next w:val="900"/>
+    <w:link w:val="859"/>
     <w:uiPriority w:val="9"/>
     <w:unhideWhenUsed/>
     <w:qFormat/>
@@ -30955,7 +31202,7 @@
       <w:color w:val="272727" w:themeColor="text1" w:themeTint="D8"/>
     </w:rPr>
   </w:style>
-  <w:style w:type="character" w:styleId="840" w:default="1">
+  <w:style w:type="character" w:styleId="850" w:default="1">
     <w:name w:val="Default Paragraph Font"/>
     <w:uiPriority w:val="1"/>
     <w:semiHidden/>
@@ -30966,10 +31213,10 @@
       <w:ind/>
     </w:pPr>
   </w:style>
-  <w:style w:type="character" w:styleId="841">
+  <w:style w:type="character" w:styleId="851">
     <w:name w:val="Heading 1 Char"/>
-    <w:basedOn w:val="840"/>
-    <w:link w:val="831"/>
+    <w:basedOn w:val="850"/>
+    <w:link w:val="841"/>
     <w:uiPriority w:val="9"/>
     <w:pPr>
       <w:pBdr/>
@@ -30983,10 +31230,10 @@
       <w:szCs w:val="40"/>
     </w:rPr>
   </w:style>
-  <w:style w:type="character" w:styleId="842">
+  <w:style w:type="character" w:styleId="852">
     <w:name w:val="Heading 2 Char"/>
-    <w:basedOn w:val="840"/>
-    <w:link w:val="832"/>
+    <w:basedOn w:val="850"/>
+    <w:link w:val="842"/>
     <w:uiPriority w:val="9"/>
     <w:pPr>
       <w:pBdr/>
@@ -31000,10 +31247,10 @@
       <w:szCs w:val="32"/>
     </w:rPr>
   </w:style>
-  <w:style w:type="character" w:styleId="843">
+  <w:style w:type="character" w:styleId="853">
     <w:name w:val="Heading 3 Char"/>
-    <w:basedOn w:val="840"/>
-    <w:link w:val="833"/>
+    <w:basedOn w:val="850"/>
+    <w:link w:val="843"/>
     <w:uiPriority w:val="9"/>
     <w:pPr>
       <w:pBdr/>
@@ -31017,10 +31264,10 @@
       <w:szCs w:val="28"/>
     </w:rPr>
   </w:style>
-  <w:style w:type="character" w:styleId="844">
+  <w:style w:type="character" w:styleId="854">
     <w:name w:val="Heading 4 Char"/>
-    <w:basedOn w:val="840"/>
-    <w:link w:val="834"/>
+    <w:basedOn w:val="850"/>
+    <w:link w:val="844"/>
     <w:uiPriority w:val="9"/>
     <w:pPr>
       <w:pBdr/>
@@ -31034,10 +31281,10 @@
       <w:color w:val="0f4761" w:themeColor="accent1" w:themeShade="BF"/>
     </w:rPr>
   </w:style>
-  <w:style w:type="character" w:styleId="845">
+  <w:style w:type="character" w:styleId="855">
     <w:name w:val="Heading 5 Char"/>
-    <w:basedOn w:val="840"/>
-    <w:link w:val="835"/>
+    <w:basedOn w:val="850"/>
+    <w:link w:val="845"/>
     <w:uiPriority w:val="9"/>
     <w:pPr>
       <w:pBdr/>
@@ -31049,10 +31296,10 @@
       <w:color w:val="0f4761" w:themeColor="accent1" w:themeShade="BF"/>
     </w:rPr>
   </w:style>
-  <w:style w:type="character" w:styleId="846">
+  <w:style w:type="character" w:styleId="856">
     <w:name w:val="Heading 6 Char"/>
-    <w:basedOn w:val="840"/>
-    <w:link w:val="836"/>
+    <w:basedOn w:val="850"/>
+    <w:link w:val="846"/>
     <w:uiPriority w:val="9"/>
     <w:pPr>
       <w:pBdr/>
@@ -31066,10 +31313,10 @@
       <w:color w:val="595959" w:themeColor="text1" w:themeTint="A6"/>
     </w:rPr>
   </w:style>
-  <w:style w:type="character" w:styleId="847">
+  <w:style w:type="character" w:styleId="857">
     <w:name w:val="Heading 7 Char"/>
-    <w:basedOn w:val="840"/>
-    <w:link w:val="837"/>
+    <w:basedOn w:val="850"/>
+    <w:link w:val="847"/>
     <w:uiPriority w:val="9"/>
     <w:pPr>
       <w:pBdr/>
@@ -31081,10 +31328,10 @@
       <w:color w:val="595959" w:themeColor="text1" w:themeTint="A6"/>
     </w:rPr>
   </w:style>
-  <w:style w:type="character" w:styleId="848">
+  <w:style w:type="character" w:styleId="858">
     <w:name w:val="Heading 8 Char"/>
-    <w:basedOn w:val="840"/>
-    <w:link w:val="838"/>
+    <w:basedOn w:val="850"/>
+    <w:link w:val="848"/>
     <w:uiPriority w:val="9"/>
     <w:pPr>
       <w:pBdr/>
@@ -31098,10 +31345,10 @@
       <w:color w:val="272727" w:themeColor="text1" w:themeTint="D8"/>
     </w:rPr>
   </w:style>
-  <w:style w:type="character" w:styleId="849">
+  <w:style w:type="character" w:styleId="859">
     <w:name w:val="Heading 9 Char"/>
-    <w:basedOn w:val="840"/>
-    <w:link w:val="839"/>
+    <w:basedOn w:val="850"/>
+    <w:link w:val="849"/>
     <w:uiPriority w:val="9"/>
     <w:pPr>
       <w:pBdr/>
@@ -31115,11 +31362,11 @@
       <w:color w:val="272727" w:themeColor="text1" w:themeTint="D8"/>
     </w:rPr>
   </w:style>
-  <w:style w:type="paragraph" w:styleId="850">
+  <w:style w:type="paragraph" w:styleId="860">
     <w:name w:val="Title"/>
-    <w:basedOn w:val="890"/>
-    <w:next w:val="890"/>
-    <w:link w:val="851"/>
+    <w:basedOn w:val="900"/>
+    <w:next w:val="900"/>
+    <w:link w:val="861"/>
     <w:uiPriority w:val="10"/>
     <w:qFormat/>
     <w:pPr>
@@ -31135,10 +31382,10 @@
       <w:szCs w:val="56"/>
     </w:rPr>
   </w:style>
-  <w:style w:type="character" w:styleId="851">
+  <w:style w:type="character" w:styleId="861">
     <w:name w:val="Title Char"/>
-    <w:basedOn w:val="840"/>
-    <w:link w:val="850"/>
+    <w:basedOn w:val="850"/>
+    <w:link w:val="860"/>
     <w:uiPriority w:val="10"/>
     <w:pPr>
       <w:pBdr/>
@@ -31152,11 +31399,11 @@
       <w:szCs w:val="56"/>
     </w:rPr>
   </w:style>
-  <w:style w:type="paragraph" w:styleId="852">
+  <w:style w:type="paragraph" w:styleId="862">
     <w:name w:val="Subtitle"/>
-    <w:basedOn w:val="890"/>
-    <w:next w:val="890"/>
-    <w:link w:val="853"/>
+    <w:basedOn w:val="900"/>
+    <w:next w:val="900"/>
+    <w:link w:val="863"/>
     <w:uiPriority w:val="11"/>
     <w:qFormat/>
     <w:pPr>
@@ -31174,10 +31421,10 @@
       <w:szCs w:val="28"/>
     </w:rPr>
   </w:style>
-  <w:style w:type="character" w:styleId="853">
+  <w:style w:type="character" w:styleId="863">
     <w:name w:val="Subtitle Char"/>
-    <w:basedOn w:val="840"/>
-    <w:link w:val="852"/>
+    <w:basedOn w:val="850"/>
+    <w:link w:val="862"/>
     <w:uiPriority w:val="11"/>
     <w:pPr>
       <w:pBdr/>
@@ -31191,11 +31438,11 @@
       <w:szCs w:val="28"/>
     </w:rPr>
   </w:style>
-  <w:style w:type="paragraph" w:styleId="854">
+  <w:style w:type="paragraph" w:styleId="864">
     <w:name w:val="Quote"/>
-    <w:basedOn w:val="890"/>
-    <w:next w:val="890"/>
-    <w:link w:val="855"/>
+    <w:basedOn w:val="900"/>
+    <w:next w:val="900"/>
+    <w:link w:val="865"/>
     <w:uiPriority w:val="29"/>
     <w:qFormat/>
     <w:pPr>
@@ -31210,10 +31457,10 @@
       <w:color w:val="404040" w:themeColor="text1" w:themeTint="BF"/>
     </w:rPr>
   </w:style>
-  <w:style w:type="character" w:styleId="855">
+  <w:style w:type="character" w:styleId="865">
     <w:name w:val="Quote Char"/>
-    <w:basedOn w:val="840"/>
-    <w:link w:val="854"/>
+    <w:basedOn w:val="850"/>
+    <w:link w:val="864"/>
     <w:uiPriority w:val="29"/>
     <w:pPr>
       <w:pBdr/>
@@ -31226,9 +31473,9 @@
       <w:color w:val="404040" w:themeColor="text1" w:themeTint="BF"/>
     </w:rPr>
   </w:style>
-  <w:style w:type="character" w:styleId="856">
+  <w:style w:type="character" w:styleId="866">
     <w:name w:val="Intense Emphasis"/>
-    <w:basedOn w:val="840"/>
+    <w:basedOn w:val="850"/>
     <w:uiPriority w:val="21"/>
     <w:qFormat/>
     <w:pPr>
@@ -31242,11 +31489,11 @@
       <w:color w:val="0f4761" w:themeColor="accent1" w:themeShade="BF"/>
     </w:rPr>
   </w:style>
-  <w:style w:type="paragraph" w:styleId="857">
+  <w:style w:type="paragraph" w:styleId="867">
     <w:name w:val="Intense Quote"/>
-    <w:basedOn w:val="890"/>
-    <w:next w:val="890"/>
-    <w:link w:val="858"/>
+    <w:basedOn w:val="900"/>
+    <w:next w:val="900"/>
+    <w:link w:val="868"/>
     <w:uiPriority w:val="30"/>
     <w:qFormat/>
     <w:pPr>
@@ -31264,10 +31511,10 @@
       <w:color w:val="0f4761" w:themeColor="accent1" w:themeShade="BF"/>
     </w:rPr>
   </w:style>
-  <w:style w:type="character" w:styleId="858">
+  <w:style w:type="character" w:styleId="868">
     <w:name w:val="Intense Quote Char"/>
-    <w:basedOn w:val="840"/>
-    <w:link w:val="857"/>
+    <w:basedOn w:val="850"/>
+    <w:link w:val="867"/>
     <w:uiPriority w:val="30"/>
     <w:pPr>
       <w:pBdr/>
@@ -31280,9 +31527,9 @@
       <w:color w:val="0f4761" w:themeColor="accent1" w:themeShade="BF"/>
     </w:rPr>
   </w:style>
-  <w:style w:type="character" w:styleId="859">
+  <w:style w:type="character" w:styleId="869">
     <w:name w:val="Intense Reference"/>
-    <w:basedOn w:val="840"/>
+    <w:basedOn w:val="850"/>
     <w:uiPriority w:val="32"/>
     <w:qFormat/>
     <w:pPr>
@@ -31298,9 +31545,9 @@
       <w:spacing w:val="5"/>
     </w:rPr>
   </w:style>
-  <w:style w:type="character" w:styleId="860">
+  <w:style w:type="character" w:styleId="870">
     <w:name w:val="Subtle Emphasis"/>
-    <w:basedOn w:val="840"/>
+    <w:basedOn w:val="850"/>
     <w:uiPriority w:val="19"/>
     <w:qFormat/>
     <w:pPr>
@@ -31314,9 +31561,9 @@
       <w:color w:val="404040" w:themeColor="text1" w:themeTint="BF"/>
     </w:rPr>
   </w:style>
-  <w:style w:type="character" w:styleId="861">
+  <w:style w:type="character" w:styleId="871">
     <w:name w:val="Emphasis"/>
-    <w:basedOn w:val="840"/>
+    <w:basedOn w:val="850"/>
     <w:uiPriority w:val="20"/>
     <w:qFormat/>
     <w:pPr>
@@ -31329,9 +31576,9 @@
       <w:iCs/>
     </w:rPr>
   </w:style>
-  <w:style w:type="character" w:styleId="862">
+  <w:style w:type="character" w:styleId="872">
     <w:name w:val="Strong"/>
-    <w:basedOn w:val="840"/>
+    <w:basedOn w:val="850"/>
     <w:uiPriority w:val="22"/>
     <w:qFormat/>
     <w:pPr>
@@ -31344,9 +31591,9 @@
       <w:bCs/>
     </w:rPr>
   </w:style>
-  <w:style w:type="character" w:styleId="863">
+  <w:style w:type="character" w:styleId="873">
     <w:name w:val="Subtle Reference"/>
-    <w:basedOn w:val="840"/>
+    <w:basedOn w:val="850"/>
     <w:uiPriority w:val="31"/>
     <w:qFormat/>
     <w:pPr>
@@ -31359,9 +31606,9 @@
       <w:color w:val="5a5a5a" w:themeColor="text1" w:themeTint="A5"/>
     </w:rPr>
   </w:style>
-  <w:style w:type="character" w:styleId="864">
+  <w:style w:type="character" w:styleId="874">
     <w:name w:val="Book Title"/>
-    <w:basedOn w:val="840"/>
+    <w:basedOn w:val="850"/>
     <w:uiPriority w:val="33"/>
     <w:qFormat/>
     <w:pPr>
@@ -31377,10 +31624,10 @@
       <w:spacing w:val="5"/>
     </w:rPr>
   </w:style>
-  <w:style w:type="paragraph" w:styleId="865">
+  <w:style w:type="paragraph" w:styleId="875">
     <w:name w:val="Header"/>
-    <w:basedOn w:val="890"/>
-    <w:link w:val="866"/>
+    <w:basedOn w:val="900"/>
+    <w:link w:val="876"/>
     <w:uiPriority w:val="99"/>
     <w:unhideWhenUsed/>
     <w:pPr>
@@ -31393,10 +31640,10 @@
       <w:ind/>
     </w:pPr>
   </w:style>
-  <w:style w:type="character" w:styleId="866">
+  <w:style w:type="character" w:styleId="876">
     <w:name w:val="Header Char"/>
-    <w:basedOn w:val="840"/>
-    <w:link w:val="865"/>
+    <w:basedOn w:val="850"/>
+    <w:link w:val="875"/>
     <w:uiPriority w:val="99"/>
     <w:pPr>
       <w:pBdr/>
@@ -31404,10 +31651,10 @@
       <w:ind/>
     </w:pPr>
   </w:style>
-  <w:style w:type="paragraph" w:styleId="867">
+  <w:style w:type="paragraph" w:styleId="877">
     <w:name w:val="Footer"/>
-    <w:basedOn w:val="890"/>
-    <w:link w:val="868"/>
+    <w:basedOn w:val="900"/>
+    <w:link w:val="878"/>
     <w:uiPriority w:val="99"/>
     <w:unhideWhenUsed/>
     <w:pPr>
@@ -31420,10 +31667,10 @@
       <w:ind/>
     </w:pPr>
   </w:style>
-  <w:style w:type="character" w:styleId="868">
+  <w:style w:type="character" w:styleId="878">
     <w:name w:val="Footer Char"/>
-    <w:basedOn w:val="840"/>
-    <w:link w:val="867"/>
+    <w:basedOn w:val="850"/>
+    <w:link w:val="877"/>
     <w:uiPriority w:val="99"/>
     <w:pPr>
       <w:pBdr/>
@@ -31431,10 +31678,10 @@
       <w:ind/>
     </w:pPr>
   </w:style>
-  <w:style w:type="paragraph" w:styleId="869">
+  <w:style w:type="paragraph" w:styleId="879">
     <w:name w:val="Caption"/>
-    <w:basedOn w:val="890"/>
-    <w:next w:val="890"/>
+    <w:basedOn w:val="900"/>
+    <w:next w:val="900"/>
     <w:uiPriority w:val="35"/>
     <w:unhideWhenUsed/>
     <w:qFormat/>
@@ -31451,10 +31698,10 @@
       <w:szCs w:val="18"/>
     </w:rPr>
   </w:style>
-  <w:style w:type="paragraph" w:styleId="870">
+  <w:style w:type="paragraph" w:styleId="880">
     <w:name w:val="footnote text"/>
-    <w:basedOn w:val="890"/>
-    <w:link w:val="871"/>
+    <w:basedOn w:val="900"/>
+    <w:link w:val="881"/>
     <w:uiPriority w:val="99"/>
     <w:semiHidden/>
     <w:unhideWhenUsed/>
@@ -31468,10 +31715,10 @@
       <w:szCs w:val="20"/>
     </w:rPr>
   </w:style>
-  <w:style w:type="character" w:styleId="871">
+  <w:style w:type="character" w:styleId="881">
     <w:name w:val="Footnote Text Char"/>
-    <w:basedOn w:val="840"/>
-    <w:link w:val="870"/>
+    <w:basedOn w:val="850"/>
+    <w:link w:val="880"/>
     <w:uiPriority w:val="99"/>
     <w:semiHidden/>
     <w:pPr>
@@ -31484,9 +31731,9 @@
       <w:szCs w:val="20"/>
     </w:rPr>
   </w:style>
-  <w:style w:type="character" w:styleId="872">
+  <w:style w:type="character" w:styleId="882">
     <w:name w:val="footnote reference"/>
-    <w:basedOn w:val="840"/>
+    <w:basedOn w:val="850"/>
     <w:uiPriority w:val="99"/>
     <w:semiHidden/>
     <w:unhideWhenUsed/>
@@ -31499,10 +31746,10 @@
       <w:vertAlign w:val="superscript"/>
     </w:rPr>
   </w:style>
-  <w:style w:type="paragraph" w:styleId="873">
+  <w:style w:type="paragraph" w:styleId="883">
     <w:name w:val="endnote text"/>
-    <w:basedOn w:val="890"/>
-    <w:link w:val="874"/>
+    <w:basedOn w:val="900"/>
+    <w:link w:val="884"/>
     <w:uiPriority w:val="99"/>
     <w:semiHidden/>
     <w:unhideWhenUsed/>
@@ -31516,10 +31763,10 @@
       <w:szCs w:val="20"/>
     </w:rPr>
   </w:style>
-  <w:style w:type="character" w:styleId="874">
+  <w:style w:type="character" w:styleId="884">
     <w:name w:val="Endnote Text Char"/>
-    <w:basedOn w:val="840"/>
-    <w:link w:val="873"/>
+    <w:basedOn w:val="850"/>
+    <w:link w:val="883"/>
     <w:uiPriority w:val="99"/>
     <w:semiHidden/>
     <w:pPr>
@@ -31532,9 +31779,9 @@
       <w:szCs w:val="20"/>
     </w:rPr>
   </w:style>
-  <w:style w:type="character" w:styleId="875">
+  <w:style w:type="character" w:styleId="885">
     <w:name w:val="endnote reference"/>
-    <w:basedOn w:val="840"/>
+    <w:basedOn w:val="850"/>
     <w:uiPriority w:val="99"/>
     <w:semiHidden/>
     <w:unhideWhenUsed/>
@@ -31547,9 +31794,9 @@
       <w:vertAlign w:val="superscript"/>
     </w:rPr>
   </w:style>
-  <w:style w:type="character" w:styleId="876">
+  <w:style w:type="character" w:styleId="886">
     <w:name w:val="Hyperlink"/>
-    <w:basedOn w:val="840"/>
+    <w:basedOn w:val="850"/>
     <w:uiPriority w:val="99"/>
     <w:unhideWhenUsed/>
     <w:pPr>
@@ -31562,9 +31809,9 @@
       <w:u w:val="single"/>
     </w:rPr>
   </w:style>
-  <w:style w:type="character" w:styleId="877">
+  <w:style w:type="character" w:styleId="887">
     <w:name w:val="FollowedHyperlink"/>
-    <w:basedOn w:val="840"/>
+    <w:basedOn w:val="850"/>
     <w:uiPriority w:val="99"/>
     <w:semiHidden/>
     <w:unhideWhenUsed/>
@@ -31578,10 +31825,10 @@
       <w:u w:val="single"/>
     </w:rPr>
   </w:style>
-  <w:style w:type="paragraph" w:styleId="878">
+  <w:style w:type="paragraph" w:styleId="888">
     <w:name w:val="toc 1"/>
-    <w:basedOn w:val="890"/>
-    <w:next w:val="890"/>
+    <w:basedOn w:val="900"/>
+    <w:next w:val="900"/>
     <w:uiPriority w:val="39"/>
     <w:unhideWhenUsed/>
     <w:pPr>
@@ -31590,10 +31837,10 @@
       <w:ind/>
     </w:pPr>
   </w:style>
-  <w:style w:type="paragraph" w:styleId="879">
+  <w:style w:type="paragraph" w:styleId="889">
     <w:name w:val="toc 2"/>
-    <w:basedOn w:val="890"/>
-    <w:next w:val="890"/>
+    <w:basedOn w:val="900"/>
+    <w:next w:val="900"/>
     <w:uiPriority w:val="39"/>
     <w:unhideWhenUsed/>
     <w:pPr>
@@ -31602,10 +31849,10 @@
       <w:ind w:left="220"/>
     </w:pPr>
   </w:style>
-  <w:style w:type="paragraph" w:styleId="880">
+  <w:style w:type="paragraph" w:styleId="890">
     <w:name w:val="toc 3"/>
-    <w:basedOn w:val="890"/>
-    <w:next w:val="890"/>
+    <w:basedOn w:val="900"/>
+    <w:next w:val="900"/>
     <w:uiPriority w:val="39"/>
     <w:unhideWhenUsed/>
     <w:pPr>
@@ -31614,10 +31861,10 @@
       <w:ind w:left="440"/>
     </w:pPr>
   </w:style>
-  <w:style w:type="paragraph" w:styleId="881">
+  <w:style w:type="paragraph" w:styleId="891">
     <w:name w:val="toc 4"/>
-    <w:basedOn w:val="890"/>
-    <w:next w:val="890"/>
+    <w:basedOn w:val="900"/>
+    <w:next w:val="900"/>
     <w:uiPriority w:val="39"/>
     <w:unhideWhenUsed/>
     <w:pPr>
@@ -31626,10 +31873,10 @@
       <w:ind w:left="660"/>
     </w:pPr>
   </w:style>
-  <w:style w:type="paragraph" w:styleId="882">
+  <w:style w:type="paragraph" w:styleId="892">
     <w:name w:val="toc 5"/>
-    <w:basedOn w:val="890"/>
-    <w:next w:val="890"/>
+    <w:basedOn w:val="900"/>
+    <w:next w:val="900"/>
     <w:uiPriority w:val="39"/>
     <w:unhideWhenUsed/>
     <w:pPr>
@@ -31638,10 +31885,10 @@
       <w:ind w:left="880"/>
     </w:pPr>
   </w:style>
-  <w:style w:type="paragraph" w:styleId="883">
+  <w:style w:type="paragraph" w:styleId="893">
     <w:name w:val="toc 6"/>
-    <w:basedOn w:val="890"/>
-    <w:next w:val="890"/>
+    <w:basedOn w:val="900"/>
+    <w:next w:val="900"/>
     <w:uiPriority w:val="39"/>
     <w:unhideWhenUsed/>
     <w:pPr>
@@ -31650,10 +31897,10 @@
       <w:ind w:left="1100"/>
     </w:pPr>
   </w:style>
-  <w:style w:type="paragraph" w:styleId="884">
+  <w:style w:type="paragraph" w:styleId="894">
     <w:name w:val="toc 7"/>
-    <w:basedOn w:val="890"/>
-    <w:next w:val="890"/>
+    <w:basedOn w:val="900"/>
+    <w:next w:val="900"/>
     <w:uiPriority w:val="39"/>
     <w:unhideWhenUsed/>
     <w:pPr>
@@ -31662,10 +31909,10 @@
       <w:ind w:left="1320"/>
     </w:pPr>
   </w:style>
-  <w:style w:type="paragraph" w:styleId="885">
+  <w:style w:type="paragraph" w:styleId="895">
     <w:name w:val="toc 8"/>
-    <w:basedOn w:val="890"/>
-    <w:next w:val="890"/>
+    <w:basedOn w:val="900"/>
+    <w:next w:val="900"/>
     <w:uiPriority w:val="39"/>
     <w:unhideWhenUsed/>
     <w:pPr>
@@ -31674,10 +31921,10 @@
       <w:ind w:left="1540"/>
     </w:pPr>
   </w:style>
-  <w:style w:type="paragraph" w:styleId="886">
+  <w:style w:type="paragraph" w:styleId="896">
     <w:name w:val="toc 9"/>
-    <w:basedOn w:val="890"/>
-    <w:next w:val="890"/>
+    <w:basedOn w:val="900"/>
+    <w:next w:val="900"/>
     <w:uiPriority w:val="39"/>
     <w:unhideWhenUsed/>
     <w:pPr>
@@ -31686,9 +31933,9 @@
       <w:ind w:left="1760"/>
     </w:pPr>
   </w:style>
-  <w:style w:type="character" w:styleId="887">
+  <w:style w:type="character" w:styleId="897">
     <w:name w:val="Placeholder Text"/>
-    <w:basedOn w:val="840"/>
+    <w:basedOn w:val="850"/>
     <w:uiPriority w:val="99"/>
     <w:semiHidden/>
     <w:pPr>
@@ -31700,7 +31947,7 @@
       <w:color w:val="666666"/>
     </w:rPr>
   </w:style>
-  <w:style w:type="paragraph" w:styleId="888">
+  <w:style w:type="paragraph" w:styleId="898">
     <w:name w:val="TOC Heading"/>
     <w:uiPriority w:val="39"/>
     <w:unhideWhenUsed/>
@@ -31710,10 +31957,10 @@
       <w:ind/>
     </w:pPr>
   </w:style>
-  <w:style w:type="paragraph" w:styleId="889">
+  <w:style w:type="paragraph" w:styleId="899">
     <w:name w:val="table of figures"/>
-    <w:basedOn w:val="890"/>
-    <w:next w:val="890"/>
+    <w:basedOn w:val="900"/>
+    <w:next w:val="900"/>
     <w:uiPriority w:val="99"/>
     <w:unhideWhenUsed/>
     <w:pPr>
@@ -31722,7 +31969,7 @@
       <w:ind/>
     </w:pPr>
   </w:style>
-  <w:style w:type="paragraph" w:styleId="890" w:default="1">
+  <w:style w:type="paragraph" w:styleId="900" w:default="1">
     <w:name w:val="Normal"/>
     <w:qFormat/>
     <w:pPr>
@@ -31731,7 +31978,7 @@
       <w:ind/>
     </w:pPr>
   </w:style>
-  <w:style w:type="table" w:styleId="891" w:default="1">
+  <w:style w:type="table" w:styleId="901" w:default="1">
     <w:name w:val="Normal Table"/>
     <w:uiPriority w:val="99"/>
     <w:semiHidden/>
@@ -31924,7 +32171,7 @@
       </w:tcPr>
     </w:tblStylePr>
   </w:style>
-  <w:style w:type="numbering" w:styleId="892" w:default="1">
+  <w:style w:type="numbering" w:styleId="902" w:default="1">
     <w:name w:val="No List"/>
     <w:uiPriority w:val="99"/>
     <w:semiHidden/>
@@ -31935,9 +32182,9 @@
       <w:ind/>
     </w:pPr>
   </w:style>
-  <w:style w:type="paragraph" w:styleId="893">
+  <w:style w:type="paragraph" w:styleId="903">
     <w:name w:val="No Spacing"/>
-    <w:basedOn w:val="890"/>
+    <w:basedOn w:val="900"/>
     <w:uiPriority w:val="1"/>
     <w:qFormat/>
     <w:pPr>
@@ -31946,9 +32193,9 @@
       <w:ind/>
     </w:pPr>
   </w:style>
-  <w:style w:type="paragraph" w:styleId="894">
+  <w:style w:type="paragraph" w:styleId="904">
     <w:name w:val="List Paragraph"/>
-    <w:basedOn w:val="890"/>
+    <w:basedOn w:val="900"/>
     <w:uiPriority w:val="34"/>
     <w:qFormat/>
     <w:pPr>

--- a/documentation/ManualTranslation.docx
+++ b/documentation/ManualTranslation.docx
@@ -1001,6 +1001,178 @@
           <w:szCs w:val="22"/>
           <w:highlight w:val="none"/>
         </w:rPr>
+        <w:t xml:space="preserve">Os algoritmos usados para implementar a IA são o foco do campo de aprendizado de maquina. Especificamente, o aprendizado de maquinas envolve o desenvolvimento de algoritmos que podem aprender e fazer predições ou decisões baseadas em dados sem serem programados explicitamente. Para ilustrar isso, imagine um filtro de spam como uma aplicação pratica de aprendizado de maquina. Em vez de escrever manualmente as regras para identificar os emails de spam, um algoritmo de aprendizado de máquina é alimentado com exemplos de emails classificados como spam e emails </w:t>
+      </w:r>
+      <w:r>
+        <w:rPr>
+          <w:b w:val="0"/>
+          <w:bCs w:val="0"/>
+          <w:sz w:val="22"/>
+          <w:szCs w:val="22"/>
+          <w:highlight w:val="none"/>
+        </w:rPr>
+        <w:t xml:space="preserve">legitimos</w:t>
+      </w:r>
+      <w:r>
+        <w:rPr>
+          <w:b w:val="0"/>
+          <w:bCs w:val="0"/>
+          <w:sz w:val="22"/>
+          <w:szCs w:val="22"/>
+          <w:highlight w:val="none"/>
+        </w:rPr>
+        <w:t xml:space="preserve">. Ao minimizar o erro em suas previsões em um conjunto de dados de treinamento, o modelo que aprende a reconhecer padrões e características indicativas de spam, permitindo ele a classificar novos emails como spam ou </w:t>
+      </w:r>
+      <w:r>
+        <w:rPr>
+          <w:b w:val="0"/>
+          <w:bCs w:val="0"/>
+          <w:sz w:val="22"/>
+          <w:szCs w:val="22"/>
+          <w:highlight w:val="none"/>
+        </w:rPr>
+        <w:t xml:space="preserve">legitimos</w:t>
+      </w:r>
+      <w:r/>
+      <w:r>
+        <w:rPr>
+          <w:b w:val="0"/>
+          <w:bCs w:val="0"/>
+          <w:sz w:val="22"/>
+          <w:szCs w:val="22"/>
+          <w:highlight w:val="none"/>
+        </w:rPr>
+        <w:t xml:space="preserve">.</w:t>
+      </w:r>
+      <w:r>
+        <w:rPr>
+          <w:b w:val="0"/>
+          <w:bCs w:val="0"/>
+          <w:sz w:val="22"/>
+          <w:szCs w:val="22"/>
+          <w:highlight w:val="none"/>
+        </w:rPr>
+      </w:r>
+    </w:p>
+    <w:p>
+      <w:pPr>
+        <w:pBdr/>
+        <w:spacing/>
+        <w:ind w:firstLine="0"/>
+        <w:jc w:val="both"/>
+        <w:rPr>
+          <w:b w:val="0"/>
+          <w:bCs w:val="0"/>
+          <w:sz w:val="22"/>
+          <w:szCs w:val="22"/>
+          <w:highlight w:val="none"/>
+        </w:rPr>
+      </w:pPr>
+      <w:r>
+        <w:rPr>
+          <w:b w:val="0"/>
+          <w:bCs w:val="0"/>
+          <w:sz w:val="22"/>
+          <w:szCs w:val="22"/>
+          <w:highlight w:val="none"/>
+        </w:rPr>
+      </w:r>
+      <w:r>
+        <w:rPr>
+          <w:b w:val="0"/>
+          <w:bCs w:val="0"/>
+          <w:sz w:val="22"/>
+          <w:szCs w:val="22"/>
+          <w:highlight w:val="none"/>
+        </w:rPr>
+        <w:t xml:space="preserve">Como ilustrado na figura 1.1, o aprendizado profundo é um subcomponente do aprendizado de maquina focado na utilização de redes neurais com tres ou mais camadas(que são chamadas redes neurais profundas) para modelar padrões complexos e abstrações nos dados. Em contraste com o aprendizado profundo, o aprendizado de maquina tradicional requer extração manual dos recursos. Isso significa que um humano especializado precisa identificar e selecionar os recursos mais relevantes para o modelo.</w:t>
+      </w:r>
+      <w:r>
+        <w:rPr>
+          <w:b w:val="0"/>
+          <w:bCs w:val="0"/>
+          <w:sz w:val="22"/>
+          <w:szCs w:val="22"/>
+          <w:highlight w:val="none"/>
+        </w:rPr>
+      </w:r>
+    </w:p>
+    <w:p>
+      <w:pPr>
+        <w:pBdr/>
+        <w:spacing/>
+        <w:ind w:firstLine="0"/>
+        <w:jc w:val="both"/>
+        <w:rPr>
+          <w:b w:val="0"/>
+          <w:bCs w:val="0"/>
+          <w:sz w:val="22"/>
+          <w:szCs w:val="22"/>
+          <w:highlight w:val="none"/>
+        </w:rPr>
+      </w:pPr>
+      <w:r>
+        <w:rPr>
+          <w:b w:val="0"/>
+          <w:bCs w:val="0"/>
+          <w:sz w:val="22"/>
+          <w:szCs w:val="22"/>
+          <w:highlight w:val="none"/>
+        </w:rPr>
+        <w:t xml:space="preserve">Embora o campo de IA seja atualmente dominado pelo aprendizado de maquina e o aprendizado profundo, isso também inclui outras abordagens, como por exemplo, uso de sistemas baseados em regras, algoritmos genéricos, sistemas experts, lógica fuzzy ou raciocínio simbólico.</w:t>
+      </w:r>
+      <w:r>
+        <w:rPr>
+          <w:b w:val="0"/>
+          <w:bCs w:val="0"/>
+          <w:sz w:val="22"/>
+          <w:szCs w:val="22"/>
+          <w:highlight w:val="none"/>
+        </w:rPr>
+      </w:r>
+    </w:p>
+    <w:p>
+      <w:pPr>
+        <w:pBdr/>
+        <w:spacing/>
+        <w:ind w:firstLine="0"/>
+        <w:jc w:val="both"/>
+        <w:rPr>
+          <w:b w:val="0"/>
+          <w:bCs w:val="0"/>
+          <w:sz w:val="22"/>
+          <w:szCs w:val="22"/>
+          <w:highlight w:val="none"/>
+        </w:rPr>
+      </w:pPr>
+      <w:r>
+        <w:rPr>
+          <w:b w:val="0"/>
+          <w:bCs w:val="0"/>
+          <w:sz w:val="22"/>
+          <w:szCs w:val="22"/>
+          <w:highlight w:val="none"/>
+        </w:rPr>
+      </w:r>
+      <w:r>
+        <w:rPr>
+          <w:b w:val="0"/>
+          <w:bCs w:val="0"/>
+          <w:sz w:val="22"/>
+          <w:szCs w:val="22"/>
+          <w:highlight w:val="none"/>
+        </w:rPr>
+        <w:t xml:space="preserve">Retornando para o exemplo da classificação de spam, no aprendizado de maquina tradicional, profissionais humanos devem manualmente extrair características do texto do e-mail como a frequência de certas palavras de gatilho(“prize”, “win”, “free”), o numero de pontos de exclamação, uso de todas as palavras maiúsculas, ou a presença de links suspeitos. Esse conjunto de dados, criados com base nessas características definidas pelos profissionais, seria então utilizada pra treinar o modelo. Em contraste com o aprendizado de maquina tradicional, o aprendizado profundo não requer extração manual das características</w:t>
+      </w:r>
+      <w:r>
+        <w:rPr>
+          <w:b w:val="0"/>
+          <w:bCs w:val="0"/>
+          <w:sz w:val="22"/>
+          <w:szCs w:val="22"/>
+          <w:highlight w:val="none"/>
+        </w:rPr>
+        <w:t xml:space="preserve">. Isso significa que esses experts não precisam identificar e selecionar as características mais relevantes para os modelos de aprendizagem profunda. (Contudo, tanto na aprendizagem de maquina tradicional, quanto no aprendizado profundo para classificação de spam, você ainda precisa a coleta de rótulos, como o spam ou não-spam, que precisa ser obtido por um especialista ou por um usuário.</w:t>
       </w:r>
       <w:r>
         <w:rPr>

--- a/documentation/ManualTranslation.docx
+++ b/documentation/ManualTranslation.docx
@@ -7,6 +7,7 @@
         <w:pBdr/>
         <w:spacing/>
         <w:ind/>
+        <w:jc w:val="both"/>
         <w:rPr>
           <w:b/>
           <w:bCs/>
@@ -62,6 +63,7 @@
         <w:pBdr/>
         <w:spacing/>
         <w:ind/>
+        <w:jc w:val="both"/>
         <w:rPr>
           <w:b w:val="0"/>
           <w:bCs w:val="0"/>
@@ -109,6 +111,7 @@
         <w:pBdr/>
         <w:spacing/>
         <w:ind/>
+        <w:jc w:val="both"/>
         <w:rPr>
           <w:b w:val="0"/>
           <w:bCs w:val="0"/>
@@ -156,6 +159,7 @@
         <w:pBdr/>
         <w:spacing/>
         <w:ind/>
+        <w:jc w:val="both"/>
         <w:rPr>
           <w:b w:val="0"/>
           <w:bCs w:val="0"/>
@@ -203,6 +207,7 @@
         <w:pBdr/>
         <w:spacing/>
         <w:ind/>
+        <w:jc w:val="both"/>
         <w:rPr>
           <w:b w:val="0"/>
           <w:bCs w:val="0"/>
@@ -662,6 +667,7 @@
         <w:pBdr/>
         <w:spacing/>
         <w:ind/>
+        <w:jc w:val="both"/>
         <w:rPr>
           <w:b/>
           <w:bCs/>
@@ -685,6 +691,7 @@
           <w:bCs/>
           <w:sz w:val="28"/>
           <w:szCs w:val="28"/>
+          <w14:ligatures w14:val="none"/>
         </w:rPr>
       </w:r>
       <w:r>
@@ -702,6 +709,7 @@
         <w:pBdr/>
         <w:spacing/>
         <w:ind/>
+        <w:jc w:val="both"/>
         <w:rPr>
           <w:b/>
           <w:bCs/>
@@ -725,6 +733,7 @@
           <w:bCs/>
           <w:sz w:val="28"/>
           <w:szCs w:val="28"/>
+          <w14:ligatures w14:val="none"/>
         </w:rPr>
       </w:r>
       <w:r>
@@ -873,7 +882,22 @@
           <w:szCs w:val="22"/>
           <w:highlight w:val="none"/>
         </w:rPr>
-        <w:t xml:space="preserve">LLMs utilizam uma arquitetura chamada transformer(abordada com mais detalhes na seção 1.4), o que permite eles a prestar atenção seletiva a diferentes partes do input quando fazem predições, fazendo deles especialmente adeptos ao tratamento de nuances e complexidades da linguagem humana.</w:t>
+        <w:t xml:space="preserve">LLMs utilizam uma arquitetura ch</w:t>
+      </w:r>
+      <w:r>
+        <w:rPr>
+          <w:sz w:val="22"/>
+          <w:szCs w:val="22"/>
+          <w:highlight w:val="none"/>
+        </w:rPr>
+        <w:t xml:space="preserve">amada transformer(abordada com mais detalhes na seção 1.4), o que permite eles a prestar atenção seletiva a diferentes partes do input quando fazem predições, fazendo deles especialmente adeptos ao tratamento de nuances e complexidades da linguagem humana.</w:t>
+      </w:r>
+      <w:r>
+        <w:rPr>
+          <w:sz w:val="22"/>
+          <w:szCs w:val="22"/>
+          <w:highlight w:val="none"/>
+        </w:rPr>
       </w:r>
       <w:r>
         <w:rPr>
@@ -909,7 +933,22 @@
           <w:szCs w:val="22"/>
           <w:highlight w:val="none"/>
         </w:rPr>
-        <w:t xml:space="preserve">Desde que as LLMs são capazes de gerar texto, LLMs são muitas vezes referenciadas como uma forma de inteligencia artificial generativa, muitas vezes abreviadas como IA generativa ou GenAI. Como apresentado na figura 1.1, a IA abrange o campo mais amplo das maquinas de criação que podem executar tarefas que requerem inteligencia semelhante á do ser humano, que incluem: entender linguagem, reconhecer padrões, e tomar decisões, e inclui subitens como aprendizado de máquina e aprendizado profundo.</w:t>
+        <w:t xml:space="preserve">Desde que as LLMs são capazes de gerar texto, LLMs são muitas vezes referenciadas como uma forma de inteligencia artificial generativa, muitas vezes abreviadas como IA generativa ou GenAI. Como apresentado na figura 1.1, a IA abrange o campo </w:t>
+      </w:r>
+      <w:r>
+        <w:rPr>
+          <w:sz w:val="22"/>
+          <w:szCs w:val="22"/>
+          <w:highlight w:val="none"/>
+        </w:rPr>
+        <w:t xml:space="preserve">mais amplo das maquinas de criação que podem executar tarefas que requerem inteligencia semelhante á do ser humano, que incluem: entender linguagem, reconhecer padrões, e tomar decisões, e inclui subitens como aprendizado de máquina e aprendizado profundo.</w:t>
+      </w:r>
+      <w:r>
+        <w:rPr>
+          <w:sz w:val="22"/>
+          <w:szCs w:val="22"/>
+          <w:highlight w:val="none"/>
+        </w:rPr>
       </w:r>
       <w:r>
         <w:rPr>
@@ -923,7 +962,7 @@
       <w:pPr>
         <w:pBdr/>
         <w:spacing/>
-        <w:ind w:firstLine="0"/>
+        <w:ind w:firstLine="708"/>
         <w:jc w:val="both"/>
         <w:rPr>
           <w:b w:val="0"/>
@@ -958,7 +997,7 @@
           <w:szCs w:val="22"/>
           <w:highlight w:val="none"/>
         </w:rPr>
-        <w:t xml:space="preserve">Como nessa representação hierárquica entre os diferentes campos sugeridos, as LLMs representam uma aplicação especifica das técnicas de aprendizado profundo, aproveitando as habilidades para processar e gerar texto semelhante ao humano. Aprendizado profundo é um ramo especializado de aprendizado de maquina que foca em utilizar redes neurais de múltiplas camadas. E o aprendizado de maquina e o aprendizado profundo são campos voltados a implementação de algoritmos que permitem computadores á aprender a partir de dados e executar tarefas que tipicamente iriam requerer inteligência humana.</w:t>
+        <w:t xml:space="preserve">Como nessa representação hierárquica entre os diferentes campos sugeridos, as LL</w:t>
       </w:r>
       <w:r>
         <w:rPr>
@@ -968,14 +1007,9 @@
           <w:szCs w:val="22"/>
           <w:highlight w:val="none"/>
         </w:rPr>
+        <w:t xml:space="preserve">Ms representam uma aplicação especifica das técnicas de aprendizado profundo, aproveitando as habilidades para processar e gerar texto semelhante ao humano. Aprendizado profundo é um ramo especializado de aprendizado de maquina que foca em utilizar redes n</w:t>
       </w:r>
-    </w:p>
-    <w:p>
-      <w:pPr>
-        <w:pBdr/>
-        <w:spacing/>
-        <w:ind w:firstLine="0"/>
-        <w:jc w:val="both"/>
+      <w:r>
         <w:rPr>
           <w:b w:val="0"/>
           <w:bCs w:val="0"/>
@@ -983,7 +1017,8 @@
           <w:szCs w:val="22"/>
           <w:highlight w:val="none"/>
         </w:rPr>
-      </w:pPr>
+        <w:t xml:space="preserve">eurais de múltiplas camadas. E o aprendizado de maquina e o aprendizado profundo são campos voltados a implementação de algoritmos que permitem computadores á aprender a partir de dados e executar tarefas que tipicamente iriam requerer inteligência humana.</w:t>
+      </w:r>
       <w:r>
         <w:rPr>
           <w:b w:val="0"/>
@@ -1001,7 +1036,60 @@
           <w:szCs w:val="22"/>
           <w:highlight w:val="none"/>
         </w:rPr>
-        <w:t xml:space="preserve">Os algoritmos usados para implementar a IA são o foco do campo de aprendizado de maquina. Especificamente, o aprendizado de maquinas envolve o desenvolvimento de algoritmos que podem aprender e fazer predições ou decisões baseadas em dados sem serem programados explicitamente. Para ilustrar isso, imagine um filtro de spam como uma aplicação pratica de aprendizado de maquina. Em vez de escrever manualmente as regras para identificar os emails de spam, um algoritmo de aprendizado de máquina é alimentado com exemplos de emails classificados como spam e emails </w:t>
+      </w:r>
+    </w:p>
+    <w:p>
+      <w:pPr>
+        <w:pBdr/>
+        <w:spacing/>
+        <w:ind w:firstLine="708"/>
+        <w:jc w:val="both"/>
+        <w:rPr>
+          <w:b w:val="0"/>
+          <w:bCs w:val="0"/>
+          <w:sz w:val="22"/>
+          <w:szCs w:val="22"/>
+          <w:highlight w:val="none"/>
+        </w:rPr>
+      </w:pPr>
+      <w:r>
+        <w:rPr>
+          <w:b w:val="0"/>
+          <w:bCs w:val="0"/>
+          <w:sz w:val="22"/>
+          <w:szCs w:val="22"/>
+          <w:highlight w:val="none"/>
+        </w:rPr>
+      </w:r>
+      <w:r>
+        <w:rPr>
+          <w:b w:val="0"/>
+          <w:bCs w:val="0"/>
+          <w:sz w:val="22"/>
+          <w:szCs w:val="22"/>
+          <w:highlight w:val="none"/>
+        </w:rPr>
+        <w:t xml:space="preserve">Os algoritmos usados para implementar a IA são o fo</w:t>
+      </w:r>
+      <w:r>
+        <w:rPr>
+          <w:b w:val="0"/>
+          <w:bCs w:val="0"/>
+          <w:sz w:val="22"/>
+          <w:szCs w:val="22"/>
+          <w:highlight w:val="none"/>
+        </w:rPr>
+        <w:t xml:space="preserve">co do campo de aprendizado de maquina. Especificamente, o aprendizado de maquinas envolve o desenvolvimento de algoritmos que podem aprender e fazer predições ou decisões baseadas em dados sem serem programados explicitamente. Para ilustrar isso, imagine u</w:t>
+      </w:r>
+      <w:r>
+        <w:rPr>
+          <w:b w:val="0"/>
+          <w:bCs w:val="0"/>
+          <w:sz w:val="22"/>
+          <w:szCs w:val="22"/>
+          <w:highlight w:val="none"/>
+        </w:rPr>
+        <w:t xml:space="preserve">m filtro de spam como uma aplicação pratica de aprendizado de maquina. Em vez de escrever manualmente as regras para identificar os emails de spam, um algoritmo de aprendizado de máquina é alimentado com exemplos de emails classificados como spam e emails </w:t>
       </w:r>
       <w:r>
         <w:rPr>
@@ -1033,7 +1121,6 @@
         </w:rPr>
         <w:t xml:space="preserve">legitimos</w:t>
       </w:r>
-      <w:r/>
       <w:r>
         <w:rPr>
           <w:b w:val="0"/>
@@ -1053,12 +1140,21 @@
           <w:highlight w:val="none"/>
         </w:rPr>
       </w:r>
+      <w:r>
+        <w:rPr>
+          <w:b w:val="0"/>
+          <w:bCs w:val="0"/>
+          <w:sz w:val="22"/>
+          <w:szCs w:val="22"/>
+          <w:highlight w:val="none"/>
+        </w:rPr>
+      </w:r>
     </w:p>
     <w:p>
       <w:pPr>
         <w:pBdr/>
         <w:spacing/>
-        <w:ind w:firstLine="0"/>
+        <w:ind w:firstLine="708"/>
         <w:jc w:val="both"/>
         <w:rPr>
           <w:b w:val="0"/>
@@ -1085,7 +1181,7 @@
           <w:szCs w:val="22"/>
           <w:highlight w:val="none"/>
         </w:rPr>
-        <w:t xml:space="preserve">Como ilustrado na figura 1.1, o aprendizado profundo é um subcomponente do aprendizado de maquina focado na utilização de redes neurais com tres ou mais camadas(que são chamadas redes neurais profundas) para modelar padrões complexos e abstrações nos dados. Em contraste com o aprendizado profundo, o aprendizado de maquina tradicional requer extração manual dos recursos. Isso significa que um humano especializado precisa identificar e selecionar os recursos mais relevantes para o modelo.</w:t>
+        <w:t xml:space="preserve">Como ilustrado na figura 1.1, o aprendizado profundo é um subcomponente do aprendizado de maquina focado na utilização de redes neurais com tres ou mais camadas(que são chamadas redes neurais profundas) para modelar padrões complexos e</w:t>
       </w:r>
       <w:r>
         <w:rPr>
@@ -1095,56 +1191,8 @@
           <w:szCs w:val="22"/>
           <w:highlight w:val="none"/>
         </w:rPr>
+        <w:t xml:space="preserve"> abstrações nos dados. Em contraste com o aprendizado profundo, o aprendizado de maquina tradicional requer extração manual dos recursos. Isso significa que um humano especializado precisa identificar e selecionar os recursos mais relevantes para o modelo.</w:t>
       </w:r>
-    </w:p>
-    <w:p>
-      <w:pPr>
-        <w:pBdr/>
-        <w:spacing/>
-        <w:ind w:firstLine="0"/>
-        <w:jc w:val="both"/>
-        <w:rPr>
-          <w:b w:val="0"/>
-          <w:bCs w:val="0"/>
-          <w:sz w:val="22"/>
-          <w:szCs w:val="22"/>
-          <w:highlight w:val="none"/>
-        </w:rPr>
-      </w:pPr>
-      <w:r>
-        <w:rPr>
-          <w:b w:val="0"/>
-          <w:bCs w:val="0"/>
-          <w:sz w:val="22"/>
-          <w:szCs w:val="22"/>
-          <w:highlight w:val="none"/>
-        </w:rPr>
-        <w:t xml:space="preserve">Embora o campo de IA seja atualmente dominado pelo aprendizado de maquina e o aprendizado profundo, isso também inclui outras abordagens, como por exemplo, uso de sistemas baseados em regras, algoritmos genéricos, sistemas experts, lógica fuzzy ou raciocínio simbólico.</w:t>
-      </w:r>
-      <w:r>
-        <w:rPr>
-          <w:b w:val="0"/>
-          <w:bCs w:val="0"/>
-          <w:sz w:val="22"/>
-          <w:szCs w:val="22"/>
-          <w:highlight w:val="none"/>
-        </w:rPr>
-      </w:r>
-    </w:p>
-    <w:p>
-      <w:pPr>
-        <w:pBdr/>
-        <w:spacing/>
-        <w:ind w:firstLine="0"/>
-        <w:jc w:val="both"/>
-        <w:rPr>
-          <w:b w:val="0"/>
-          <w:bCs w:val="0"/>
-          <w:sz w:val="22"/>
-          <w:szCs w:val="22"/>
-          <w:highlight w:val="none"/>
-        </w:rPr>
-      </w:pPr>
       <w:r>
         <w:rPr>
           <w:b w:val="0"/>
@@ -1162,7 +1210,31 @@
           <w:szCs w:val="22"/>
           <w:highlight w:val="none"/>
         </w:rPr>
-        <w:t xml:space="preserve">Retornando para o exemplo da classificação de spam, no aprendizado de maquina tradicional, profissionais humanos devem manualmente extrair características do texto do e-mail como a frequência de certas palavras de gatilho(“prize”, “win”, “free”), o numero de pontos de exclamação, uso de todas as palavras maiúsculas, ou a presença de links suspeitos. Esse conjunto de dados, criados com base nessas características definidas pelos profissionais, seria então utilizada pra treinar o modelo. Em contraste com o aprendizado de maquina tradicional, o aprendizado profundo não requer extração manual das características</w:t>
+      </w:r>
+    </w:p>
+    <w:p>
+      <w:pPr>
+        <w:pBdr/>
+        <w:spacing/>
+        <w:ind w:firstLine="708"/>
+        <w:jc w:val="both"/>
+        <w:rPr>
+          <w:b w:val="0"/>
+          <w:bCs w:val="0"/>
+          <w:sz w:val="22"/>
+          <w:szCs w:val="22"/>
+          <w:highlight w:val="none"/>
+        </w:rPr>
+      </w:pPr>
+      <w:r>
+        <w:rPr>
+          <w:b w:val="0"/>
+          <w:bCs w:val="0"/>
+          <w:sz w:val="22"/>
+          <w:szCs w:val="22"/>
+          <w:highlight w:val="none"/>
+        </w:rPr>
+        <w:t xml:space="preserve">Embora o camp</w:t>
       </w:r>
       <w:r>
         <w:rPr>
@@ -1172,7 +1244,7 @@
           <w:szCs w:val="22"/>
           <w:highlight w:val="none"/>
         </w:rPr>
-        <w:t xml:space="preserve">. Isso significa que esses experts não precisam identificar e selecionar as características mais relevantes para os modelos de aprendizagem profunda. (Contudo, tanto na aprendizagem de maquina tradicional, quanto no aprendizado profundo para classificação de spam, você ainda precisa a coleta de rótulos, como o spam ou não-spam, que precisa ser obtido por um especialista ou por um usuário.</w:t>
+        <w:t xml:space="preserve">o de IA seja atualmente dominado pelo aprendizado de maquina e o aprendizado profundo, isso também inclui outras abordagens, como por exemplo, uso de sistemas baseados em regras, algoritmos genéricos, sistemas experts, lógica fuzzy ou raciocínio simbólico.</w:t>
       </w:r>
       <w:r>
         <w:rPr>
@@ -1181,6 +1253,553 @@
           <w:sz w:val="22"/>
           <w:szCs w:val="22"/>
           <w:highlight w:val="none"/>
+        </w:rPr>
+      </w:r>
+      <w:r>
+        <w:rPr>
+          <w:b w:val="0"/>
+          <w:bCs w:val="0"/>
+          <w:sz w:val="22"/>
+          <w:szCs w:val="22"/>
+          <w:highlight w:val="none"/>
+        </w:rPr>
+      </w:r>
+    </w:p>
+    <w:p>
+      <w:pPr>
+        <w:pBdr/>
+        <w:spacing/>
+        <w:ind w:firstLine="708"/>
+        <w:jc w:val="both"/>
+        <w:rPr>
+          <w:b w:val="0"/>
+          <w:bCs w:val="0"/>
+          <w:sz w:val="22"/>
+          <w:szCs w:val="22"/>
+          <w:highlight w:val="none"/>
+        </w:rPr>
+      </w:pPr>
+      <w:r>
+        <w:rPr>
+          <w:b w:val="0"/>
+          <w:bCs w:val="0"/>
+          <w:sz w:val="22"/>
+          <w:szCs w:val="22"/>
+          <w:highlight w:val="none"/>
+        </w:rPr>
+      </w:r>
+      <w:r>
+        <w:rPr>
+          <w:b w:val="0"/>
+          <w:bCs w:val="0"/>
+          <w:sz w:val="22"/>
+          <w:szCs w:val="22"/>
+          <w:highlight w:val="none"/>
+        </w:rPr>
+        <w:t xml:space="preserve">Retornando para o exemplo da classificação de spam, no aprendizado de maquina tradicional, profissionai</w:t>
+      </w:r>
+      <w:r>
+        <w:rPr>
+          <w:b w:val="0"/>
+          <w:bCs w:val="0"/>
+          <w:sz w:val="22"/>
+          <w:szCs w:val="22"/>
+          <w:highlight w:val="none"/>
+        </w:rPr>
+        <w:t xml:space="preserve">s humanos devem manualmente extrair características do texto do e-mail como a frequência de certas palavras de gatilho(“prize”, “win”, “free”), o numero de pontos de exclamação, uso de todas as palavras maiúsculas, ou a presença de links suspeitos. Esse co</w:t>
+      </w:r>
+      <w:r>
+        <w:rPr>
+          <w:b w:val="0"/>
+          <w:bCs w:val="0"/>
+          <w:sz w:val="22"/>
+          <w:szCs w:val="22"/>
+          <w:highlight w:val="none"/>
+        </w:rPr>
+        <w:t xml:space="preserve">njunto de dados, criados com base nessas características definidas pelos profissionais, seria então utilizada pra treinar o modelo. Em contraste com o aprendizado de maquina tradicional, o aprendizado profundo não requer extração manual das características</w:t>
+      </w:r>
+      <w:r>
+        <w:rPr>
+          <w:b w:val="0"/>
+          <w:bCs w:val="0"/>
+          <w:sz w:val="22"/>
+          <w:szCs w:val="22"/>
+          <w:highlight w:val="none"/>
+        </w:rPr>
+        <w:t xml:space="preserve">. Isso significa que esses experts não precisam identificar e selecionar as características mais relevantes para os modelos de aprendiz</w:t>
+      </w:r>
+      <w:r>
+        <w:rPr>
+          <w:b w:val="0"/>
+          <w:bCs w:val="0"/>
+          <w:sz w:val="22"/>
+          <w:szCs w:val="22"/>
+          <w:highlight w:val="none"/>
+        </w:rPr>
+        <w:t xml:space="preserve">agem profunda. (Contudo, tanto na aprendizagem de maquina tradicional, quanto no aprendizado profundo para classificação de spam, você ainda precisa a coleta de rótulos, como o spam ou não-spam, que precisa ser obtido por um especialista ou por um usuário.</w:t>
+      </w:r>
+      <w:r>
+        <w:rPr>
+          <w:b w:val="0"/>
+          <w:bCs w:val="0"/>
+          <w:sz w:val="22"/>
+          <w:szCs w:val="22"/>
+          <w:highlight w:val="none"/>
+        </w:rPr>
+      </w:r>
+    </w:p>
+    <w:p>
+      <w:pPr>
+        <w:pBdr/>
+        <w:spacing/>
+        <w:ind w:firstLine="0"/>
+        <w:jc w:val="both"/>
+        <w:rPr>
+          <w:b w:val="0"/>
+          <w:bCs w:val="0"/>
+          <w:sz w:val="22"/>
+          <w:szCs w:val="22"/>
+          <w:highlight w:val="none"/>
+        </w:rPr>
+      </w:pPr>
+      <w:r>
+        <w:rPr>
+          <w:b w:val="0"/>
+          <w:bCs w:val="0"/>
+          <w:sz w:val="22"/>
+          <w:szCs w:val="22"/>
+          <w:highlight w:val="none"/>
+        </w:rPr>
+        <w:tab/>
+        <w:t xml:space="preserve">As seções seguintes irão abordar alguns dos problemas que as LLMs podem resolver hoje, os desafios que as LLMs </w:t>
+      </w:r>
+      <w:r>
+        <w:rPr>
+          <w:b w:val="0"/>
+          <w:bCs w:val="0"/>
+          <w:sz w:val="22"/>
+          <w:szCs w:val="22"/>
+          <w:highlight w:val="none"/>
+        </w:rPr>
+        <w:t xml:space="preserve">apontam e a arquitetura geral das LLMs que iremos implementar nesse livro.</w:t>
+      </w:r>
+      <w:r>
+        <w:rPr>
+          <w:b w:val="0"/>
+          <w:bCs w:val="0"/>
+          <w:sz w:val="22"/>
+          <w:szCs w:val="22"/>
+          <w:highlight w:val="none"/>
+        </w:rPr>
+      </w:r>
+    </w:p>
+    <w:p>
+      <w:pPr>
+        <w:pBdr/>
+        <w:shd w:val="nil"/>
+        <w:spacing/>
+        <w:ind/>
+        <w:jc w:val="both"/>
+        <w:rPr>
+          <w:b w:val="0"/>
+          <w:bCs w:val="0"/>
+          <w:sz w:val="22"/>
+          <w:szCs w:val="22"/>
+          <w:highlight w:val="none"/>
+        </w:rPr>
+      </w:pPr>
+      <w:r>
+        <w:rPr>
+          <w:b w:val="0"/>
+          <w:bCs w:val="0"/>
+          <w:sz w:val="22"/>
+          <w:szCs w:val="22"/>
+          <w:highlight w:val="none"/>
+        </w:rPr>
+        <w:br w:type="page" w:clear="all"/>
+      </w:r>
+      <w:r>
+        <w:rPr>
+          <w:b w:val="0"/>
+          <w:bCs w:val="0"/>
+          <w:sz w:val="22"/>
+          <w:szCs w:val="22"/>
+          <w:highlight w:val="none"/>
+        </w:rPr>
+      </w:r>
+      <w:r>
+        <w:rPr>
+          <w:b w:val="0"/>
+          <w:bCs w:val="0"/>
+          <w:sz w:val="22"/>
+          <w:szCs w:val="22"/>
+          <w:highlight w:val="none"/>
+        </w:rPr>
+      </w:r>
+    </w:p>
+    <w:p>
+      <w:pPr>
+        <w:pBdr/>
+        <w:spacing/>
+        <w:ind/>
+        <w:jc w:val="both"/>
+        <w:rPr>
+          <w:b/>
+          <w:bCs/>
+          <w:sz w:val="28"/>
+          <w:szCs w:val="28"/>
+          <w:highlight w:val="none"/>
+          <w14:ligatures w14:val="none"/>
+        </w:rPr>
+      </w:pPr>
+      <w:r>
+        <w:rPr>
+          <w:b/>
+          <w:bCs/>
+          <w:sz w:val="28"/>
+          <w:szCs w:val="28"/>
+          <w:lang w:val="undefined"/>
+        </w:rPr>
+        <w:t xml:space="preserve">1.2</w:t>
+      </w:r>
+      <w:r>
+        <w:rPr>
+          <w:b/>
+          <w:bCs/>
+          <w:sz w:val="28"/>
+          <w:szCs w:val="28"/>
+          <w:lang w:val="undefined"/>
+        </w:rPr>
+        <w:t xml:space="preserve"> - Aplicações da LLMs</w:t>
+      </w:r>
+      <w:r>
+        <w:rPr>
+          <w:b/>
+          <w:bCs/>
+          <w:sz w:val="28"/>
+          <w:szCs w:val="28"/>
+        </w:rPr>
+      </w:r>
+    </w:p>
+    <w:p>
+      <w:pPr>
+        <w:pBdr/>
+        <w:spacing/>
+        <w:ind/>
+        <w:jc w:val="both"/>
+        <w:rPr>
+          <w:b w:val="0"/>
+          <w:bCs w:val="0"/>
+          <w:sz w:val="22"/>
+          <w:szCs w:val="22"/>
+          <w:highlight w:val="none"/>
+          <w:lang w:val="pt-BR"/>
+          <w14:ligatures w14:val="none"/>
+        </w:rPr>
+      </w:pPr>
+      <w:r>
+        <w:rPr>
+          <w:b/>
+          <w:bCs/>
+          <w:sz w:val="22"/>
+          <w:szCs w:val="22"/>
+          <w:highlight w:val="none"/>
+        </w:rPr>
+        <w:tab/>
+      </w:r>
+      <w:r>
+        <w:rPr>
+          <w:b w:val="0"/>
+          <w:bCs w:val="0"/>
+          <w:sz w:val="22"/>
+          <w:szCs w:val="22"/>
+          <w:highlight w:val="none"/>
+          <w:lang w:val="pt-BR"/>
+        </w:rPr>
+        <w:t xml:space="preserve">Devido as habilidades avançadas de analisar e entender dados desestruturados, as LLMs tem uma ampla gama de aplicações entremeio varios domínios. Hoje, as LLMs são empregadas para tradução automatica, geração de textos ineditos(veja na figura 1.2), analise de sentimentos, sintaxe de textos e muitas outras tarefas.</w:t>
+      </w:r>
+      <w:r>
+        <w:rPr>
+          <w:b w:val="0"/>
+          <w:bCs w:val="0"/>
+          <w:sz w:val="22"/>
+          <w:szCs w:val="22"/>
+          <w:highlight w:val="none"/>
+          <w:lang w:val="pt-BR"/>
+        </w:rPr>
+        <w:t xml:space="preserve"> LLMs foram recentemente usadas para criação de conteúdo, como ficção, artigos e eventualmente codigo de maquina.</w:t>
+      </w:r>
+      <w:r>
+        <w:rPr>
+          <w:b w:val="0"/>
+          <w:bCs w:val="0"/>
+          <w:sz w:val="22"/>
+          <w:szCs w:val="22"/>
+          <w:highlight w:val="none"/>
+          <w:lang w:val="pt-BR"/>
+        </w:rPr>
+      </w:r>
+    </w:p>
+    <w:p>
+      <w:pPr>
+        <w:pBdr/>
+        <w:spacing/>
+        <w:ind/>
+        <w:jc w:val="both"/>
+        <w:rPr>
+          <w:b w:val="0"/>
+          <w:bCs w:val="0"/>
+          <w:sz w:val="22"/>
+          <w:szCs w:val="22"/>
+          <w:highlight w:val="none"/>
+          <w:lang w:val="pt-BR" w:bidi="pt-BR"/>
+          <w14:ligatures w14:val="none"/>
+        </w:rPr>
+      </w:pPr>
+      <w:r>
+        <w:rPr>
+          <w:b w:val="0"/>
+          <w:bCs w:val="0"/>
+          <w:sz w:val="22"/>
+          <w:szCs w:val="22"/>
+          <w:highlight w:val="none"/>
+          <w:lang w:val="pt-BR" w:bidi="pt-BR"/>
+        </w:rPr>
+      </w:r>
+      <w:r>
+        <w:rPr>
+          <w:b w:val="0"/>
+          <w:bCs w:val="0"/>
+          <w:sz w:val="22"/>
+          <w:szCs w:val="22"/>
+          <w:highlight w:val="none"/>
+          <w:lang w:val="pt-BR" w:bidi="pt-BR"/>
+        </w:rPr>
+        <w:tab/>
+      </w:r>
+      <w:r>
+        <w:rPr>
+          <w:b/>
+          <w:bCs/>
+          <w:sz w:val="22"/>
+          <w:szCs w:val="22"/>
+          <w:highlight w:val="none"/>
+        </w:rPr>
+        <w:t xml:space="preserve">Figura 1.2 </w:t>
+      </w:r>
+      <w:r>
+        <w:rPr>
+          <w:b w:val="0"/>
+          <w:bCs w:val="0"/>
+          <w:sz w:val="22"/>
+          <w:szCs w:val="22"/>
+          <w:highlight w:val="none"/>
+          <w:lang w:val="pt-BR" w:bidi="pt-BR"/>
+        </w:rPr>
+        <w:t xml:space="preserve">A interface da LLM permite comunicação por linguagem natural entre os usuários e os sistemas de inteligência artificial. Esse printscreen mostra o chat gpt escrevendo um poema de acorco com as especificações do usuário.</w:t>
+      </w:r>
+      <w:r>
+        <w:rPr>
+          <w:b w:val="0"/>
+          <w:bCs w:val="0"/>
+          <w:sz w:val="22"/>
+          <w:szCs w:val="22"/>
+          <w:highlight w:val="none"/>
+        </w:rPr>
+      </w:r>
+    </w:p>
+    <w:p>
+      <w:pPr>
+        <w:pBdr/>
+        <w:spacing/>
+        <w:ind/>
+        <w:jc w:val="both"/>
+        <w:rPr>
+          <w:b w:val="0"/>
+          <w:bCs w:val="0"/>
+          <w:sz w:val="22"/>
+          <w:szCs w:val="22"/>
+          <w:highlight w:val="none"/>
+          <w:lang w:val="pt-BR" w:bidi="pt-BR"/>
+          <w14:ligatures w14:val="none"/>
+        </w:rPr>
+      </w:pPr>
+      <w:r>
+        <w:rPr>
+          <w:b w:val="0"/>
+          <w:bCs w:val="0"/>
+          <w:sz w:val="22"/>
+          <w:szCs w:val="22"/>
+          <w:highlight w:val="none"/>
+          <w:lang w:val="pt-BR" w:bidi="pt-BR"/>
+        </w:rPr>
+        <w:tab/>
+        <w:t xml:space="preserve">LLMs </w:t>
+      </w:r>
+      <w:r>
+        <w:rPr>
+          <w:b w:val="0"/>
+          <w:bCs w:val="0"/>
+          <w:sz w:val="22"/>
+          <w:szCs w:val="22"/>
+          <w:highlight w:val="none"/>
+          <w:lang w:val="pt-BR" w:bidi="pt-BR"/>
+        </w:rPr>
+        <w:t xml:space="preserve">também podem impulsionar chatbots sofisticados e assistentes virtuais, como Chatgpt da OpenAI ou o Gemini do Google(anteriormente chamado de Bard), que podem responder consultas do usuário e complementar pesquisas mecanismos de pesquisa tradicionais como o Google Search and Microsoft Bing.</w:t>
+      </w:r>
+      <w:r>
+        <w:rPr>
+          <w:b w:val="0"/>
+          <w:bCs w:val="0"/>
+          <w:sz w:val="22"/>
+          <w:szCs w:val="22"/>
+          <w:highlight w:val="none"/>
+        </w:rPr>
+      </w:r>
+    </w:p>
+    <w:p>
+      <w:pPr>
+        <w:pBdr/>
+        <w:spacing/>
+        <w:ind/>
+        <w:jc w:val="both"/>
+        <w:rPr>
+          <w:b w:val="0"/>
+          <w:bCs w:val="0"/>
+          <w:sz w:val="22"/>
+          <w:szCs w:val="22"/>
+          <w:highlight w:val="none"/>
+          <w:lang w:val="pt-BR" w:bidi="pt-BR"/>
+          <w14:ligatures w14:val="none"/>
+        </w:rPr>
+      </w:pPr>
+      <w:r>
+        <w:rPr>
+          <w:b w:val="0"/>
+          <w:bCs w:val="0"/>
+          <w:sz w:val="22"/>
+          <w:szCs w:val="22"/>
+          <w:highlight w:val="none"/>
+          <w:lang w:val="pt-BR" w:bidi="pt-BR"/>
+        </w:rPr>
+        <w:tab/>
+      </w:r>
+      <w:r>
+        <w:rPr>
+          <w:b w:val="0"/>
+          <w:bCs w:val="0"/>
+          <w:sz w:val="22"/>
+          <w:szCs w:val="22"/>
+          <w:highlight w:val="none"/>
+          <w:lang w:val="pt-BR" w:bidi="pt-BR"/>
+        </w:rPr>
+        <w:t xml:space="preserve">Além disso, as LLMs podem ser usadas para reconhecimento eficaz de conhecimento de um vasto volume de texto em áreas especializadas como a medicina ou advocacia. Isso inclui examinar minusciozamente entre documentos, sintatizar grandes passagens de texto, e responder questões técnicas.</w:t>
+      </w:r>
+      <w:r>
+        <w:rPr>
+          <w:b w:val="0"/>
+          <w:bCs w:val="0"/>
+          <w:sz w:val="22"/>
+          <w:szCs w:val="22"/>
+          <w:highlight w:val="none"/>
+        </w:rPr>
+      </w:r>
+    </w:p>
+    <w:p>
+      <w:pPr>
+        <w:pBdr/>
+        <w:spacing/>
+        <w:ind/>
+        <w:jc w:val="both"/>
+        <w:rPr>
+          <w:b w:val="0"/>
+          <w:bCs w:val="0"/>
+          <w:sz w:val="22"/>
+          <w:szCs w:val="22"/>
+          <w:highlight w:val="none"/>
+          <w:lang w:val="pt-BR" w:bidi="pt-BR"/>
+          <w14:ligatures w14:val="none"/>
+        </w:rPr>
+      </w:pPr>
+      <w:r>
+        <w:rPr>
+          <w:b w:val="0"/>
+          <w:bCs w:val="0"/>
+          <w:sz w:val="22"/>
+          <w:szCs w:val="22"/>
+          <w:highlight w:val="none"/>
+          <w:lang w:val="pt-BR" w:bidi="pt-BR"/>
+        </w:rPr>
+        <w:tab/>
+        <w:t xml:space="preserve">Resumidamente, LLMs são inestimaveis para automatizar de maneira geral, qualquer tarefa que envolva </w:t>
+      </w:r>
+      <w:r>
+        <w:rPr>
+          <w:b w:val="0"/>
+          <w:bCs w:val="0"/>
+          <w:sz w:val="22"/>
+          <w:szCs w:val="22"/>
+          <w:highlight w:val="none"/>
+          <w:lang w:val="pt-BR" w:bidi="pt-BR"/>
+        </w:rPr>
+        <w:t xml:space="preserve">analisar e gerar texto. As aplicações das mesmas são praticamente infinitas, e a medida que nós continuamos a inovar e a explorar novas maneiras de usar esses modelos, é claro que as LLMs tem potencial para redefinir nosso relacionamento com a tecnologia, tornando isso mais converssassional, intuitivo, e acessivel.</w:t>
+      </w:r>
+      <w:r>
+        <w:rPr>
+          <w:b w:val="0"/>
+          <w:bCs w:val="0"/>
+          <w:sz w:val="22"/>
+          <w:szCs w:val="22"/>
+          <w:highlight w:val="none"/>
+        </w:rPr>
+      </w:r>
+    </w:p>
+    <w:p>
+      <w:pPr>
+        <w:pBdr/>
+        <w:spacing/>
+        <w:ind/>
+        <w:jc w:val="both"/>
+        <w:rPr>
+          <w:b w:val="0"/>
+          <w:bCs w:val="0"/>
+          <w:sz w:val="22"/>
+          <w:szCs w:val="22"/>
+          <w:highlight w:val="none"/>
+          <w14:ligatures w14:val="none"/>
+        </w:rPr>
+      </w:pPr>
+      <w:r>
+        <w:rPr>
+          <w:b w:val="0"/>
+          <w:bCs w:val="0"/>
+          <w:sz w:val="22"/>
+          <w:szCs w:val="22"/>
+          <w:highlight w:val="none"/>
+          <w:lang w:val="pt-BR" w:bidi="pt-BR"/>
+        </w:rPr>
+        <w:tab/>
+        <w:t xml:space="preserve">Nesse livro nós vamos focar e entender como as LLMs funcionam de baixo para cima, codando uma LLM que pode gerar texto. Wos vamos também aprender sobre técnicas que permitem LLMs </w:t>
+      </w:r>
+      <w:r>
+        <w:rPr>
+          <w:b w:val="0"/>
+          <w:bCs w:val="0"/>
+          <w:sz w:val="22"/>
+          <w:szCs w:val="22"/>
+          <w:highlight w:val="none"/>
+          <w:lang w:val="pt-BR" w:bidi="pt-BR"/>
+        </w:rPr>
+        <w:t xml:space="preserve">realizar consultas, que vão desde responder questões até resumir texto, traduzir textos entre diferentes linguagens, e muito mais. Em outras palavras, nesse livro, nós vamos aprender como os complexos assistentes baseados em LLMs como o ChatGPT funciona montando passo á passo.</w:t>
+      </w:r>
+      <w:r>
+        <w:rPr>
+          <w:b w:val="0"/>
+          <w:bCs w:val="0"/>
+          <w:sz w:val="22"/>
+          <w:szCs w:val="22"/>
+          <w:highlight w:val="none"/>
+          <w:lang w:val="pt-BR" w:bidi="pt-BR"/>
         </w:rPr>
       </w:r>
     </w:p>

--- a/documentation/ManualTranslation.docx
+++ b/documentation/ManualTranslation.docx
@@ -1766,6 +1766,7 @@
           <w:sz w:val="22"/>
           <w:szCs w:val="22"/>
           <w:highlight w:val="none"/>
+          <w:lang w:val="pt-BR" w:bidi="pt-BR"/>
           <w14:ligatures w14:val="none"/>
         </w:rPr>
       </w:pPr>
@@ -1800,6 +1801,389 @@
           <w:szCs w:val="22"/>
           <w:highlight w:val="none"/>
           <w:lang w:val="pt-BR" w:bidi="pt-BR"/>
+        </w:rPr>
+      </w:r>
+    </w:p>
+    <w:p>
+      <w:pPr>
+        <w:pBdr/>
+        <w:shd w:val="nil"/>
+        <w:spacing/>
+        <w:ind/>
+        <w:rPr>
+          <w:b w:val="0"/>
+          <w:bCs w:val="0"/>
+          <w:sz w:val="22"/>
+          <w:szCs w:val="22"/>
+          <w:highlight w:val="none"/>
+          <w:lang w:val="pt-BR" w:bidi="pt-BR"/>
+          <w14:ligatures w14:val="none"/>
+        </w:rPr>
+      </w:pPr>
+      <w:r>
+        <w:rPr>
+          <w:b/>
+          <w:bCs/>
+          <w:sz w:val="28"/>
+          <w:szCs w:val="28"/>
+          <w:highlight w:val="none"/>
+        </w:rPr>
+        <w:br w:type="page" w:clear="all"/>
+      </w:r>
+      <w:r>
+        <w:rPr>
+          <w:b/>
+          <w:bCs/>
+          <w:sz w:val="28"/>
+          <w:szCs w:val="28"/>
+          <w:highlight w:val="none"/>
+        </w:rPr>
+      </w:r>
+      <w:r>
+        <w:rPr>
+          <w:b/>
+          <w:bCs/>
+          <w:sz w:val="28"/>
+          <w:szCs w:val="28"/>
+          <w:highlight w:val="none"/>
+        </w:rPr>
+      </w:r>
+    </w:p>
+    <w:p>
+      <w:pPr>
+        <w:pBdr/>
+        <w:shd w:val="nil"/>
+        <w:spacing/>
+        <w:ind/>
+        <w:rPr>
+          <w:b/>
+          <w:bCs/>
+          <w:sz w:val="28"/>
+          <w:szCs w:val="28"/>
+          <w:highlight w:val="none"/>
+          <w14:ligatures w14:val="none"/>
+        </w:rPr>
+      </w:pPr>
+      <w:r>
+        <w:rPr>
+          <w:b w:val="0"/>
+          <w:bCs w:val="0"/>
+          <w:sz w:val="22"/>
+          <w:szCs w:val="22"/>
+          <w:highlight w:val="none"/>
+          <w:lang w:val="pt-BR" w:bidi="pt-BR"/>
+        </w:rPr>
+      </w:r>
+      <w:r>
+        <w:rPr>
+          <w:b/>
+          <w:bCs/>
+          <w:sz w:val="28"/>
+          <w:szCs w:val="28"/>
+        </w:rPr>
+        <w:t xml:space="preserve">1.3</w:t>
+      </w:r>
+      <w:r>
+        <w:rPr>
+          <w:b/>
+          <w:bCs/>
+          <w:sz w:val="28"/>
+          <w:szCs w:val="28"/>
+        </w:rPr>
+        <w:t xml:space="preserve"> – Estagios da construção e uso das LLMs</w:t>
+      </w:r>
+      <w:r>
+        <w:rPr>
+          <w:b/>
+          <w:bCs/>
+          <w:sz w:val="28"/>
+          <w:szCs w:val="28"/>
+          <w:highlight w:val="none"/>
+        </w:rPr>
+      </w:r>
+    </w:p>
+    <w:p>
+      <w:pPr>
+        <w:pBdr/>
+        <w:shd w:val="nil"/>
+        <w:spacing/>
+        <w:ind/>
+        <w:rPr>
+          <w:b w:val="0"/>
+          <w:bCs w:val="0"/>
+          <w:sz w:val="22"/>
+          <w:szCs w:val="22"/>
+          <w:highlight w:val="none"/>
+          <w:lang w:val="pt-BR"/>
+          <w14:ligatures w14:val="none"/>
+        </w:rPr>
+      </w:pPr>
+      <w:r>
+        <w:rPr>
+          <w:b/>
+          <w:bCs/>
+          <w:sz w:val="22"/>
+          <w:szCs w:val="22"/>
+          <w:highlight w:val="none"/>
+        </w:rPr>
+        <w:tab/>
+      </w:r>
+      <w:r>
+        <w:rPr>
+          <w:b w:val="0"/>
+          <w:bCs w:val="0"/>
+          <w:sz w:val="22"/>
+          <w:szCs w:val="22"/>
+          <w:highlight w:val="none"/>
+        </w:rPr>
+        <w:t xml:space="preserve">Por que nós devemos construir nossas proprias LLMs? Codar uma LLM partindo do principio é um </w:t>
+      </w:r>
+      <w:r>
+        <w:rPr>
+          <w:b w:val="0"/>
+          <w:bCs w:val="0"/>
+          <w:sz w:val="22"/>
+          <w:szCs w:val="22"/>
+          <w:highlight w:val="none"/>
+        </w:rPr>
+        <w:t xml:space="preserve">exelente </w:t>
+      </w:r>
+      <w:r>
+        <w:rPr>
+          <w:b w:val="0"/>
+          <w:bCs w:val="0"/>
+          <w:sz w:val="22"/>
+          <w:szCs w:val="22"/>
+          <w:highlight w:val="none"/>
+        </w:rPr>
+        <w:t xml:space="preserve">exercício para compreender seus mecanismos e limitações. Isso também nos equipa com o conhecimento necessário para o pre-treinamento e ajuste fino de </w:t>
+      </w:r>
+      <w:r>
+        <w:rPr>
+          <w:b w:val="0"/>
+          <w:bCs w:val="0"/>
+          <w:sz w:val="22"/>
+          <w:szCs w:val="22"/>
+          <w:highlight w:val="none"/>
+        </w:rPr>
+        <w:t xml:space="preserve">arquiteturas </w:t>
+      </w:r>
+      <w:r>
+        <w:rPr>
+          <w:b w:val="0"/>
+          <w:bCs w:val="0"/>
+          <w:sz w:val="22"/>
+          <w:szCs w:val="22"/>
+          <w:highlight w:val="none"/>
+        </w:rPr>
+        <w:t xml:space="preserve">de LLMs de codigo aberto</w:t>
+      </w:r>
+      <w:r>
+        <w:rPr>
+          <w:sz w:val="18"/>
+          <w:szCs w:val="18"/>
+        </w:rPr>
+        <w:t xml:space="preserve"> </w:t>
+      </w:r>
+      <w:r>
+        <w:rPr>
+          <w:b w:val="0"/>
+          <w:bCs w:val="0"/>
+          <w:sz w:val="22"/>
+          <w:szCs w:val="22"/>
+          <w:highlight w:val="none"/>
+          <w:lang w:val="undefined"/>
+        </w:rPr>
+        <w:t xml:space="preserve">para </w:t>
+      </w:r>
+      <w:r>
+        <w:rPr>
+          <w:b w:val="0"/>
+          <w:bCs w:val="0"/>
+          <w:sz w:val="22"/>
+          <w:szCs w:val="22"/>
+          <w:highlight w:val="none"/>
+          <w:lang w:val="pt-BR"/>
+        </w:rPr>
+        <w:t xml:space="preserve">o nossos proprios conjuntos especificos de dados ou tarefas.</w:t>
+      </w:r>
+      <w:r>
+        <w:rPr>
+          <w:b w:val="0"/>
+          <w:bCs w:val="0"/>
+          <w:sz w:val="18"/>
+          <w:szCs w:val="18"/>
+          <w:highlight w:val="none"/>
+        </w:rPr>
+      </w:r>
+    </w:p>
+    <w:p>
+      <w:pPr>
+        <w:pBdr/>
+        <w:shd w:val="nil" w:color="000000"/>
+        <w:spacing/>
+        <w:ind/>
+        <w:rPr>
+          <w:b w:val="0"/>
+          <w:bCs w:val="0"/>
+          <w:sz w:val="22"/>
+          <w:szCs w:val="22"/>
+          <w:highlight w:val="none"/>
+          <w:lang w:val="pt-BR"/>
+          <w14:ligatures w14:val="none"/>
+        </w:rPr>
+      </w:pPr>
+      <w:r>
+        <w:rPr>
+          <w:b w:val="0"/>
+          <w:bCs w:val="0"/>
+          <w:sz w:val="22"/>
+          <w:szCs w:val="22"/>
+          <w:highlight w:val="none"/>
+          <w:lang w:val="pt-BR"/>
+        </w:rPr>
+        <w:tab/>
+        <w:t xml:space="preserve">Pesquisas mostraram que </w:t>
+      </w:r>
+      <w:r>
+        <w:rPr>
+          <w:b w:val="0"/>
+          <w:bCs w:val="0"/>
+          <w:sz w:val="22"/>
+          <w:szCs w:val="22"/>
+          <w:highlight w:val="none"/>
+          <w:lang w:val="pt-BR"/>
+        </w:rPr>
+        <w:t xml:space="preserve">quando se trata de performance de modelagem, LLMs de montagem customizada - essas sob medida para tarefas especificas ou especializações – podem performar melhor que as LLMs genericas, como as providenciadas pelo ChatGPT, que é designado para uma larga gama de aplicações. São exemplos: BoombergGPT, que é especializado para finanças e LLMs, e essas LLMs que são feitos sob medida para responder questões médicas( por favor veja a Leitura Complementar e a Seção de Referência no apêndice B para mais detalhes).</w:t>
+      </w:r>
+      <w:r>
+        <w:rPr>
+          <w:b w:val="0"/>
+          <w:bCs w:val="0"/>
+          <w:sz w:val="18"/>
+          <w:szCs w:val="18"/>
+          <w:highlight w:val="none"/>
+        </w:rPr>
+      </w:r>
+    </w:p>
+    <w:p>
+      <w:pPr>
+        <w:pBdr/>
+        <w:shd w:val="nil" w:color="000000"/>
+        <w:spacing/>
+        <w:ind/>
+        <w:jc w:val="both"/>
+        <w:rPr>
+          <w:b w:val="0"/>
+          <w:bCs w:val="0"/>
+          <w:sz w:val="22"/>
+          <w:szCs w:val="22"/>
+          <w:highlight w:val="none"/>
+          <w:lang w:val="pt-BR"/>
+          <w14:ligatures w14:val="none"/>
+        </w:rPr>
+      </w:pPr>
+      <w:r>
+        <w:rPr>
+          <w:b w:val="0"/>
+          <w:bCs w:val="0"/>
+          <w:sz w:val="22"/>
+          <w:szCs w:val="22"/>
+          <w:highlight w:val="none"/>
+          <w:lang w:val="pt-BR"/>
+        </w:rPr>
+        <w:tab/>
+        <w:t xml:space="preserve">O processo geral da criação de uma LLM inclui o pretreino e o ajuste fino. O termo pré em prétreino se refere a uma fase inicial onde um modelo como uma LLM é treinado em uma grande e diversa base de dados para desenvolver uma ampla compreensão da linguagem. Esse modelo pretreinado serve então como um recurso fundamental que pode ser ainda mais refinado atravez do ajuste fino, um processo onde o modelo é treinado especificamente em um conjunto de dados estrito que é mais </w:t>
+      </w:r>
+      <w:r>
+        <w:rPr>
+          <w:b w:val="0"/>
+          <w:bCs w:val="0"/>
+          <w:sz w:val="22"/>
+          <w:szCs w:val="22"/>
+          <w:highlight w:val="none"/>
+          <w:lang w:val="pt-BR"/>
+        </w:rPr>
+        <w:t xml:space="preserve">particulares </w:t>
+      </w:r>
+      <w:r>
+        <w:rPr>
+          <w:b w:val="0"/>
+          <w:bCs w:val="0"/>
+          <w:sz w:val="22"/>
+          <w:szCs w:val="22"/>
+          <w:highlight w:val="none"/>
+          <w:lang w:val="pt-BR"/>
+        </w:rPr>
+        <w:t xml:space="preserve">para tarefas ou dominios</w:t>
+      </w:r>
+      <w:r>
+        <w:rPr>
+          <w:b w:val="0"/>
+          <w:bCs w:val="0"/>
+          <w:sz w:val="22"/>
+          <w:szCs w:val="22"/>
+          <w:highlight w:val="none"/>
+          <w:lang w:val="pt-BR"/>
+        </w:rPr>
+        <w:t xml:space="preserve"> especificos. Essa abordagem de treniamento com dois estagios que consiste no pretreinamento e ajuste fino é descrito na figura 1.3.</w:t>
+      </w:r>
+      <w:r>
+        <w:rPr>
+          <w:b w:val="0"/>
+          <w:bCs w:val="0"/>
+          <w:sz w:val="22"/>
+          <w:szCs w:val="22"/>
+          <w:highlight w:val="none"/>
+          <w:lang w:val="pt-BR"/>
+        </w:rPr>
+      </w:r>
+    </w:p>
+    <w:p>
+      <w:pPr>
+        <w:pBdr/>
+        <w:shd w:val="nil" w:color="000000"/>
+        <w:spacing/>
+        <w:ind w:firstLine="708"/>
+        <w:jc w:val="both"/>
+        <w:rPr>
+          <w:b w:val="0"/>
+          <w:bCs w:val="0"/>
+          <w:sz w:val="22"/>
+          <w:szCs w:val="22"/>
+          <w:highlight w:val="none"/>
+          <w14:ligatures w14:val="none"/>
+        </w:rPr>
+      </w:pPr>
+      <w:r>
+        <w:rPr>
+          <w:b/>
+          <w:bCs/>
+          <w:sz w:val="22"/>
+          <w:szCs w:val="22"/>
+          <w:highlight w:val="none"/>
+          <w:lang w:val="pt-BR"/>
+        </w:rPr>
+        <w:t xml:space="preserve">Figura 1.3 </w:t>
+      </w:r>
+      <w:r>
+        <w:rPr>
+          <w:b w:val="0"/>
+          <w:bCs w:val="0"/>
+          <w:sz w:val="22"/>
+          <w:szCs w:val="22"/>
+          <w:highlight w:val="none"/>
+          <w:lang w:val="pt-BR"/>
+        </w:rPr>
+        <w:t xml:space="preserve">Pretreinar uma LLM envolve a predição da proxima palavra em grandes conjuntos de dados de textos. Uma LLM pretreinada pode também ser finamente ajustado usando um conjunto de dados rotulado e menor.</w:t>
+      </w:r>
+      <w:r>
+        <w:rPr>
+          <w:b w:val="0"/>
+          <w:bCs w:val="0"/>
+          <w:sz w:val="22"/>
+          <w:szCs w:val="22"/>
+          <w:highlight w:val="none"/>
         </w:rPr>
       </w:r>
     </w:p>
